--- a/java.docx
+++ b/java.docx
@@ -4,15 +4,15 @@
   <w:body>
     <w:p>
       <w:r>
-        <w:t>Java:</w:t>
-      </w:r>
-    </w:p>
-    <w:p>
-      <w:pPr>
-        <w:pStyle w:val="ListParagraph"/>
-        <w:numPr>
-          <w:ilvl w:val="0"/>
-          <w:numId w:val="1"/>
+        <w:t>Android Studio:</w:t>
+      </w:r>
+    </w:p>
+    <w:p>
+      <w:pPr>
+        <w:pStyle w:val="ListParagraph"/>
+        <w:numPr>
+          <w:ilvl w:val="0"/>
+          <w:numId w:val="3"/>
         </w:numPr>
       </w:pPr>
       <w:r>
@@ -24,7 +24,7 @@
         <w:pStyle w:val="ListParagraph"/>
         <w:numPr>
           <w:ilvl w:val="0"/>
-          <w:numId w:val="2"/>
+          <w:numId w:val="4"/>
         </w:numPr>
       </w:pPr>
       <w:r>
@@ -36,7 +36,7 @@
         <w:pStyle w:val="ListParagraph"/>
         <w:numPr>
           <w:ilvl w:val="0"/>
-          <w:numId w:val="2"/>
+          <w:numId w:val="4"/>
         </w:numPr>
       </w:pPr>
       <w:hyperlink r:id="rId5" w:history="1">
@@ -44,19 +44,123 @@
           <w:rPr>
             <w:rStyle w:val="Hyperlink"/>
           </w:rPr>
-          <w:t>https://www.oracle.com/jav</w:t>
+          <w:t>https://developer.android.com/studio</w:t>
         </w:r>
+      </w:hyperlink>
+    </w:p>
+    <w:p>
+      <w:pPr>
+        <w:pStyle w:val="ListParagraph"/>
+        <w:numPr>
+          <w:ilvl w:val="0"/>
+          <w:numId w:val="4"/>
+        </w:numPr>
+      </w:pPr>
+      <w:r>
+        <w:t>Click “Download Android Studio Giraffe” + cuộn xuống + Tick tôi đã đọc điều khoản + Click nút Download ở dưới + chờ nó tải + mở File vừa tải lên + tiến hành cài đặt mặc định</w:t>
+      </w:r>
+    </w:p>
+    <w:p>
+      <w:pPr>
+        <w:pStyle w:val="ListParagraph"/>
+        <w:numPr>
+          <w:ilvl w:val="0"/>
+          <w:numId w:val="4"/>
+        </w:numPr>
+        <w:spacing w:after="200" w:line="276" w:lineRule="auto"/>
+      </w:pPr>
+      <w:r>
+        <w:t>Sau khi làm xong</w:t>
+      </w:r>
+      <w:r>
+        <w:t>, trong thư mục “C:\Program Files” sẽ xuất hiện thư mục “Android”, chứa thư mục “Android Studio”, trong đây chứa thư mục “bin” chứa File “android64”</w:t>
+      </w:r>
+      <w:r>
+        <w:t xml:space="preserve"> và File “idea”, vào File “idea” dán dòng Code sau vào bất kì chỗ nào, để khỏi phải tải mấy cái không cần thiết</w:t>
+      </w:r>
+    </w:p>
+    <w:p>
+      <w:pPr>
+        <w:pStyle w:val="ListParagraph"/>
+        <w:pBdr>
+          <w:top w:val="single" w:sz="4" w:space="1" w:color="auto"/>
+          <w:left w:val="single" w:sz="4" w:space="4" w:color="auto"/>
+          <w:bottom w:val="single" w:sz="4" w:space="1" w:color="auto"/>
+          <w:right w:val="single" w:sz="4" w:space="4" w:color="auto"/>
+        </w:pBdr>
+        <w:spacing w:after="200" w:line="276" w:lineRule="auto"/>
+        <w:ind w:left="1080"/>
+      </w:pPr>
+      <w:r>
+        <w:t>disable.android.first.run=true</w:t>
+      </w:r>
+    </w:p>
+    <w:p>
+      <w:pPr>
+        <w:pStyle w:val="ListParagraph"/>
+        <w:numPr>
+          <w:ilvl w:val="0"/>
+          <w:numId w:val="4"/>
+        </w:numPr>
+        <w:spacing w:after="200" w:line="276" w:lineRule="auto"/>
+      </w:pPr>
+      <w:r>
+        <w:t>M</w:t>
+      </w:r>
+      <w:r>
+        <w:t>ở File</w:t>
+      </w:r>
+      <w:r>
+        <w:t xml:space="preserve"> “android64”</w:t>
+      </w:r>
+      <w:r>
+        <w:t xml:space="preserve"> để chạy chương trình</w:t>
+      </w:r>
+    </w:p>
+    <w:p/>
+    <w:p>
+      <w:r>
+        <w:t>Java:</w:t>
+      </w:r>
+    </w:p>
+    <w:p>
+      <w:pPr>
+        <w:pStyle w:val="ListParagraph"/>
+        <w:numPr>
+          <w:ilvl w:val="0"/>
+          <w:numId w:val="1"/>
+        </w:numPr>
+      </w:pPr>
+      <w:r>
+        <w:t>Cài Đặt?</w:t>
+      </w:r>
+    </w:p>
+    <w:p>
+      <w:pPr>
+        <w:pStyle w:val="ListParagraph"/>
+        <w:numPr>
+          <w:ilvl w:val="0"/>
+          <w:numId w:val="2"/>
+        </w:numPr>
+      </w:pPr>
+      <w:r>
+        <w:t>Vào Link</w:t>
+      </w:r>
+    </w:p>
+    <w:p>
+      <w:pPr>
+        <w:pStyle w:val="ListParagraph"/>
+        <w:numPr>
+          <w:ilvl w:val="0"/>
+          <w:numId w:val="2"/>
+        </w:numPr>
+      </w:pPr>
+      <w:hyperlink r:id="rId6" w:history="1">
         <w:r>
           <w:rPr>
             <w:rStyle w:val="Hyperlink"/>
           </w:rPr>
-          <w:t>a</w:t>
-        </w:r>
-        <w:r>
-          <w:rPr>
-            <w:rStyle w:val="Hyperlink"/>
-          </w:rPr>
-          <w:t>/technologies/downloads/</w:t>
+          <w:t>https://www.oracle.com/java/technologies/downloads/</w:t>
         </w:r>
       </w:hyperlink>
     </w:p>
@@ -84,16 +188,7 @@
         <w:t>Sau khi làm xong</w:t>
       </w:r>
       <w:r>
-        <w:t>, trong thư mục “C:\Program Files” sẽ xuất hiện thư mục “</w:t>
-      </w:r>
-      <w:r>
-        <w:t>Java</w:t>
-      </w:r>
-      <w:r>
-        <w:t xml:space="preserve">”, </w:t>
-      </w:r>
-      <w:r>
-        <w:t>trong đây sẽ có thư mục có tên “jdk-&lt;Phiên Bản&gt;”, ví dụ “jdk-21”, tương ứng với phiên bản bạn tải, trong thư mục này có thư mục “bin” chứa các File lệnh để bạn chạy Code</w:t>
+        <w:t>, trong thư mục “C:\Program Files” sẽ xuất hiện thư mục “Java”, trong đây sẽ có thư mục có tên “jdk-&lt;Phiên Bản&gt;”, ví dụ “jdk-21”, tương ứng với phiên bản bạn tải, trong thư mục này có thư mục “bin” chứa các File lệnh để bạn chạy Code</w:t>
       </w:r>
     </w:p>
     <w:p>
@@ -342,6 +437,95 @@
     </w:lvl>
   </w:abstractNum>
   <w:abstractNum w:abstractNumId="1" w15:restartNumberingAfterBreak="0">
+    <w:nsid w:val="30F15A9B"/>
+    <w:multiLevelType w:val="hybridMultilevel"/>
+    <w:tmpl w:val="35B25CA2"/>
+    <w:lvl w:ilvl="0" w:tplc="F3243F28">
+      <w:start w:val="1"/>
+      <w:numFmt w:val="decimal"/>
+      <w:lvlText w:val="%1."/>
+      <w:lvlJc w:val="left"/>
+      <w:pPr>
+        <w:ind w:left="1080" w:hanging="360"/>
+      </w:pPr>
+      <w:rPr>
+        <w:rFonts w:hint="default"/>
+      </w:rPr>
+    </w:lvl>
+    <w:lvl w:ilvl="1" w:tplc="04090019" w:tentative="1">
+      <w:start w:val="1"/>
+      <w:numFmt w:val="lowerLetter"/>
+      <w:lvlText w:val="%2."/>
+      <w:lvlJc w:val="left"/>
+      <w:pPr>
+        <w:ind w:left="1800" w:hanging="360"/>
+      </w:pPr>
+    </w:lvl>
+    <w:lvl w:ilvl="2" w:tplc="0409001B" w:tentative="1">
+      <w:start w:val="1"/>
+      <w:numFmt w:val="lowerRoman"/>
+      <w:lvlText w:val="%3."/>
+      <w:lvlJc w:val="right"/>
+      <w:pPr>
+        <w:ind w:left="2520" w:hanging="180"/>
+      </w:pPr>
+    </w:lvl>
+    <w:lvl w:ilvl="3" w:tplc="0409000F" w:tentative="1">
+      <w:start w:val="1"/>
+      <w:numFmt w:val="decimal"/>
+      <w:lvlText w:val="%4."/>
+      <w:lvlJc w:val="left"/>
+      <w:pPr>
+        <w:ind w:left="3240" w:hanging="360"/>
+      </w:pPr>
+    </w:lvl>
+    <w:lvl w:ilvl="4" w:tplc="04090019" w:tentative="1">
+      <w:start w:val="1"/>
+      <w:numFmt w:val="lowerLetter"/>
+      <w:lvlText w:val="%5."/>
+      <w:lvlJc w:val="left"/>
+      <w:pPr>
+        <w:ind w:left="3960" w:hanging="360"/>
+      </w:pPr>
+    </w:lvl>
+    <w:lvl w:ilvl="5" w:tplc="0409001B" w:tentative="1">
+      <w:start w:val="1"/>
+      <w:numFmt w:val="lowerRoman"/>
+      <w:lvlText w:val="%6."/>
+      <w:lvlJc w:val="right"/>
+      <w:pPr>
+        <w:ind w:left="4680" w:hanging="180"/>
+      </w:pPr>
+    </w:lvl>
+    <w:lvl w:ilvl="6" w:tplc="0409000F" w:tentative="1">
+      <w:start w:val="1"/>
+      <w:numFmt w:val="decimal"/>
+      <w:lvlText w:val="%7."/>
+      <w:lvlJc w:val="left"/>
+      <w:pPr>
+        <w:ind w:left="5400" w:hanging="360"/>
+      </w:pPr>
+    </w:lvl>
+    <w:lvl w:ilvl="7" w:tplc="04090019" w:tentative="1">
+      <w:start w:val="1"/>
+      <w:numFmt w:val="lowerLetter"/>
+      <w:lvlText w:val="%8."/>
+      <w:lvlJc w:val="left"/>
+      <w:pPr>
+        <w:ind w:left="6120" w:hanging="360"/>
+      </w:pPr>
+    </w:lvl>
+    <w:lvl w:ilvl="8" w:tplc="0409001B" w:tentative="1">
+      <w:start w:val="1"/>
+      <w:numFmt w:val="lowerRoman"/>
+      <w:lvlText w:val="%9."/>
+      <w:lvlJc w:val="right"/>
+      <w:pPr>
+        <w:ind w:left="6840" w:hanging="180"/>
+      </w:pPr>
+    </w:lvl>
+  </w:abstractNum>
+  <w:abstractNum w:abstractNumId="2" w15:restartNumberingAfterBreak="0">
     <w:nsid w:val="4B14022A"/>
     <w:multiLevelType w:val="hybridMultilevel"/>
     <w:tmpl w:val="B4384FE0"/>
@@ -442,6 +626,232 @@
       </w:rPr>
     </w:lvl>
     <w:lvl w:ilvl="8" w:tplc="04090005" w:tentative="1">
+      <w:start w:val="1"/>
+      <w:numFmt w:val="bullet"/>
+      <w:lvlText w:val=""/>
+      <w:lvlJc w:val="left"/>
+      <w:pPr>
+        <w:ind w:left="6840" w:hanging="360"/>
+      </w:pPr>
+      <w:rPr>
+        <w:rFonts w:ascii="Wingdings" w:hAnsi="Wingdings" w:hint="default"/>
+      </w:rPr>
+    </w:lvl>
+  </w:abstractNum>
+  <w:abstractNum w:abstractNumId="3" w15:restartNumberingAfterBreak="0">
+    <w:nsid w:val="54561DE7"/>
+    <w:multiLevelType w:val="hybridMultilevel"/>
+    <w:tmpl w:val="315A9170"/>
+    <w:lvl w:ilvl="0" w:tplc="7C0AF630">
+      <w:start w:val="1"/>
+      <w:numFmt w:val="bullet"/>
+      <w:lvlText w:val=""/>
+      <w:lvlJc w:val="left"/>
+      <w:pPr>
+        <w:ind w:left="1080" w:hanging="360"/>
+      </w:pPr>
+      <w:rPr>
+        <w:rFonts w:ascii="Wingdings" w:eastAsiaTheme="minorHAnsi" w:hAnsi="Wingdings" w:cstheme="minorBidi" w:hint="default"/>
+      </w:rPr>
+    </w:lvl>
+    <w:lvl w:ilvl="1" w:tplc="04090003" w:tentative="1">
+      <w:start w:val="1"/>
+      <w:numFmt w:val="bullet"/>
+      <w:lvlText w:val="o"/>
+      <w:lvlJc w:val="left"/>
+      <w:pPr>
+        <w:ind w:left="1800" w:hanging="360"/>
+      </w:pPr>
+      <w:rPr>
+        <w:rFonts w:ascii="Courier New" w:hAnsi="Courier New" w:cs="Courier New" w:hint="default"/>
+      </w:rPr>
+    </w:lvl>
+    <w:lvl w:ilvl="2" w:tplc="04090005" w:tentative="1">
+      <w:start w:val="1"/>
+      <w:numFmt w:val="bullet"/>
+      <w:lvlText w:val=""/>
+      <w:lvlJc w:val="left"/>
+      <w:pPr>
+        <w:ind w:left="2520" w:hanging="360"/>
+      </w:pPr>
+      <w:rPr>
+        <w:rFonts w:ascii="Wingdings" w:hAnsi="Wingdings" w:hint="default"/>
+      </w:rPr>
+    </w:lvl>
+    <w:lvl w:ilvl="3" w:tplc="04090001" w:tentative="1">
+      <w:start w:val="1"/>
+      <w:numFmt w:val="bullet"/>
+      <w:lvlText w:val=""/>
+      <w:lvlJc w:val="left"/>
+      <w:pPr>
+        <w:ind w:left="3240" w:hanging="360"/>
+      </w:pPr>
+      <w:rPr>
+        <w:rFonts w:ascii="Symbol" w:hAnsi="Symbol" w:hint="default"/>
+      </w:rPr>
+    </w:lvl>
+    <w:lvl w:ilvl="4" w:tplc="04090003" w:tentative="1">
+      <w:start w:val="1"/>
+      <w:numFmt w:val="bullet"/>
+      <w:lvlText w:val="o"/>
+      <w:lvlJc w:val="left"/>
+      <w:pPr>
+        <w:ind w:left="3960" w:hanging="360"/>
+      </w:pPr>
+      <w:rPr>
+        <w:rFonts w:ascii="Courier New" w:hAnsi="Courier New" w:cs="Courier New" w:hint="default"/>
+      </w:rPr>
+    </w:lvl>
+    <w:lvl w:ilvl="5" w:tplc="04090005" w:tentative="1">
+      <w:start w:val="1"/>
+      <w:numFmt w:val="bullet"/>
+      <w:lvlText w:val=""/>
+      <w:lvlJc w:val="left"/>
+      <w:pPr>
+        <w:ind w:left="4680" w:hanging="360"/>
+      </w:pPr>
+      <w:rPr>
+        <w:rFonts w:ascii="Wingdings" w:hAnsi="Wingdings" w:hint="default"/>
+      </w:rPr>
+    </w:lvl>
+    <w:lvl w:ilvl="6" w:tplc="04090001" w:tentative="1">
+      <w:start w:val="1"/>
+      <w:numFmt w:val="bullet"/>
+      <w:lvlText w:val=""/>
+      <w:lvlJc w:val="left"/>
+      <w:pPr>
+        <w:ind w:left="5400" w:hanging="360"/>
+      </w:pPr>
+      <w:rPr>
+        <w:rFonts w:ascii="Symbol" w:hAnsi="Symbol" w:hint="default"/>
+      </w:rPr>
+    </w:lvl>
+    <w:lvl w:ilvl="7" w:tplc="04090003" w:tentative="1">
+      <w:start w:val="1"/>
+      <w:numFmt w:val="bullet"/>
+      <w:lvlText w:val="o"/>
+      <w:lvlJc w:val="left"/>
+      <w:pPr>
+        <w:ind w:left="6120" w:hanging="360"/>
+      </w:pPr>
+      <w:rPr>
+        <w:rFonts w:ascii="Courier New" w:hAnsi="Courier New" w:cs="Courier New" w:hint="default"/>
+      </w:rPr>
+    </w:lvl>
+    <w:lvl w:ilvl="8" w:tplc="04090005" w:tentative="1">
+      <w:start w:val="1"/>
+      <w:numFmt w:val="bullet"/>
+      <w:lvlText w:val=""/>
+      <w:lvlJc w:val="left"/>
+      <w:pPr>
+        <w:ind w:left="6840" w:hanging="360"/>
+      </w:pPr>
+      <w:rPr>
+        <w:rFonts w:ascii="Wingdings" w:hAnsi="Wingdings" w:hint="default"/>
+      </w:rPr>
+    </w:lvl>
+  </w:abstractNum>
+  <w:abstractNum w:abstractNumId="4" w15:restartNumberingAfterBreak="0">
+    <w:nsid w:val="7817657E"/>
+    <w:multiLevelType w:val="hybridMultilevel"/>
+    <w:tmpl w:val="5D9462C4"/>
+    <w:lvl w:ilvl="0" w:tplc="BD18EB88">
+      <w:start w:val="1"/>
+      <w:numFmt w:val="bullet"/>
+      <w:lvlText w:val=""/>
+      <w:lvlJc w:val="left"/>
+      <w:pPr>
+        <w:ind w:left="1080" w:hanging="360"/>
+      </w:pPr>
+      <w:rPr>
+        <w:rFonts w:ascii="Wingdings" w:eastAsiaTheme="minorHAnsi" w:hAnsi="Wingdings" w:cstheme="minorBidi" w:hint="default"/>
+      </w:rPr>
+    </w:lvl>
+    <w:lvl w:ilvl="1" w:tplc="042A0003" w:tentative="1">
+      <w:start w:val="1"/>
+      <w:numFmt w:val="bullet"/>
+      <w:lvlText w:val="o"/>
+      <w:lvlJc w:val="left"/>
+      <w:pPr>
+        <w:ind w:left="1800" w:hanging="360"/>
+      </w:pPr>
+      <w:rPr>
+        <w:rFonts w:ascii="Courier New" w:hAnsi="Courier New" w:cs="Courier New" w:hint="default"/>
+      </w:rPr>
+    </w:lvl>
+    <w:lvl w:ilvl="2" w:tplc="042A0005" w:tentative="1">
+      <w:start w:val="1"/>
+      <w:numFmt w:val="bullet"/>
+      <w:lvlText w:val=""/>
+      <w:lvlJc w:val="left"/>
+      <w:pPr>
+        <w:ind w:left="2520" w:hanging="360"/>
+      </w:pPr>
+      <w:rPr>
+        <w:rFonts w:ascii="Wingdings" w:hAnsi="Wingdings" w:hint="default"/>
+      </w:rPr>
+    </w:lvl>
+    <w:lvl w:ilvl="3" w:tplc="042A0001" w:tentative="1">
+      <w:start w:val="1"/>
+      <w:numFmt w:val="bullet"/>
+      <w:lvlText w:val=""/>
+      <w:lvlJc w:val="left"/>
+      <w:pPr>
+        <w:ind w:left="3240" w:hanging="360"/>
+      </w:pPr>
+      <w:rPr>
+        <w:rFonts w:ascii="Symbol" w:hAnsi="Symbol" w:hint="default"/>
+      </w:rPr>
+    </w:lvl>
+    <w:lvl w:ilvl="4" w:tplc="042A0003" w:tentative="1">
+      <w:start w:val="1"/>
+      <w:numFmt w:val="bullet"/>
+      <w:lvlText w:val="o"/>
+      <w:lvlJc w:val="left"/>
+      <w:pPr>
+        <w:ind w:left="3960" w:hanging="360"/>
+      </w:pPr>
+      <w:rPr>
+        <w:rFonts w:ascii="Courier New" w:hAnsi="Courier New" w:cs="Courier New" w:hint="default"/>
+      </w:rPr>
+    </w:lvl>
+    <w:lvl w:ilvl="5" w:tplc="042A0005" w:tentative="1">
+      <w:start w:val="1"/>
+      <w:numFmt w:val="bullet"/>
+      <w:lvlText w:val=""/>
+      <w:lvlJc w:val="left"/>
+      <w:pPr>
+        <w:ind w:left="4680" w:hanging="360"/>
+      </w:pPr>
+      <w:rPr>
+        <w:rFonts w:ascii="Wingdings" w:hAnsi="Wingdings" w:hint="default"/>
+      </w:rPr>
+    </w:lvl>
+    <w:lvl w:ilvl="6" w:tplc="042A0001" w:tentative="1">
+      <w:start w:val="1"/>
+      <w:numFmt w:val="bullet"/>
+      <w:lvlText w:val=""/>
+      <w:lvlJc w:val="left"/>
+      <w:pPr>
+        <w:ind w:left="5400" w:hanging="360"/>
+      </w:pPr>
+      <w:rPr>
+        <w:rFonts w:ascii="Symbol" w:hAnsi="Symbol" w:hint="default"/>
+      </w:rPr>
+    </w:lvl>
+    <w:lvl w:ilvl="7" w:tplc="042A0003" w:tentative="1">
+      <w:start w:val="1"/>
+      <w:numFmt w:val="bullet"/>
+      <w:lvlText w:val="o"/>
+      <w:lvlJc w:val="left"/>
+      <w:pPr>
+        <w:ind w:left="6120" w:hanging="360"/>
+      </w:pPr>
+      <w:rPr>
+        <w:rFonts w:ascii="Courier New" w:hAnsi="Courier New" w:cs="Courier New" w:hint="default"/>
+      </w:rPr>
+    </w:lvl>
+    <w:lvl w:ilvl="8" w:tplc="042A0005" w:tentative="1">
       <w:start w:val="1"/>
       <w:numFmt w:val="bullet"/>
       <w:lvlText w:val=""/>
@@ -458,7 +868,16 @@
     <w:abstractNumId w:val="0"/>
   </w:num>
   <w:num w:numId="2" w16cid:durableId="492794904">
+    <w:abstractNumId w:val="2"/>
+  </w:num>
+  <w:num w:numId="3" w16cid:durableId="587736609">
     <w:abstractNumId w:val="1"/>
+  </w:num>
+  <w:num w:numId="4" w16cid:durableId="620109920">
+    <w:abstractNumId w:val="3"/>
+  </w:num>
+  <w:num w:numId="5" w16cid:durableId="1695691817">
+    <w:abstractNumId w:val="4"/>
   </w:num>
 </w:numbering>
 </file>

--- a/java.docx
+++ b/java.docx
@@ -115,6 +115,32 @@
       </w:r>
       <w:r>
         <w:t xml:space="preserve"> để chạy chương trình</w:t>
+      </w:r>
+    </w:p>
+    <w:p>
+      <w:pPr>
+        <w:pStyle w:val="ListParagraph"/>
+        <w:numPr>
+          <w:ilvl w:val="0"/>
+          <w:numId w:val="3"/>
+        </w:numPr>
+        <w:spacing w:after="200" w:line="276" w:lineRule="auto"/>
+      </w:pPr>
+      <w:r>
+        <w:t>Cấu trúc Android Studio?</w:t>
+      </w:r>
+    </w:p>
+    <w:p>
+      <w:pPr>
+        <w:pStyle w:val="ListParagraph"/>
+        <w:numPr>
+          <w:ilvl w:val="0"/>
+          <w:numId w:val="4"/>
+        </w:numPr>
+        <w:spacing w:after="200" w:line="276" w:lineRule="auto"/>
+      </w:pPr>
+      <w:r>
+        <w:t xml:space="preserve">Cửa sổ ban đầu chứa các </w:t>
       </w:r>
     </w:p>
     <w:p/>

--- a/java.docx
+++ b/java.docx
@@ -127,7 +127,16 @@
         <w:spacing w:after="200" w:line="276" w:lineRule="auto"/>
       </w:pPr>
       <w:r>
-        <w:t>Cấu trúc Android Studio?</w:t>
+        <w:t xml:space="preserve">Cấu </w:t>
+      </w:r>
+      <w:r>
+        <w:t xml:space="preserve">Trúc </w:t>
+      </w:r>
+      <w:r>
+        <w:t>Android Studio</w:t>
+      </w:r>
+      <w:r>
+        <w:t>?</w:t>
       </w:r>
     </w:p>
     <w:p>
@@ -140,7 +149,210 @@
         <w:spacing w:after="200" w:line="276" w:lineRule="auto"/>
       </w:pPr>
       <w:r>
-        <w:t xml:space="preserve">Cửa sổ ban đầu chứa các </w:t>
+        <w:t>Cửa sổ ban đầu</w:t>
+      </w:r>
+      <w:r>
+        <w:t xml:space="preserve"> gọi là cửa sổ tổng quan, liệt kê tất cả dự án bạn đã tạo</w:t>
+      </w:r>
+    </w:p>
+    <w:p>
+      <w:pPr>
+        <w:pStyle w:val="ListParagraph"/>
+        <w:numPr>
+          <w:ilvl w:val="0"/>
+          <w:numId w:val="4"/>
+        </w:numPr>
+        <w:spacing w:after="200" w:line="276" w:lineRule="auto"/>
+      </w:pPr>
+      <w:r>
+        <w:t>Cửa sổ khi bạn vào 1 dự án gọi là cửa sổ dự án, chứa cấu trúc dự án</w:t>
+      </w:r>
+    </w:p>
+    <w:p>
+      <w:pPr>
+        <w:pStyle w:val="ListParagraph"/>
+        <w:numPr>
+          <w:ilvl w:val="0"/>
+          <w:numId w:val="3"/>
+        </w:numPr>
+        <w:spacing w:after="200" w:line="276" w:lineRule="auto"/>
+      </w:pPr>
+      <w:r>
+        <w:t>SDK (Software Development Kit) Manager?</w:t>
+      </w:r>
+    </w:p>
+    <w:p>
+      <w:pPr>
+        <w:pStyle w:val="ListParagraph"/>
+        <w:numPr>
+          <w:ilvl w:val="0"/>
+          <w:numId w:val="4"/>
+        </w:numPr>
+        <w:spacing w:after="200" w:line="276" w:lineRule="auto"/>
+      </w:pPr>
+      <w:r>
+        <w:t>Để mở cửa sổ SDK Manager</w:t>
+      </w:r>
+    </w:p>
+    <w:p>
+      <w:pPr>
+        <w:pStyle w:val="ListParagraph"/>
+        <w:numPr>
+          <w:ilvl w:val="0"/>
+          <w:numId w:val="4"/>
+        </w:numPr>
+        <w:spacing w:after="200" w:line="276" w:lineRule="auto"/>
+      </w:pPr>
+      <w:r>
+        <w:t>Tại cửa sổ tổng quan + vào Tab “Projects” + Click nút 3 chấm dọc góc phải trên + chọn “SDK Manager”</w:t>
+      </w:r>
+    </w:p>
+    <w:p>
+      <w:pPr>
+        <w:pStyle w:val="ListParagraph"/>
+        <w:numPr>
+          <w:ilvl w:val="0"/>
+          <w:numId w:val="4"/>
+        </w:numPr>
+        <w:spacing w:after="200" w:line="276" w:lineRule="auto"/>
+      </w:pPr>
+      <w:r>
+        <w:t xml:space="preserve">Để cho Android Studio biết bạn </w:t>
+      </w:r>
+      <w:r>
+        <w:t>chứa</w:t>
+      </w:r>
+      <w:r>
+        <w:t xml:space="preserve"> </w:t>
+      </w:r>
+      <w:r>
+        <w:t xml:space="preserve">Android </w:t>
+      </w:r>
+      <w:r>
+        <w:t xml:space="preserve">SDK ở </w:t>
+      </w:r>
+      <w:r>
+        <w:t>thư mục nào</w:t>
+      </w:r>
+    </w:p>
+    <w:p>
+      <w:pPr>
+        <w:pStyle w:val="ListParagraph"/>
+        <w:numPr>
+          <w:ilvl w:val="0"/>
+          <w:numId w:val="4"/>
+        </w:numPr>
+        <w:spacing w:after="200" w:line="276" w:lineRule="auto"/>
+      </w:pPr>
+      <w:r>
+        <w:t xml:space="preserve">Vào Tab “Languages &amp; Frameworks” + </w:t>
+      </w:r>
+      <w:r>
+        <w:t>chọn “Android SDK” + tại mục “Android SDK Location” + Click “Edit” + Click biểu tượng “Browse…” góc phải dưới + chọn thư mục chứa Android SDK + Click “OK” + Click “Next” 2 lần + nếu Android SDK chưa được tải thì nó sẽ tải + Click “Finish”</w:t>
+      </w:r>
+    </w:p>
+    <w:p>
+      <w:pPr>
+        <w:pStyle w:val="ListParagraph"/>
+        <w:numPr>
+          <w:ilvl w:val="0"/>
+          <w:numId w:val="3"/>
+        </w:numPr>
+        <w:spacing w:after="200" w:line="276" w:lineRule="auto"/>
+      </w:pPr>
+      <w:r>
+        <w:t>Dự Án?</w:t>
+      </w:r>
+    </w:p>
+    <w:p>
+      <w:pPr>
+        <w:pStyle w:val="ListParagraph"/>
+        <w:numPr>
+          <w:ilvl w:val="0"/>
+          <w:numId w:val="4"/>
+        </w:numPr>
+        <w:spacing w:after="200" w:line="276" w:lineRule="auto"/>
+      </w:pPr>
+      <w:r>
+        <w:t>Để tạo 1 dự án</w:t>
+      </w:r>
+    </w:p>
+    <w:p>
+      <w:pPr>
+        <w:pStyle w:val="ListParagraph"/>
+        <w:numPr>
+          <w:ilvl w:val="0"/>
+          <w:numId w:val="4"/>
+        </w:numPr>
+        <w:spacing w:after="200" w:line="276" w:lineRule="auto"/>
+      </w:pPr>
+      <w:r>
+        <w:t>Tại cửa sổ tổng quan + vào Tab “Projects” + Click “New Project” góc phải trên + chọn mẫu có sẵn + Click “Next” + đặt cấu hình các thứ + Click “Finish”</w:t>
+      </w:r>
+    </w:p>
+    <w:p>
+      <w:pPr>
+        <w:pStyle w:val="ListParagraph"/>
+        <w:numPr>
+          <w:ilvl w:val="0"/>
+          <w:numId w:val="4"/>
+        </w:numPr>
+        <w:spacing w:after="200" w:line="276" w:lineRule="auto"/>
+      </w:pPr>
+      <w:r>
+        <w:t>Khi này cửa sổ tổng quan sẽ đóng và cửa sổ dự án sẽ mở</w:t>
+      </w:r>
+    </w:p>
+    <w:p>
+      <w:pPr>
+        <w:pStyle w:val="ListParagraph"/>
+        <w:numPr>
+          <w:ilvl w:val="0"/>
+          <w:numId w:val="4"/>
+        </w:numPr>
+        <w:spacing w:after="200" w:line="276" w:lineRule="auto"/>
+      </w:pPr>
+      <w:r>
+        <w:t>Để trở về cửa sổ tổng quan</w:t>
+      </w:r>
+    </w:p>
+    <w:p>
+      <w:pPr>
+        <w:pStyle w:val="ListParagraph"/>
+        <w:numPr>
+          <w:ilvl w:val="0"/>
+          <w:numId w:val="4"/>
+        </w:numPr>
+        <w:spacing w:after="200" w:line="276" w:lineRule="auto"/>
+      </w:pPr>
+      <w:r>
+        <w:t>Tại cửa sổ dự án + vào Tab “File” + chọn “Close Project”</w:t>
+      </w:r>
+    </w:p>
+    <w:p>
+      <w:pPr>
+        <w:pStyle w:val="ListParagraph"/>
+        <w:numPr>
+          <w:ilvl w:val="0"/>
+          <w:numId w:val="4"/>
+        </w:numPr>
+        <w:spacing w:after="200" w:line="276" w:lineRule="auto"/>
+      </w:pPr>
+      <w:r>
+        <w:t>Để mở 1 dự án đã tạo</w:t>
+      </w:r>
+    </w:p>
+    <w:p>
+      <w:pPr>
+        <w:pStyle w:val="ListParagraph"/>
+        <w:numPr>
+          <w:ilvl w:val="0"/>
+          <w:numId w:val="4"/>
+        </w:numPr>
+        <w:spacing w:after="200" w:line="276" w:lineRule="auto"/>
+      </w:pPr>
+      <w:r>
+        <w:t>Tại cửa sổ tổng quan + vào Tab “Projects” + Click vào dự án</w:t>
       </w:r>
     </w:p>
     <w:p/>
@@ -211,6 +423,7 @@
         </w:numPr>
       </w:pPr>
       <w:r>
+        <w:lastRenderedPageBreak/>
         <w:t>Sau khi làm xong</w:t>
       </w:r>
       <w:r>

--- a/java.docx
+++ b/java.docx
@@ -173,6 +173,19 @@
         <w:pStyle w:val="ListParagraph"/>
         <w:numPr>
           <w:ilvl w:val="0"/>
+          <w:numId w:val="4"/>
+        </w:numPr>
+        <w:spacing w:after="200" w:line="276" w:lineRule="auto"/>
+      </w:pPr>
+      <w:r>
+        <w:t>1 dự án thì bao gồm nhiều Module</w:t>
+      </w:r>
+    </w:p>
+    <w:p>
+      <w:pPr>
+        <w:pStyle w:val="ListParagraph"/>
+        <w:numPr>
+          <w:ilvl w:val="0"/>
           <w:numId w:val="3"/>
         </w:numPr>
         <w:spacing w:after="200" w:line="276" w:lineRule="auto"/>
@@ -287,7 +300,37 @@
         <w:spacing w:after="200" w:line="276" w:lineRule="auto"/>
       </w:pPr>
       <w:r>
-        <w:t>Tại cửa sổ tổng quan + vào Tab “Projects” + Click “New Project” góc phải trên + chọn mẫu có sẵn + Click “Next” + đặt cấu hình các thứ + Click “Finish”</w:t>
+        <w:t xml:space="preserve">Tại cửa sổ tổng quan + vào Tab “Projects” + Click “New Project” góc phải trên + chọn </w:t>
+      </w:r>
+      <w:r>
+        <w:t xml:space="preserve">mẫu có sẵn, khuyên nên chọn “Empty Views Activity” để có Code Java Hello World </w:t>
+      </w:r>
+      <w:r>
+        <w:t xml:space="preserve">+ Click “Next” + </w:t>
+      </w:r>
+      <w:r>
+        <w:t>tại mục “Name” điền tên dự án</w:t>
+      </w:r>
+      <w:r>
+        <w:t>, tên này là tiêu đề ứng dụng</w:t>
+      </w:r>
+      <w:r>
+        <w:t xml:space="preserve"> + tại mục “Package name” điền 1 chuỗi kí tự bất kì sao cho nó là độc nhất với mỗi dự án trên thế giới, nếu không sau này sẽ phát sinh nhiều rắc rối</w:t>
+      </w:r>
+      <w:r>
+        <w:t xml:space="preserve"> +</w:t>
+      </w:r>
+      <w:r>
+        <w:t xml:space="preserve"> tại mục “Save location” điền đường dẫn đến thư mục lưu dự án + </w:t>
+      </w:r>
+      <w:r>
+        <w:t xml:space="preserve">tại mục “Language” chọn “Java” + </w:t>
+      </w:r>
+      <w:r>
+        <w:t>tại mục “Minimum SDK” chọn phiên bản Android với cơ chế càng thấp thì càng nhiều điện thoại dùng được ứng dụng của bạn, nhưng bù lại sẽ không sử dụng được các API đời mới +</w:t>
+      </w:r>
+      <w:r>
+        <w:t xml:space="preserve"> Click “Finish”</w:t>
       </w:r>
     </w:p>
     <w:p>
@@ -353,6 +396,81 @@
       </w:pPr>
       <w:r>
         <w:t>Tại cửa sổ tổng quan + vào Tab “Projects” + Click vào dự án</w:t>
+      </w:r>
+    </w:p>
+    <w:p>
+      <w:pPr>
+        <w:pStyle w:val="ListParagraph"/>
+        <w:numPr>
+          <w:ilvl w:val="0"/>
+          <w:numId w:val="3"/>
+        </w:numPr>
+        <w:spacing w:after="200" w:line="276" w:lineRule="auto"/>
+      </w:pPr>
+      <w:r>
+        <w:t xml:space="preserve">Điện </w:t>
+      </w:r>
+      <w:r>
+        <w:t>Thoại?</w:t>
+      </w:r>
+    </w:p>
+    <w:p>
+      <w:pPr>
+        <w:pStyle w:val="ListParagraph"/>
+        <w:numPr>
+          <w:ilvl w:val="0"/>
+          <w:numId w:val="4"/>
+        </w:numPr>
+        <w:spacing w:after="200" w:line="276" w:lineRule="auto"/>
+      </w:pPr>
+      <w:r>
+        <w:lastRenderedPageBreak/>
+        <w:t>Trước tiên vào cửa sổ dự án</w:t>
+      </w:r>
+    </w:p>
+    <w:p>
+      <w:pPr>
+        <w:pStyle w:val="ListParagraph"/>
+        <w:numPr>
+          <w:ilvl w:val="0"/>
+          <w:numId w:val="4"/>
+        </w:numPr>
+        <w:spacing w:after="200" w:line="276" w:lineRule="auto"/>
+      </w:pPr>
+      <w:r>
+        <w:t>Để chạy 1 Module trên điện thoại</w:t>
+      </w:r>
+    </w:p>
+    <w:p>
+      <w:pPr>
+        <w:pStyle w:val="ListParagraph"/>
+        <w:numPr>
+          <w:ilvl w:val="0"/>
+          <w:numId w:val="4"/>
+        </w:numPr>
+        <w:spacing w:after="200" w:line="276" w:lineRule="auto"/>
+      </w:pPr>
+      <w:r>
+        <w:t>Đầu tiên máy tính và điện thoại phải kết nối với cùng 1 Wifi + tại biểu tượng hình Robot “Select Run/Debug Configuration” + chọn Module muốn chạy + tại biểu tượng ngay bên phải + chọn “Pair Devices Using Wi-Fi” + lấy điện thoại rồi vào cài đặt + cuộn xuống cuối vào “Hệ thống” + cuộn xuống cuối chọn “Tùy chọn cho nhà phát triển” + cuộn xuống bật “Gỡ lỗi qua Wi-fi” + chọn “CHO PHÉP” + vào nó + chọn “Ghép nối thiết bị bằng mã QR” + đưa điện thoại vào hình QR trên máy tính để quét + chờ kết nối</w:t>
+      </w:r>
+      <w:r>
+        <w:t xml:space="preserve"> + Click “Close” cửa sổ QR trên máy tính + Click nút Run ngay bên phải nút hồi nãy + chờ nó Build + và Module đã chạy trên điện thoại của bạn</w:t>
+      </w:r>
+    </w:p>
+    <w:p>
+      <w:pPr>
+        <w:pStyle w:val="ListParagraph"/>
+        <w:numPr>
+          <w:ilvl w:val="0"/>
+          <w:numId w:val="4"/>
+        </w:numPr>
+        <w:spacing w:after="200" w:line="276" w:lineRule="auto"/>
+      </w:pPr>
+      <w:r>
+        <w:t>Để ngắt</w:t>
+      </w:r>
+      <w:r>
+        <w:t xml:space="preserve"> không chạy Module nữa thì vào đa nhiệm điện thoại rồi xóa nó hoặc trên máy tính, Click nút Stop hình vuông đỏ</w:t>
       </w:r>
     </w:p>
     <w:p/>
@@ -423,7 +541,6 @@
         </w:numPr>
       </w:pPr>
       <w:r>
-        <w:lastRenderedPageBreak/>
         <w:t>Sau khi làm xong</w:t>
       </w:r>
       <w:r>

--- a/java.docx
+++ b/java.docx
@@ -607,6 +607,42 @@
         </w:numPr>
       </w:pPr>
       <w:r>
+        <w:t>Cấu Trúc 1 File Java?</w:t>
+      </w:r>
+    </w:p>
+    <w:p>
+      <w:pPr>
+        <w:pStyle w:val="ListParagraph"/>
+        <w:numPr>
+          <w:ilvl w:val="0"/>
+          <w:numId w:val="2"/>
+        </w:numPr>
+      </w:pPr>
+      <w:r>
+        <w:t>1 File toàn Class, nghĩa là bất kì Code nào cũng phải đặt trong 1 Class</w:t>
+      </w:r>
+    </w:p>
+    <w:p>
+      <w:pPr>
+        <w:pStyle w:val="ListParagraph"/>
+        <w:numPr>
+          <w:ilvl w:val="0"/>
+          <w:numId w:val="2"/>
+        </w:numPr>
+      </w:pPr>
+      <w:r>
+        <w:t>Chỉ có tối đa 1 Public Class, nếu có 1 Public Class, tên File Java phải trùng tên Public Class, còn nếu không có, thì đặt tên nào cũng được</w:t>
+      </w:r>
+    </w:p>
+    <w:p>
+      <w:pPr>
+        <w:pStyle w:val="ListParagraph"/>
+        <w:numPr>
+          <w:ilvl w:val="0"/>
+          <w:numId w:val="1"/>
+        </w:numPr>
+      </w:pPr>
+      <w:r>
         <w:t>Chạy 1 File Java?</w:t>
       </w:r>
     </w:p>
@@ -619,13 +655,37 @@
         </w:numPr>
       </w:pPr>
       <w:r>
-        <w:t>Bước 1, biên dịch ra Byte Code</w:t>
-      </w:r>
-      <w:r>
-        <w:t>, có phần mở rộng “.class”</w:t>
-      </w:r>
-      <w:r>
-        <w:t>, nhập lệnh</w:t>
+        <w:t xml:space="preserve">Bước 1, biên dịch ra </w:t>
+      </w:r>
+      <w:r>
+        <w:t xml:space="preserve">các File </w:t>
+      </w:r>
+      <w:r>
+        <w:t>Byte Code</w:t>
+      </w:r>
+      <w:r>
+        <w:t>,</w:t>
+      </w:r>
+      <w:r>
+        <w:t xml:space="preserve"> mỗi Class trong File Java thành 1 File Byte Code,</w:t>
+      </w:r>
+      <w:r>
+        <w:t xml:space="preserve"> có phần mở rộng “.class”</w:t>
+      </w:r>
+      <w:r>
+        <w:t>,</w:t>
+      </w:r>
+      <w:r>
+        <w:t xml:space="preserve"> </w:t>
+      </w:r>
+      <w:r>
+        <w:t>nếu Class nằm trong Class thì tên File kiểu đường dẫn, dùng dấu “$” để ngăn cách, ví dụ Class “foo” chứa Class “bar” thì File Byte Code ứng với “bar” là “foo$bar.class”</w:t>
+      </w:r>
+      <w:r>
+        <w:t>,</w:t>
+      </w:r>
+      <w:r>
+        <w:t xml:space="preserve"> nhập lệnh</w:t>
       </w:r>
     </w:p>
     <w:p>
@@ -646,34 +706,13 @@
         <w:t xml:space="preserve"> Java</w:t>
       </w:r>
       <w:r>
+        <w:t xml:space="preserve"> Có Phần Mở Rộng</w:t>
+      </w:r>
+      <w:r>
         <w:t>&gt;</w:t>
       </w:r>
       <w:r>
-        <w:t xml:space="preserve"> -d &lt;Đường Dẫn Tới Thư Mục Chứa File Byte Code&gt;</w:t>
-      </w:r>
-    </w:p>
-    <w:p>
-      <w:pPr>
-        <w:pStyle w:val="ListParagraph"/>
-        <w:numPr>
-          <w:ilvl w:val="0"/>
-          <w:numId w:val="2"/>
-        </w:numPr>
-      </w:pPr>
-      <w:r>
-        <w:t>Tên File Byte Code = tên File Java</w:t>
-      </w:r>
-    </w:p>
-    <w:p>
-      <w:pPr>
-        <w:pStyle w:val="ListParagraph"/>
-        <w:numPr>
-          <w:ilvl w:val="0"/>
-          <w:numId w:val="2"/>
-        </w:numPr>
-      </w:pPr>
-      <w:r>
-        <w:t>Bước 2, chạy File Byte Code, nhập lệnh</w:t>
+        <w:t xml:space="preserve"> -d </w:t>
       </w:r>
     </w:p>
     <w:p>
@@ -688,8 +727,1693 @@
         <w:ind w:left="1080"/>
       </w:pPr>
       <w:r>
-        <w:t>java -cp &lt;Đường Dẫn Tới Thư Mục Chứa File&gt; &lt;Tên File Byte Code Không Phần Mở Rộng&gt;</w:t>
-      </w:r>
+        <w:t xml:space="preserve">&lt;Đường Dẫn Tới Thư Mục Chứa </w:t>
+      </w:r>
+      <w:r>
+        <w:t xml:space="preserve">Các </w:t>
+      </w:r>
+      <w:r>
+        <w:t>File Byte Code&gt;</w:t>
+      </w:r>
+    </w:p>
+    <w:p>
+      <w:pPr>
+        <w:pStyle w:val="ListParagraph"/>
+        <w:numPr>
+          <w:ilvl w:val="0"/>
+          <w:numId w:val="2"/>
+        </w:numPr>
+      </w:pPr>
+      <w:r>
+        <w:t xml:space="preserve">Tên File Byte Code = tên </w:t>
+      </w:r>
+      <w:r>
+        <w:t>Class</w:t>
+      </w:r>
+    </w:p>
+    <w:p>
+      <w:pPr>
+        <w:pStyle w:val="ListParagraph"/>
+        <w:numPr>
+          <w:ilvl w:val="0"/>
+          <w:numId w:val="2"/>
+        </w:numPr>
+      </w:pPr>
+      <w:r>
+        <w:t xml:space="preserve">Bước 2, </w:t>
+      </w:r>
+      <w:r>
+        <w:t>chạy</w:t>
+      </w:r>
+      <w:r>
+        <w:t xml:space="preserve"> </w:t>
+      </w:r>
+      <w:r>
+        <w:t>1 File Byte Code nào đó,</w:t>
+      </w:r>
+      <w:r>
+        <w:t xml:space="preserve"> nhập lệnh</w:t>
+      </w:r>
+    </w:p>
+    <w:p>
+      <w:pPr>
+        <w:pStyle w:val="ListParagraph"/>
+        <w:pBdr>
+          <w:top w:val="single" w:sz="4" w:space="1" w:color="auto"/>
+          <w:left w:val="single" w:sz="4" w:space="4" w:color="auto"/>
+          <w:bottom w:val="single" w:sz="4" w:space="1" w:color="auto"/>
+          <w:right w:val="single" w:sz="4" w:space="4" w:color="auto"/>
+        </w:pBdr>
+        <w:ind w:left="1080"/>
+      </w:pPr>
+      <w:r>
+        <w:t>java -cp &lt;Đường Dẫn Tới Thư Mục Chứa File</w:t>
+      </w:r>
+      <w:r>
+        <w:t xml:space="preserve"> Byte Code</w:t>
+      </w:r>
+      <w:r>
+        <w:t xml:space="preserve">&gt; </w:t>
+      </w:r>
+    </w:p>
+    <w:p>
+      <w:pPr>
+        <w:pStyle w:val="ListParagraph"/>
+        <w:pBdr>
+          <w:top w:val="single" w:sz="4" w:space="1" w:color="auto"/>
+          <w:left w:val="single" w:sz="4" w:space="4" w:color="auto"/>
+          <w:bottom w:val="single" w:sz="4" w:space="1" w:color="auto"/>
+          <w:right w:val="single" w:sz="4" w:space="4" w:color="auto"/>
+        </w:pBdr>
+        <w:ind w:left="1080"/>
+      </w:pPr>
+      <w:r>
+        <w:t>&lt;Tên File Byte Code</w:t>
+      </w:r>
+      <w:r>
+        <w:t xml:space="preserve"> </w:t>
+      </w:r>
+      <w:r>
+        <w:t>Không Phần Mở Rộng&gt;</w:t>
+      </w:r>
+    </w:p>
+    <w:p>
+      <w:pPr>
+        <w:pStyle w:val="ListParagraph"/>
+        <w:numPr>
+          <w:ilvl w:val="0"/>
+          <w:numId w:val="2"/>
+        </w:numPr>
+      </w:pPr>
+      <w:r>
+        <w:t>Khi này, hàm</w:t>
+      </w:r>
+      <w:r>
+        <w:t xml:space="preserve"> có cú pháp</w:t>
+      </w:r>
+      <w:r>
+        <w:t xml:space="preserve"> sau trong File Byte Code sẽ được chạy</w:t>
+      </w:r>
+    </w:p>
+    <w:p>
+      <w:pPr>
+        <w:pStyle w:val="ListParagraph"/>
+        <w:pBdr>
+          <w:top w:val="single" w:sz="4" w:space="1" w:color="auto"/>
+          <w:left w:val="single" w:sz="4" w:space="4" w:color="auto"/>
+          <w:bottom w:val="single" w:sz="4" w:space="1" w:color="auto"/>
+          <w:right w:val="single" w:sz="4" w:space="4" w:color="auto"/>
+        </w:pBdr>
+        <w:ind w:left="1080"/>
+      </w:pPr>
+      <w:r>
+        <w:lastRenderedPageBreak/>
+        <w:t>p</w:t>
+      </w:r>
+      <w:r>
+        <w:t xml:space="preserve">ublic static void main(String[] </w:t>
+      </w:r>
+      <w:r>
+        <w:t>&lt;Tên Tham Số CMD&gt;</w:t>
+      </w:r>
+      <w:r>
+        <w:t>)</w:t>
+      </w:r>
+      <w:r>
+        <w:t>{</w:t>
+      </w:r>
+    </w:p>
+    <w:p>
+      <w:pPr>
+        <w:pStyle w:val="ListParagraph"/>
+        <w:pBdr>
+          <w:top w:val="single" w:sz="4" w:space="1" w:color="auto"/>
+          <w:left w:val="single" w:sz="4" w:space="4" w:color="auto"/>
+          <w:bottom w:val="single" w:sz="4" w:space="1" w:color="auto"/>
+          <w:right w:val="single" w:sz="4" w:space="4" w:color="auto"/>
+        </w:pBdr>
+        <w:ind w:left="1080"/>
+      </w:pPr>
+      <w:r>
+        <w:t xml:space="preserve">    &lt;Làm Gì Đó&gt;</w:t>
+      </w:r>
+    </w:p>
+    <w:p>
+      <w:pPr>
+        <w:pStyle w:val="ListParagraph"/>
+        <w:pBdr>
+          <w:top w:val="single" w:sz="4" w:space="1" w:color="auto"/>
+          <w:left w:val="single" w:sz="4" w:space="4" w:color="auto"/>
+          <w:bottom w:val="single" w:sz="4" w:space="1" w:color="auto"/>
+          <w:right w:val="single" w:sz="4" w:space="4" w:color="auto"/>
+        </w:pBdr>
+        <w:ind w:left="1080"/>
+      </w:pPr>
+      <w:r>
+        <w:t>}</w:t>
+      </w:r>
+    </w:p>
+    <w:p>
+      <w:pPr>
+        <w:pStyle w:val="ListParagraph"/>
+        <w:numPr>
+          <w:ilvl w:val="0"/>
+          <w:numId w:val="1"/>
+        </w:numPr>
+      </w:pPr>
+      <w:r>
+        <w:t xml:space="preserve">Cú </w:t>
+      </w:r>
+      <w:r>
+        <w:t xml:space="preserve">Pháp </w:t>
+      </w:r>
+      <w:r>
+        <w:t>Java</w:t>
+      </w:r>
+      <w:r>
+        <w:t>?</w:t>
+      </w:r>
+    </w:p>
+    <w:p>
+      <w:pPr>
+        <w:pStyle w:val="ListParagraph"/>
+        <w:numPr>
+          <w:ilvl w:val="0"/>
+          <w:numId w:val="2"/>
+        </w:numPr>
+      </w:pPr>
+      <w:r>
+        <w:t>Tương tự C++</w:t>
+      </w:r>
+    </w:p>
+    <w:p>
+      <w:pPr>
+        <w:pStyle w:val="ListParagraph"/>
+        <w:numPr>
+          <w:ilvl w:val="0"/>
+          <w:numId w:val="2"/>
+        </w:numPr>
+      </w:pPr>
+      <w:r>
+        <w:t>Khi ghi 1 số, được dùng dấu “_” giữa các số, ví dụ 12_34__5_678__9</w:t>
+      </w:r>
+      <w:r>
+        <w:t>.45_7</w:t>
+      </w:r>
+      <w:r>
+        <w:t xml:space="preserve"> = 123456789</w:t>
+      </w:r>
+      <w:r>
+        <w:t>.457</w:t>
+      </w:r>
+    </w:p>
+    <w:p>
+      <w:pPr>
+        <w:pStyle w:val="ListParagraph"/>
+        <w:numPr>
+          <w:ilvl w:val="0"/>
+          <w:numId w:val="1"/>
+        </w:numPr>
+      </w:pPr>
+      <w:r>
+        <w:t xml:space="preserve">Kiểu </w:t>
+      </w:r>
+      <w:r>
+        <w:t>Dữ Liệu?</w:t>
+      </w:r>
+    </w:p>
+    <w:p>
+      <w:pPr>
+        <w:pStyle w:val="ListParagraph"/>
+        <w:numPr>
+          <w:ilvl w:val="0"/>
+          <w:numId w:val="2"/>
+        </w:numPr>
+      </w:pPr>
+      <w:r>
+        <w:t>Tương tự C++, chỉ khác là “bool” thành “boolean”, “char” kích thước 16 Bit, nghĩa là dùng bảng mã Unicode, “long” thì 64 Bit, “byte” = “char” trong C++, và không có kiểu dữ liệu không dấu hay kiểu dữ liệu kết hợ</w:t>
+      </w:r>
+      <w:r>
+        <w:t>p</w:t>
+      </w:r>
+    </w:p>
+    <w:p>
+      <w:pPr>
+        <w:pStyle w:val="ListParagraph"/>
+        <w:numPr>
+          <w:ilvl w:val="0"/>
+          <w:numId w:val="2"/>
+        </w:numPr>
+      </w:pPr>
+      <w:r>
+        <w:t>Khi ghi 1 số nguyên, thì kiểu mặc định của nó là “int”</w:t>
+      </w:r>
+    </w:p>
+    <w:p>
+      <w:pPr>
+        <w:pStyle w:val="ListParagraph"/>
+        <w:numPr>
+          <w:ilvl w:val="0"/>
+          <w:numId w:val="2"/>
+        </w:numPr>
+      </w:pPr>
+      <w:r>
+        <w:t>Để chỉ định kiểu của số đó là “long”, thêm “L” vào cuối số, ví dụ 12345L</w:t>
+      </w:r>
+    </w:p>
+    <w:p>
+      <w:pPr>
+        <w:pStyle w:val="ListParagraph"/>
+        <w:numPr>
+          <w:ilvl w:val="0"/>
+          <w:numId w:val="2"/>
+        </w:numPr>
+      </w:pPr>
+      <w:r>
+        <w:t>Khi ghi 1 số thập phân, thì kiểu mặc định của nó là “double”</w:t>
+      </w:r>
+    </w:p>
+    <w:p>
+      <w:pPr>
+        <w:pStyle w:val="ListParagraph"/>
+        <w:numPr>
+          <w:ilvl w:val="0"/>
+          <w:numId w:val="2"/>
+        </w:numPr>
+      </w:pPr>
+      <w:r>
+        <w:t>Để chỉ định kiểu của số đó là “float”, thêm “F” vào cuối, ví dụ 12.456F</w:t>
+      </w:r>
+    </w:p>
+    <w:p>
+      <w:pPr>
+        <w:pStyle w:val="ListParagraph"/>
+        <w:numPr>
+          <w:ilvl w:val="0"/>
+          <w:numId w:val="2"/>
+        </w:numPr>
+      </w:pPr>
+      <w:r>
+        <w:t>Đối với String, thì y chang như những kiểu khác</w:t>
+      </w:r>
+    </w:p>
+    <w:p>
+      <w:pPr>
+        <w:pStyle w:val="ListParagraph"/>
+        <w:numPr>
+          <w:ilvl w:val="0"/>
+          <w:numId w:val="2"/>
+        </w:numPr>
+      </w:pPr>
+      <w:r>
+        <w:t>Ví dụ</w:t>
+      </w:r>
+    </w:p>
+    <w:p>
+      <w:pPr>
+        <w:pStyle w:val="ListParagraph"/>
+        <w:pBdr>
+          <w:top w:val="single" w:sz="4" w:space="1" w:color="auto"/>
+          <w:left w:val="single" w:sz="4" w:space="4" w:color="auto"/>
+          <w:bottom w:val="single" w:sz="4" w:space="1" w:color="auto"/>
+          <w:right w:val="single" w:sz="4" w:space="4" w:color="auto"/>
+        </w:pBdr>
+        <w:ind w:left="1080"/>
+      </w:pPr>
+      <w:r>
+        <w:t xml:space="preserve">String foo = </w:t>
+      </w:r>
+      <w:r>
+        <w:t>"bar"</w:t>
+      </w:r>
+      <w:r>
+        <w:t>;</w:t>
+      </w:r>
+    </w:p>
+    <w:p>
+      <w:pPr>
+        <w:pStyle w:val="ListParagraph"/>
+        <w:numPr>
+          <w:ilvl w:val="0"/>
+          <w:numId w:val="2"/>
+        </w:numPr>
+      </w:pPr>
+      <w:r>
+        <w:t>Để khai báo 1 biến là hằng thì thêm từ khóa “final” ở trước, giống “const” trong C++</w:t>
+      </w:r>
+    </w:p>
+    <w:p>
+      <w:pPr>
+        <w:pStyle w:val="ListParagraph"/>
+        <w:numPr>
+          <w:ilvl w:val="0"/>
+          <w:numId w:val="1"/>
+        </w:numPr>
+      </w:pPr>
+      <w:r>
+        <w:t xml:space="preserve">Package </w:t>
+      </w:r>
+      <w:r>
+        <w:t>Và Import?</w:t>
+      </w:r>
+    </w:p>
+    <w:p>
+      <w:pPr>
+        <w:pStyle w:val="ListParagraph"/>
+        <w:numPr>
+          <w:ilvl w:val="0"/>
+          <w:numId w:val="2"/>
+        </w:numPr>
+      </w:pPr>
+      <w:r>
+        <w:t>Ta chỉ có thể import 1 File Java khi nó là 1 Package</w:t>
+      </w:r>
+    </w:p>
+    <w:p>
+      <w:pPr>
+        <w:pStyle w:val="ListParagraph"/>
+        <w:numPr>
+          <w:ilvl w:val="0"/>
+          <w:numId w:val="2"/>
+        </w:numPr>
+      </w:pPr>
+      <w:r>
+        <w:t xml:space="preserve">Ta không thể chạy trực tiếp </w:t>
+      </w:r>
+      <w:r>
+        <w:t xml:space="preserve">1 </w:t>
+      </w:r>
+      <w:r>
+        <w:t>Package</w:t>
+      </w:r>
+    </w:p>
+    <w:p>
+      <w:pPr>
+        <w:pStyle w:val="ListParagraph"/>
+        <w:numPr>
+          <w:ilvl w:val="0"/>
+          <w:numId w:val="2"/>
+        </w:numPr>
+      </w:pPr>
+      <w:r>
+        <w:t>Để chỉ định 1 File là 1 Package, đặt lệnh sau vào đầu File</w:t>
+      </w:r>
+    </w:p>
+    <w:p>
+      <w:pPr>
+        <w:pStyle w:val="ListParagraph"/>
+        <w:pBdr>
+          <w:top w:val="single" w:sz="4" w:space="1" w:color="auto"/>
+          <w:left w:val="single" w:sz="4" w:space="4" w:color="auto"/>
+          <w:bottom w:val="single" w:sz="4" w:space="1" w:color="auto"/>
+          <w:right w:val="single" w:sz="4" w:space="4" w:color="auto"/>
+        </w:pBdr>
+        <w:ind w:left="1080"/>
+      </w:pPr>
+      <w:r>
+        <w:t>package &lt;Đường Dẫn Tới Thư Mục Chứa File Từ 1 Thư Mục Nào Đó&gt;;</w:t>
+      </w:r>
+    </w:p>
+    <w:p>
+      <w:pPr>
+        <w:pStyle w:val="ListParagraph"/>
+        <w:numPr>
+          <w:ilvl w:val="0"/>
+          <w:numId w:val="2"/>
+        </w:numPr>
+      </w:pPr>
+      <w:r>
+        <w:t>Để import 1 Package</w:t>
+      </w:r>
+      <w:r>
+        <w:t xml:space="preserve"> cùng gốc</w:t>
+      </w:r>
+    </w:p>
+    <w:p>
+      <w:pPr>
+        <w:pStyle w:val="ListParagraph"/>
+        <w:pBdr>
+          <w:top w:val="single" w:sz="4" w:space="1" w:color="auto"/>
+          <w:left w:val="single" w:sz="4" w:space="4" w:color="auto"/>
+          <w:bottom w:val="single" w:sz="4" w:space="1" w:color="auto"/>
+          <w:right w:val="single" w:sz="4" w:space="4" w:color="auto"/>
+        </w:pBdr>
+        <w:ind w:left="1080"/>
+      </w:pPr>
+      <w:r>
+        <w:t>i</w:t>
+      </w:r>
+      <w:r>
+        <w:t>mport &lt;</w:t>
+      </w:r>
+      <w:r>
+        <w:t>Đường Dẫn Tới Package Từ Gốc</w:t>
+      </w:r>
+      <w:r>
+        <w:t>&gt;</w:t>
+      </w:r>
+      <w:r>
+        <w:t>;</w:t>
+      </w:r>
+    </w:p>
+    <w:p>
+      <w:pPr>
+        <w:pStyle w:val="ListParagraph"/>
+        <w:numPr>
+          <w:ilvl w:val="0"/>
+          <w:numId w:val="2"/>
+        </w:numPr>
+      </w:pPr>
+      <w:r>
+        <w:t>Ví dụ minh họa, ta có cấu trúc đường dẫn sau</w:t>
+      </w:r>
+    </w:p>
+    <w:tbl>
+      <w:tblPr>
+        <w:tblStyle w:val="TableGrid"/>
+        <w:tblW w:w="7645" w:type="dxa"/>
+        <w:tblInd w:w="1080" w:type="dxa"/>
+        <w:tblLook w:val="04A0" w:firstRow="1" w:lastRow="0" w:firstColumn="1" w:lastColumn="0" w:noHBand="0" w:noVBand="1"/>
+      </w:tblPr>
+      <w:tblGrid>
+        <w:gridCol w:w="656"/>
+        <w:gridCol w:w="1017"/>
+        <w:gridCol w:w="1562"/>
+        <w:gridCol w:w="1890"/>
+        <w:gridCol w:w="2520"/>
+      </w:tblGrid>
+      <w:tr>
+        <w:tc>
+          <w:tcPr>
+            <w:tcW w:w="656" w:type="dxa"/>
+            <w:vAlign w:val="center"/>
+          </w:tcPr>
+          <w:p>
+            <w:pPr>
+              <w:pStyle w:val="ListParagraph"/>
+              <w:ind w:left="0"/>
+              <w:jc w:val="center"/>
+            </w:pPr>
+            <w:r>
+              <w:t>foo</w:t>
+            </w:r>
+          </w:p>
+        </w:tc>
+        <w:tc>
+          <w:tcPr>
+            <w:tcW w:w="1017" w:type="dxa"/>
+            <w:vAlign w:val="center"/>
+          </w:tcPr>
+          <w:p>
+            <w:pPr>
+              <w:pStyle w:val="ListParagraph"/>
+              <w:ind w:left="0"/>
+              <w:jc w:val="center"/>
+            </w:pPr>
+          </w:p>
+        </w:tc>
+        <w:tc>
+          <w:tcPr>
+            <w:tcW w:w="1562" w:type="dxa"/>
+            <w:vAlign w:val="center"/>
+          </w:tcPr>
+          <w:p>
+            <w:pPr>
+              <w:pStyle w:val="ListParagraph"/>
+              <w:ind w:left="0"/>
+              <w:jc w:val="center"/>
+            </w:pPr>
+          </w:p>
+        </w:tc>
+        <w:tc>
+          <w:tcPr>
+            <w:tcW w:w="1890" w:type="dxa"/>
+            <w:vAlign w:val="center"/>
+          </w:tcPr>
+          <w:p>
+            <w:pPr>
+              <w:pStyle w:val="ListParagraph"/>
+              <w:ind w:left="0"/>
+              <w:jc w:val="center"/>
+            </w:pPr>
+          </w:p>
+        </w:tc>
+        <w:tc>
+          <w:tcPr>
+            <w:tcW w:w="2520" w:type="dxa"/>
+            <w:vAlign w:val="center"/>
+          </w:tcPr>
+          <w:p>
+            <w:pPr>
+              <w:pStyle w:val="ListParagraph"/>
+              <w:ind w:left="0"/>
+              <w:jc w:val="center"/>
+            </w:pPr>
+          </w:p>
+        </w:tc>
+      </w:tr>
+      <w:tr>
+        <w:tc>
+          <w:tcPr>
+            <w:tcW w:w="656" w:type="dxa"/>
+            <w:vAlign w:val="center"/>
+          </w:tcPr>
+          <w:p>
+            <w:pPr>
+              <w:pStyle w:val="ListParagraph"/>
+              <w:ind w:left="0"/>
+              <w:jc w:val="center"/>
+            </w:pPr>
+          </w:p>
+        </w:tc>
+        <w:tc>
+          <w:tcPr>
+            <w:tcW w:w="1017" w:type="dxa"/>
+            <w:vAlign w:val="center"/>
+          </w:tcPr>
+          <w:p>
+            <w:pPr>
+              <w:pStyle w:val="ListParagraph"/>
+              <w:ind w:left="0"/>
+              <w:jc w:val="center"/>
+            </w:pPr>
+            <w:r>
+              <w:t>bar.java</w:t>
+            </w:r>
+          </w:p>
+        </w:tc>
+        <w:tc>
+          <w:tcPr>
+            <w:tcW w:w="1562" w:type="dxa"/>
+            <w:vAlign w:val="center"/>
+          </w:tcPr>
+          <w:p>
+            <w:pPr>
+              <w:pStyle w:val="ListParagraph"/>
+              <w:ind w:left="0"/>
+              <w:jc w:val="center"/>
+            </w:pPr>
+          </w:p>
+        </w:tc>
+        <w:tc>
+          <w:tcPr>
+            <w:tcW w:w="1890" w:type="dxa"/>
+            <w:vAlign w:val="center"/>
+          </w:tcPr>
+          <w:p>
+            <w:pPr>
+              <w:pStyle w:val="ListParagraph"/>
+              <w:ind w:left="0"/>
+              <w:jc w:val="center"/>
+            </w:pPr>
+          </w:p>
+        </w:tc>
+        <w:tc>
+          <w:tcPr>
+            <w:tcW w:w="2520" w:type="dxa"/>
+            <w:vAlign w:val="center"/>
+          </w:tcPr>
+          <w:p>
+            <w:pPr>
+              <w:pStyle w:val="ListParagraph"/>
+              <w:ind w:left="0"/>
+              <w:jc w:val="center"/>
+            </w:pPr>
+          </w:p>
+        </w:tc>
+      </w:tr>
+      <w:tr>
+        <w:tc>
+          <w:tcPr>
+            <w:tcW w:w="656" w:type="dxa"/>
+            <w:vAlign w:val="center"/>
+          </w:tcPr>
+          <w:p>
+            <w:pPr>
+              <w:pStyle w:val="ListParagraph"/>
+              <w:ind w:left="0"/>
+              <w:jc w:val="center"/>
+            </w:pPr>
+          </w:p>
+        </w:tc>
+        <w:tc>
+          <w:tcPr>
+            <w:tcW w:w="1017" w:type="dxa"/>
+            <w:vAlign w:val="center"/>
+          </w:tcPr>
+          <w:p>
+            <w:pPr>
+              <w:pStyle w:val="ListParagraph"/>
+              <w:ind w:left="0"/>
+              <w:jc w:val="center"/>
+            </w:pPr>
+            <w:r>
+              <w:t>far.java</w:t>
+            </w:r>
+          </w:p>
+        </w:tc>
+        <w:tc>
+          <w:tcPr>
+            <w:tcW w:w="1562" w:type="dxa"/>
+            <w:vAlign w:val="center"/>
+          </w:tcPr>
+          <w:p>
+            <w:pPr>
+              <w:pStyle w:val="ListParagraph"/>
+              <w:ind w:left="0"/>
+              <w:jc w:val="center"/>
+            </w:pPr>
+          </w:p>
+        </w:tc>
+        <w:tc>
+          <w:tcPr>
+            <w:tcW w:w="1890" w:type="dxa"/>
+            <w:vAlign w:val="center"/>
+          </w:tcPr>
+          <w:p>
+            <w:pPr>
+              <w:pStyle w:val="ListParagraph"/>
+              <w:ind w:left="0"/>
+              <w:jc w:val="center"/>
+            </w:pPr>
+          </w:p>
+        </w:tc>
+        <w:tc>
+          <w:tcPr>
+            <w:tcW w:w="2520" w:type="dxa"/>
+            <w:vAlign w:val="center"/>
+          </w:tcPr>
+          <w:p>
+            <w:pPr>
+              <w:pStyle w:val="ListParagraph"/>
+              <w:ind w:left="0"/>
+              <w:jc w:val="center"/>
+            </w:pPr>
+          </w:p>
+        </w:tc>
+      </w:tr>
+      <w:tr>
+        <w:tc>
+          <w:tcPr>
+            <w:tcW w:w="656" w:type="dxa"/>
+            <w:vAlign w:val="center"/>
+          </w:tcPr>
+          <w:p>
+            <w:pPr>
+              <w:pStyle w:val="ListParagraph"/>
+              <w:ind w:left="0"/>
+              <w:jc w:val="center"/>
+            </w:pPr>
+          </w:p>
+        </w:tc>
+        <w:tc>
+          <w:tcPr>
+            <w:tcW w:w="1017" w:type="dxa"/>
+            <w:vAlign w:val="center"/>
+          </w:tcPr>
+          <w:p>
+            <w:pPr>
+              <w:pStyle w:val="ListParagraph"/>
+              <w:ind w:left="0"/>
+              <w:jc w:val="center"/>
+            </w:pPr>
+            <w:r>
+              <w:t>boo</w:t>
+            </w:r>
+          </w:p>
+        </w:tc>
+        <w:tc>
+          <w:tcPr>
+            <w:tcW w:w="1562" w:type="dxa"/>
+            <w:vAlign w:val="center"/>
+          </w:tcPr>
+          <w:p>
+            <w:pPr>
+              <w:pStyle w:val="ListParagraph"/>
+              <w:ind w:left="0"/>
+              <w:jc w:val="center"/>
+            </w:pPr>
+          </w:p>
+        </w:tc>
+        <w:tc>
+          <w:tcPr>
+            <w:tcW w:w="1890" w:type="dxa"/>
+            <w:vAlign w:val="center"/>
+          </w:tcPr>
+          <w:p>
+            <w:pPr>
+              <w:pStyle w:val="ListParagraph"/>
+              <w:ind w:left="0"/>
+              <w:jc w:val="center"/>
+            </w:pPr>
+          </w:p>
+        </w:tc>
+        <w:tc>
+          <w:tcPr>
+            <w:tcW w:w="2520" w:type="dxa"/>
+            <w:vAlign w:val="center"/>
+          </w:tcPr>
+          <w:p>
+            <w:pPr>
+              <w:pStyle w:val="ListParagraph"/>
+              <w:ind w:left="0"/>
+              <w:jc w:val="center"/>
+            </w:pPr>
+          </w:p>
+        </w:tc>
+      </w:tr>
+      <w:tr>
+        <w:tc>
+          <w:tcPr>
+            <w:tcW w:w="656" w:type="dxa"/>
+            <w:vAlign w:val="center"/>
+          </w:tcPr>
+          <w:p>
+            <w:pPr>
+              <w:pStyle w:val="ListParagraph"/>
+              <w:ind w:left="0"/>
+              <w:jc w:val="center"/>
+            </w:pPr>
+          </w:p>
+        </w:tc>
+        <w:tc>
+          <w:tcPr>
+            <w:tcW w:w="1017" w:type="dxa"/>
+            <w:vAlign w:val="center"/>
+          </w:tcPr>
+          <w:p>
+            <w:pPr>
+              <w:pStyle w:val="ListParagraph"/>
+              <w:ind w:left="0"/>
+              <w:jc w:val="center"/>
+            </w:pPr>
+          </w:p>
+        </w:tc>
+        <w:tc>
+          <w:tcPr>
+            <w:tcW w:w="1562" w:type="dxa"/>
+            <w:vAlign w:val="center"/>
+          </w:tcPr>
+          <w:p>
+            <w:pPr>
+              <w:pStyle w:val="ListParagraph"/>
+              <w:ind w:left="0"/>
+              <w:jc w:val="center"/>
+            </w:pPr>
+            <w:r>
+              <w:t>barl</w:t>
+            </w:r>
+          </w:p>
+        </w:tc>
+        <w:tc>
+          <w:tcPr>
+            <w:tcW w:w="1890" w:type="dxa"/>
+            <w:vAlign w:val="center"/>
+          </w:tcPr>
+          <w:p>
+            <w:pPr>
+              <w:pStyle w:val="ListParagraph"/>
+              <w:ind w:left="0"/>
+              <w:jc w:val="center"/>
+            </w:pPr>
+          </w:p>
+        </w:tc>
+        <w:tc>
+          <w:tcPr>
+            <w:tcW w:w="2520" w:type="dxa"/>
+            <w:vAlign w:val="center"/>
+          </w:tcPr>
+          <w:p>
+            <w:pPr>
+              <w:pStyle w:val="ListParagraph"/>
+              <w:ind w:left="0"/>
+              <w:jc w:val="center"/>
+            </w:pPr>
+          </w:p>
+        </w:tc>
+      </w:tr>
+      <w:tr>
+        <w:tc>
+          <w:tcPr>
+            <w:tcW w:w="656" w:type="dxa"/>
+            <w:vAlign w:val="center"/>
+          </w:tcPr>
+          <w:p>
+            <w:pPr>
+              <w:pStyle w:val="ListParagraph"/>
+              <w:ind w:left="0"/>
+              <w:jc w:val="center"/>
+            </w:pPr>
+          </w:p>
+        </w:tc>
+        <w:tc>
+          <w:tcPr>
+            <w:tcW w:w="1017" w:type="dxa"/>
+            <w:vAlign w:val="center"/>
+          </w:tcPr>
+          <w:p>
+            <w:pPr>
+              <w:pStyle w:val="ListParagraph"/>
+              <w:ind w:left="0"/>
+              <w:jc w:val="center"/>
+            </w:pPr>
+          </w:p>
+        </w:tc>
+        <w:tc>
+          <w:tcPr>
+            <w:tcW w:w="1562" w:type="dxa"/>
+            <w:vAlign w:val="center"/>
+          </w:tcPr>
+          <w:p>
+            <w:pPr>
+              <w:pStyle w:val="ListParagraph"/>
+              <w:ind w:left="0"/>
+              <w:jc w:val="center"/>
+            </w:pPr>
+          </w:p>
+        </w:tc>
+        <w:tc>
+          <w:tcPr>
+            <w:tcW w:w="1890" w:type="dxa"/>
+            <w:vAlign w:val="center"/>
+          </w:tcPr>
+          <w:p>
+            <w:pPr>
+              <w:pStyle w:val="ListParagraph"/>
+              <w:ind w:left="0"/>
+              <w:jc w:val="center"/>
+            </w:pPr>
+            <w:r>
+              <w:t>fool</w:t>
+            </w:r>
+          </w:p>
+        </w:tc>
+        <w:tc>
+          <w:tcPr>
+            <w:tcW w:w="2520" w:type="dxa"/>
+            <w:vAlign w:val="center"/>
+          </w:tcPr>
+          <w:p>
+            <w:pPr>
+              <w:pStyle w:val="ListParagraph"/>
+              <w:ind w:left="0"/>
+              <w:jc w:val="center"/>
+            </w:pPr>
+          </w:p>
+        </w:tc>
+      </w:tr>
+      <w:tr>
+        <w:tc>
+          <w:tcPr>
+            <w:tcW w:w="656" w:type="dxa"/>
+            <w:vAlign w:val="center"/>
+          </w:tcPr>
+          <w:p>
+            <w:pPr>
+              <w:pStyle w:val="ListParagraph"/>
+              <w:ind w:left="0"/>
+              <w:jc w:val="center"/>
+            </w:pPr>
+          </w:p>
+        </w:tc>
+        <w:tc>
+          <w:tcPr>
+            <w:tcW w:w="1017" w:type="dxa"/>
+            <w:vAlign w:val="center"/>
+          </w:tcPr>
+          <w:p>
+            <w:pPr>
+              <w:pStyle w:val="ListParagraph"/>
+              <w:ind w:left="0"/>
+              <w:jc w:val="center"/>
+            </w:pPr>
+          </w:p>
+        </w:tc>
+        <w:tc>
+          <w:tcPr>
+            <w:tcW w:w="1562" w:type="dxa"/>
+            <w:vAlign w:val="center"/>
+          </w:tcPr>
+          <w:p>
+            <w:pPr>
+              <w:pStyle w:val="ListParagraph"/>
+              <w:ind w:left="0"/>
+              <w:jc w:val="center"/>
+            </w:pPr>
+          </w:p>
+        </w:tc>
+        <w:tc>
+          <w:tcPr>
+            <w:tcW w:w="1890" w:type="dxa"/>
+            <w:vAlign w:val="center"/>
+          </w:tcPr>
+          <w:p>
+            <w:pPr>
+              <w:pStyle w:val="ListParagraph"/>
+              <w:ind w:left="0"/>
+              <w:jc w:val="center"/>
+            </w:pPr>
+          </w:p>
+        </w:tc>
+        <w:tc>
+          <w:tcPr>
+            <w:tcW w:w="2520" w:type="dxa"/>
+            <w:vAlign w:val="center"/>
+          </w:tcPr>
+          <w:p>
+            <w:pPr>
+              <w:pStyle w:val="ListParagraph"/>
+              <w:ind w:left="0"/>
+              <w:jc w:val="center"/>
+            </w:pPr>
+            <w:r>
+              <w:t>dark.java</w:t>
+            </w:r>
+          </w:p>
+          <w:p>
+            <w:pPr>
+              <w:pStyle w:val="ListParagraph"/>
+              <w:ind w:left="0"/>
+              <w:jc w:val="center"/>
+            </w:pPr>
+            <w:r>
+              <w:t>package boo.barl.fool;</w:t>
+            </w:r>
+          </w:p>
+        </w:tc>
+      </w:tr>
+      <w:tr>
+        <w:tc>
+          <w:tcPr>
+            <w:tcW w:w="656" w:type="dxa"/>
+            <w:vAlign w:val="center"/>
+          </w:tcPr>
+          <w:p>
+            <w:pPr>
+              <w:pStyle w:val="ListParagraph"/>
+              <w:ind w:left="0"/>
+              <w:jc w:val="center"/>
+            </w:pPr>
+          </w:p>
+        </w:tc>
+        <w:tc>
+          <w:tcPr>
+            <w:tcW w:w="1017" w:type="dxa"/>
+            <w:vAlign w:val="center"/>
+          </w:tcPr>
+          <w:p>
+            <w:pPr>
+              <w:pStyle w:val="ListParagraph"/>
+              <w:ind w:left="0"/>
+              <w:jc w:val="center"/>
+            </w:pPr>
+          </w:p>
+        </w:tc>
+        <w:tc>
+          <w:tcPr>
+            <w:tcW w:w="1562" w:type="dxa"/>
+            <w:vAlign w:val="center"/>
+          </w:tcPr>
+          <w:p>
+            <w:pPr>
+              <w:pStyle w:val="ListParagraph"/>
+              <w:ind w:left="0"/>
+              <w:jc w:val="center"/>
+            </w:pPr>
+          </w:p>
+        </w:tc>
+        <w:tc>
+          <w:tcPr>
+            <w:tcW w:w="1890" w:type="dxa"/>
+            <w:vAlign w:val="center"/>
+          </w:tcPr>
+          <w:p>
+            <w:pPr>
+              <w:pStyle w:val="ListParagraph"/>
+              <w:ind w:left="0"/>
+              <w:jc w:val="center"/>
+            </w:pPr>
+            <w:r>
+              <w:t>lord.java</w:t>
+            </w:r>
+          </w:p>
+          <w:p>
+            <w:pPr>
+              <w:pStyle w:val="ListParagraph"/>
+              <w:ind w:left="0"/>
+              <w:jc w:val="center"/>
+            </w:pPr>
+            <w:r>
+              <w:t>pakage boo.barl;</w:t>
+            </w:r>
+          </w:p>
+        </w:tc>
+        <w:tc>
+          <w:tcPr>
+            <w:tcW w:w="2520" w:type="dxa"/>
+            <w:vAlign w:val="center"/>
+          </w:tcPr>
+          <w:p>
+            <w:pPr>
+              <w:pStyle w:val="ListParagraph"/>
+              <w:ind w:left="0"/>
+              <w:jc w:val="center"/>
+            </w:pPr>
+          </w:p>
+        </w:tc>
+      </w:tr>
+      <w:tr>
+        <w:tc>
+          <w:tcPr>
+            <w:tcW w:w="656" w:type="dxa"/>
+            <w:vAlign w:val="center"/>
+          </w:tcPr>
+          <w:p>
+            <w:pPr>
+              <w:pStyle w:val="ListParagraph"/>
+              <w:ind w:left="0"/>
+              <w:jc w:val="center"/>
+            </w:pPr>
+          </w:p>
+        </w:tc>
+        <w:tc>
+          <w:tcPr>
+            <w:tcW w:w="1017" w:type="dxa"/>
+            <w:vAlign w:val="center"/>
+          </w:tcPr>
+          <w:p>
+            <w:pPr>
+              <w:pStyle w:val="ListParagraph"/>
+              <w:ind w:left="0"/>
+              <w:jc w:val="center"/>
+            </w:pPr>
+          </w:p>
+        </w:tc>
+        <w:tc>
+          <w:tcPr>
+            <w:tcW w:w="1562" w:type="dxa"/>
+            <w:vAlign w:val="center"/>
+          </w:tcPr>
+          <w:p>
+            <w:pPr>
+              <w:pStyle w:val="ListParagraph"/>
+              <w:ind w:left="0"/>
+              <w:jc w:val="center"/>
+            </w:pPr>
+            <w:r>
+              <w:t>haiz.java</w:t>
+            </w:r>
+          </w:p>
+          <w:p>
+            <w:pPr>
+              <w:pStyle w:val="ListParagraph"/>
+              <w:ind w:left="0"/>
+              <w:jc w:val="center"/>
+            </w:pPr>
+            <w:r>
+              <w:t>package boo;</w:t>
+            </w:r>
+          </w:p>
+        </w:tc>
+        <w:tc>
+          <w:tcPr>
+            <w:tcW w:w="1890" w:type="dxa"/>
+            <w:vAlign w:val="center"/>
+          </w:tcPr>
+          <w:p>
+            <w:pPr>
+              <w:pStyle w:val="ListParagraph"/>
+              <w:ind w:left="0"/>
+            </w:pPr>
+          </w:p>
+        </w:tc>
+        <w:tc>
+          <w:tcPr>
+            <w:tcW w:w="2520" w:type="dxa"/>
+            <w:vAlign w:val="center"/>
+          </w:tcPr>
+          <w:p>
+            <w:pPr>
+              <w:pStyle w:val="ListParagraph"/>
+              <w:ind w:left="0"/>
+              <w:jc w:val="center"/>
+            </w:pPr>
+          </w:p>
+        </w:tc>
+      </w:tr>
+      <w:tr>
+        <w:tc>
+          <w:tcPr>
+            <w:tcW w:w="656" w:type="dxa"/>
+            <w:vAlign w:val="center"/>
+          </w:tcPr>
+          <w:p>
+            <w:pPr>
+              <w:pStyle w:val="ListParagraph"/>
+              <w:ind w:left="0"/>
+              <w:jc w:val="center"/>
+            </w:pPr>
+          </w:p>
+        </w:tc>
+        <w:tc>
+          <w:tcPr>
+            <w:tcW w:w="1017" w:type="dxa"/>
+            <w:vAlign w:val="center"/>
+          </w:tcPr>
+          <w:p>
+            <w:pPr>
+              <w:pStyle w:val="ListParagraph"/>
+              <w:ind w:left="0"/>
+              <w:jc w:val="center"/>
+            </w:pPr>
+            <w:r>
+              <w:t>bob</w:t>
+            </w:r>
+          </w:p>
+        </w:tc>
+        <w:tc>
+          <w:tcPr>
+            <w:tcW w:w="1562" w:type="dxa"/>
+            <w:vAlign w:val="center"/>
+          </w:tcPr>
+          <w:p>
+            <w:pPr>
+              <w:pStyle w:val="ListParagraph"/>
+              <w:ind w:left="0"/>
+              <w:jc w:val="center"/>
+            </w:pPr>
+          </w:p>
+        </w:tc>
+        <w:tc>
+          <w:tcPr>
+            <w:tcW w:w="1890" w:type="dxa"/>
+            <w:vAlign w:val="center"/>
+          </w:tcPr>
+          <w:p>
+            <w:pPr>
+              <w:pStyle w:val="ListParagraph"/>
+              <w:ind w:left="0"/>
+              <w:jc w:val="center"/>
+            </w:pPr>
+          </w:p>
+        </w:tc>
+        <w:tc>
+          <w:tcPr>
+            <w:tcW w:w="2520" w:type="dxa"/>
+            <w:vAlign w:val="center"/>
+          </w:tcPr>
+          <w:p>
+            <w:pPr>
+              <w:pStyle w:val="ListParagraph"/>
+              <w:ind w:left="0"/>
+              <w:jc w:val="center"/>
+            </w:pPr>
+          </w:p>
+        </w:tc>
+      </w:tr>
+      <w:tr>
+        <w:tc>
+          <w:tcPr>
+            <w:tcW w:w="656" w:type="dxa"/>
+            <w:vAlign w:val="center"/>
+          </w:tcPr>
+          <w:p>
+            <w:pPr>
+              <w:pStyle w:val="ListParagraph"/>
+              <w:ind w:left="0"/>
+              <w:jc w:val="center"/>
+            </w:pPr>
+          </w:p>
+        </w:tc>
+        <w:tc>
+          <w:tcPr>
+            <w:tcW w:w="1017" w:type="dxa"/>
+            <w:vAlign w:val="center"/>
+          </w:tcPr>
+          <w:p>
+            <w:pPr>
+              <w:pStyle w:val="ListParagraph"/>
+              <w:ind w:left="0"/>
+              <w:jc w:val="center"/>
+            </w:pPr>
+          </w:p>
+        </w:tc>
+        <w:tc>
+          <w:tcPr>
+            <w:tcW w:w="1562" w:type="dxa"/>
+            <w:vAlign w:val="center"/>
+          </w:tcPr>
+          <w:p>
+            <w:pPr>
+              <w:pStyle w:val="ListParagraph"/>
+              <w:ind w:left="0"/>
+              <w:jc w:val="center"/>
+            </w:pPr>
+            <w:r>
+              <w:t>burh</w:t>
+            </w:r>
+          </w:p>
+        </w:tc>
+        <w:tc>
+          <w:tcPr>
+            <w:tcW w:w="1890" w:type="dxa"/>
+            <w:vAlign w:val="center"/>
+          </w:tcPr>
+          <w:p>
+            <w:pPr>
+              <w:pStyle w:val="ListParagraph"/>
+              <w:ind w:left="0"/>
+              <w:jc w:val="center"/>
+            </w:pPr>
+          </w:p>
+        </w:tc>
+        <w:tc>
+          <w:tcPr>
+            <w:tcW w:w="2520" w:type="dxa"/>
+            <w:vAlign w:val="center"/>
+          </w:tcPr>
+          <w:p>
+            <w:pPr>
+              <w:pStyle w:val="ListParagraph"/>
+              <w:ind w:left="0"/>
+              <w:jc w:val="center"/>
+            </w:pPr>
+          </w:p>
+        </w:tc>
+      </w:tr>
+      <w:tr>
+        <w:tc>
+          <w:tcPr>
+            <w:tcW w:w="656" w:type="dxa"/>
+            <w:vAlign w:val="center"/>
+          </w:tcPr>
+          <w:p>
+            <w:pPr>
+              <w:pStyle w:val="ListParagraph"/>
+              <w:ind w:left="0"/>
+              <w:jc w:val="center"/>
+            </w:pPr>
+          </w:p>
+        </w:tc>
+        <w:tc>
+          <w:tcPr>
+            <w:tcW w:w="1017" w:type="dxa"/>
+            <w:vAlign w:val="center"/>
+          </w:tcPr>
+          <w:p>
+            <w:pPr>
+              <w:pStyle w:val="ListParagraph"/>
+              <w:ind w:left="0"/>
+              <w:jc w:val="center"/>
+            </w:pPr>
+          </w:p>
+        </w:tc>
+        <w:tc>
+          <w:tcPr>
+            <w:tcW w:w="1562" w:type="dxa"/>
+            <w:vAlign w:val="center"/>
+          </w:tcPr>
+          <w:p>
+            <w:pPr>
+              <w:pStyle w:val="ListParagraph"/>
+              <w:ind w:left="0"/>
+              <w:jc w:val="center"/>
+            </w:pPr>
+          </w:p>
+        </w:tc>
+        <w:tc>
+          <w:tcPr>
+            <w:tcW w:w="1890" w:type="dxa"/>
+            <w:vAlign w:val="center"/>
+          </w:tcPr>
+          <w:p>
+            <w:pPr>
+              <w:pStyle w:val="ListParagraph"/>
+              <w:ind w:left="0"/>
+              <w:jc w:val="center"/>
+            </w:pPr>
+            <w:r>
+              <w:t>lmao.java</w:t>
+            </w:r>
+          </w:p>
+          <w:p>
+            <w:pPr>
+              <w:pStyle w:val="ListParagraph"/>
+              <w:ind w:left="0"/>
+              <w:jc w:val="center"/>
+            </w:pPr>
+            <w:r>
+              <w:t>package bob.burh;</w:t>
+            </w:r>
+          </w:p>
+        </w:tc>
+        <w:tc>
+          <w:tcPr>
+            <w:tcW w:w="2520" w:type="dxa"/>
+            <w:vAlign w:val="center"/>
+          </w:tcPr>
+          <w:p>
+            <w:pPr>
+              <w:pStyle w:val="ListParagraph"/>
+              <w:ind w:left="0"/>
+              <w:jc w:val="center"/>
+            </w:pPr>
+          </w:p>
+        </w:tc>
+      </w:tr>
+    </w:tbl>
+    <w:p>
+      <w:pPr>
+        <w:pStyle w:val="ListParagraph"/>
+        <w:numPr>
+          <w:ilvl w:val="0"/>
+          <w:numId w:val="2"/>
+        </w:numPr>
+      </w:pPr>
+      <w:r>
+        <w:t>Từ File “bar.java”, ta có thể Import File “lord.java” bằng lệnh</w:t>
+      </w:r>
+    </w:p>
+    <w:p>
+      <w:pPr>
+        <w:pStyle w:val="ListParagraph"/>
+        <w:pBdr>
+          <w:top w:val="single" w:sz="4" w:space="1" w:color="auto"/>
+          <w:left w:val="single" w:sz="4" w:space="4" w:color="auto"/>
+          <w:bottom w:val="single" w:sz="4" w:space="1" w:color="auto"/>
+          <w:right w:val="single" w:sz="4" w:space="4" w:color="auto"/>
+        </w:pBdr>
+        <w:ind w:left="1080"/>
+      </w:pPr>
+      <w:r>
+        <w:t>import boo.barl.lord;</w:t>
+      </w:r>
+    </w:p>
+    <w:p>
+      <w:pPr>
+        <w:pStyle w:val="ListParagraph"/>
+        <w:numPr>
+          <w:ilvl w:val="0"/>
+          <w:numId w:val="2"/>
+        </w:numPr>
+      </w:pPr>
+      <w:r>
+        <w:lastRenderedPageBreak/>
+        <w:t>Bây giờ, nếu biên dịch File “bar.java” sang Byte Code</w:t>
+      </w:r>
+      <w:r>
+        <w:t xml:space="preserve">, cả File “bar.java” và “lord.java” </w:t>
+      </w:r>
+      <w:r>
+        <w:t xml:space="preserve">đều sẽ </w:t>
+      </w:r>
+      <w:r>
+        <w:t>được biên dịch sang “bar.class” và “lord.class”</w:t>
+      </w:r>
+      <w:r>
+        <w:t>, nghĩa là chỉ có File Byte Code của Public Class là được tạo ra, nhưng nếu trong các Public Class có gọi đến các Class thường thì File Byte Code của các Class thường cũng được tạo ra, File “bar.class” sẽ phụ thuộc vào “lord.class”, nếu “lord.class” bị xóa hoặc dời đi đâu khác vị trí ban đầu là không chạy được “bar.class”, tương tự với các File Byte Code phụ thuộc vào nhau khác</w:t>
+      </w:r>
+    </w:p>
+    <w:p>
+      <w:pPr>
+        <w:pStyle w:val="ListParagraph"/>
+        <w:numPr>
+          <w:ilvl w:val="0"/>
+          <w:numId w:val="2"/>
+        </w:numPr>
+      </w:pPr>
+      <w:r>
+        <w:t>Từ trong File “dark.java”, ta vẫn có thể Import “haiz.java”, thì chúng cùng gốc “boo”</w:t>
+      </w:r>
+    </w:p>
+    <w:p>
+      <w:pPr>
+        <w:pStyle w:val="ListParagraph"/>
+        <w:pBdr>
+          <w:top w:val="single" w:sz="4" w:space="1" w:color="auto"/>
+          <w:left w:val="single" w:sz="4" w:space="4" w:color="auto"/>
+          <w:bottom w:val="single" w:sz="4" w:space="1" w:color="auto"/>
+          <w:right w:val="single" w:sz="4" w:space="4" w:color="auto"/>
+        </w:pBdr>
+        <w:ind w:left="1080"/>
+      </w:pPr>
+      <w:r>
+        <w:t>import boo.haiz;</w:t>
+      </w:r>
+    </w:p>
+    <w:p>
+      <w:pPr>
+        <w:pStyle w:val="ListParagraph"/>
+        <w:numPr>
+          <w:ilvl w:val="0"/>
+          <w:numId w:val="2"/>
+        </w:numPr>
+      </w:pPr>
+      <w:r>
+        <w:t>Để ý thấy ta đang Import các Public Class, còn các Class thường, ta không thể Import được, mà chỉ có thể dùng nội bộ trong cùng 1 File</w:t>
+      </w:r>
+    </w:p>
+    <w:p>
+      <w:pPr>
+        <w:pStyle w:val="ListParagraph"/>
+        <w:numPr>
+          <w:ilvl w:val="0"/>
+          <w:numId w:val="2"/>
+        </w:numPr>
+      </w:pPr>
+      <w:r>
+        <w:t>Với ví dụ trên, giả sử trong File “haiz.java”, Public Class “haiz” chứa hàm “haha”, thì sau khi Import, ta có thể gọi hàm này bằng cách gọi hàm thông thường</w:t>
+      </w:r>
+    </w:p>
+    <w:p>
+      <w:pPr>
+        <w:pStyle w:val="ListParagraph"/>
+        <w:pBdr>
+          <w:top w:val="single" w:sz="4" w:space="1" w:color="auto"/>
+          <w:left w:val="single" w:sz="4" w:space="4" w:color="auto"/>
+          <w:bottom w:val="single" w:sz="4" w:space="1" w:color="auto"/>
+          <w:right w:val="single" w:sz="4" w:space="4" w:color="auto"/>
+        </w:pBdr>
+        <w:ind w:left="1080"/>
+      </w:pPr>
+      <w:r>
+        <w:t>haiz.haha();</w:t>
+      </w:r>
+    </w:p>
+    <w:p>
+      <w:pPr>
+        <w:pStyle w:val="ListParagraph"/>
+        <w:numPr>
+          <w:ilvl w:val="0"/>
+          <w:numId w:val="2"/>
+        </w:numPr>
+      </w:pPr>
+      <w:r>
+        <w:t>Lưu ý nếu chỉnh sửa 1 Package thì phải xóa File Byte Code của Package đó trước khi gọi nó, vì Java sẽ lấy File Byte Code sẵn, xóa đi để cho nó biên dịch lại</w:t>
+      </w:r>
+    </w:p>
+    <w:p>
+      <w:pPr>
+        <w:pStyle w:val="ListParagraph"/>
+        <w:numPr>
+          <w:ilvl w:val="0"/>
+          <w:numId w:val="1"/>
+        </w:numPr>
+      </w:pPr>
+      <w:r>
+        <w:t xml:space="preserve">Đối </w:t>
+      </w:r>
+      <w:r>
+        <w:t xml:space="preserve">Tượng Của 1 </w:t>
+      </w:r>
+      <w:r>
+        <w:t>Class</w:t>
+      </w:r>
+      <w:r>
+        <w:t>?</w:t>
+      </w:r>
+    </w:p>
+    <w:p>
+      <w:pPr>
+        <w:pStyle w:val="ListParagraph"/>
+        <w:numPr>
+          <w:ilvl w:val="0"/>
+          <w:numId w:val="2"/>
+        </w:numPr>
+      </w:pPr>
+      <w:r>
+        <w:t xml:space="preserve">Để tạo đối tượng của 1 Class cấp </w:t>
+      </w:r>
+      <w:r>
+        <w:t>cao nhất, nghĩa là mấy cái Class ông cố nội hay ngoài cùng, từ bất kì đâu trong File</w:t>
+      </w:r>
+    </w:p>
+    <w:p>
+      <w:pPr>
+        <w:pStyle w:val="ListParagraph"/>
+        <w:pBdr>
+          <w:top w:val="single" w:sz="4" w:space="1" w:color="auto"/>
+          <w:left w:val="single" w:sz="4" w:space="4" w:color="auto"/>
+          <w:bottom w:val="single" w:sz="4" w:space="1" w:color="auto"/>
+          <w:right w:val="single" w:sz="4" w:space="4" w:color="auto"/>
+        </w:pBdr>
+        <w:ind w:left="1080"/>
+      </w:pPr>
+      <w:r>
+        <w:t>&lt;Class&gt; &lt;Đối Tượng&gt; = new &lt;Class&gt;();</w:t>
+      </w:r>
+    </w:p>
+    <w:p>
+      <w:pPr>
+        <w:pStyle w:val="ListParagraph"/>
+        <w:numPr>
+          <w:ilvl w:val="0"/>
+          <w:numId w:val="2"/>
+        </w:numPr>
+      </w:pPr>
+      <w:r>
+        <w:t>Ví dụ</w:t>
+      </w:r>
+    </w:p>
+    <w:p>
+      <w:pPr>
+        <w:pStyle w:val="ListParagraph"/>
+        <w:pBdr>
+          <w:top w:val="single" w:sz="4" w:space="1" w:color="auto"/>
+          <w:left w:val="single" w:sz="4" w:space="4" w:color="auto"/>
+          <w:bottom w:val="single" w:sz="4" w:space="1" w:color="auto"/>
+          <w:right w:val="single" w:sz="4" w:space="4" w:color="auto"/>
+        </w:pBdr>
+        <w:ind w:left="1080"/>
+      </w:pPr>
+      <w:r>
+        <w:t>Car Lambo = new Car();</w:t>
+      </w:r>
+    </w:p>
+    <w:p>
+      <w:pPr>
+        <w:pStyle w:val="ListParagraph"/>
+        <w:numPr>
+          <w:ilvl w:val="0"/>
+          <w:numId w:val="2"/>
+        </w:numPr>
+      </w:pPr>
+      <w:r>
+        <w:t>Để tạo đối tượng của 1 Class cấp cao nhì, nghĩa là mấy cái Class con trực tiếp của các Class cấp cao nhất, trước tiên phải tạo đối tượng của Class cấp cao nhất đó, rồi dùng nó để khởi tạo đối tượng</w:t>
+      </w:r>
+    </w:p>
+    <w:p>
+      <w:pPr>
+        <w:pStyle w:val="ListParagraph"/>
+        <w:numPr>
+          <w:ilvl w:val="0"/>
+          <w:numId w:val="2"/>
+        </w:numPr>
+      </w:pPr>
+      <w:r>
+        <w:t>Ví dụ, trong Class “foo” chứa Class “bar”, ta muốn tạo đối tượng “fool” từ Class “bar”</w:t>
+      </w:r>
+    </w:p>
+    <w:p>
+      <w:pPr>
+        <w:pStyle w:val="ListParagraph"/>
+        <w:pBdr>
+          <w:top w:val="single" w:sz="4" w:space="1" w:color="auto"/>
+          <w:left w:val="single" w:sz="4" w:space="4" w:color="auto"/>
+          <w:bottom w:val="single" w:sz="4" w:space="1" w:color="auto"/>
+          <w:right w:val="single" w:sz="4" w:space="4" w:color="auto"/>
+        </w:pBdr>
+        <w:ind w:left="1080"/>
+      </w:pPr>
+      <w:r>
+        <w:t>foo far = new foo();</w:t>
+      </w:r>
+    </w:p>
+    <w:p>
+      <w:pPr>
+        <w:pStyle w:val="ListParagraph"/>
+        <w:pBdr>
+          <w:top w:val="single" w:sz="4" w:space="1" w:color="auto"/>
+          <w:left w:val="single" w:sz="4" w:space="4" w:color="auto"/>
+          <w:bottom w:val="single" w:sz="4" w:space="1" w:color="auto"/>
+          <w:right w:val="single" w:sz="4" w:space="4" w:color="auto"/>
+        </w:pBdr>
+        <w:ind w:left="1080"/>
+      </w:pPr>
+      <w:r>
+        <w:t>foo.bar fool = far.new bar();</w:t>
+      </w:r>
+    </w:p>
+    <w:p>
+      <w:pPr>
+        <w:pStyle w:val="ListParagraph"/>
+        <w:numPr>
+          <w:ilvl w:val="0"/>
+          <w:numId w:val="2"/>
+        </w:numPr>
+      </w:pPr>
+    </w:p>
+    <w:p/>
+    <w:p>
+      <w:r>
+        <w:t>System:</w:t>
+      </w:r>
+    </w:p>
+    <w:p>
+      <w:pPr>
+        <w:pStyle w:val="ListParagraph"/>
+        <w:numPr>
+          <w:ilvl w:val="0"/>
+          <w:numId w:val="6"/>
+        </w:numPr>
+      </w:pPr>
+      <w:r>
+        <w:t>In Cái Gì Đó Ra Rồi Xuống Dòng?</w:t>
+      </w:r>
+    </w:p>
+    <w:p>
+      <w:pPr>
+        <w:pStyle w:val="ListParagraph"/>
+        <w:pBdr>
+          <w:top w:val="single" w:sz="4" w:space="1" w:color="auto"/>
+          <w:left w:val="single" w:sz="4" w:space="4" w:color="auto"/>
+          <w:bottom w:val="single" w:sz="4" w:space="1" w:color="auto"/>
+          <w:right w:val="single" w:sz="4" w:space="4" w:color="auto"/>
+        </w:pBdr>
+        <w:ind w:left="1080"/>
+      </w:pPr>
+      <w:r>
+        <w:t>System.out.println(&lt;Giá Trị&gt;);</w:t>
+      </w:r>
+    </w:p>
+    <w:p>
+      <w:pPr>
+        <w:pStyle w:val="ListParagraph"/>
+        <w:numPr>
+          <w:ilvl w:val="0"/>
+          <w:numId w:val="2"/>
+        </w:numPr>
+      </w:pPr>
     </w:p>
     <w:sectPr>
       <w:pgSz w:w="12240" w:h="15840"/>
@@ -1108,6 +2832,95 @@
     </w:lvl>
   </w:abstractNum>
   <w:abstractNum w:abstractNumId="4" w15:restartNumberingAfterBreak="0">
+    <w:nsid w:val="6F16704C"/>
+    <w:multiLevelType w:val="hybridMultilevel"/>
+    <w:tmpl w:val="A6B8542C"/>
+    <w:lvl w:ilvl="0" w:tplc="27089FD2">
+      <w:start w:val="1"/>
+      <w:numFmt w:val="decimal"/>
+      <w:lvlText w:val="%1."/>
+      <w:lvlJc w:val="left"/>
+      <w:pPr>
+        <w:ind w:left="1080" w:hanging="360"/>
+      </w:pPr>
+      <w:rPr>
+        <w:rFonts w:hint="default"/>
+      </w:rPr>
+    </w:lvl>
+    <w:lvl w:ilvl="1" w:tplc="04090019" w:tentative="1">
+      <w:start w:val="1"/>
+      <w:numFmt w:val="lowerLetter"/>
+      <w:lvlText w:val="%2."/>
+      <w:lvlJc w:val="left"/>
+      <w:pPr>
+        <w:ind w:left="1800" w:hanging="360"/>
+      </w:pPr>
+    </w:lvl>
+    <w:lvl w:ilvl="2" w:tplc="0409001B" w:tentative="1">
+      <w:start w:val="1"/>
+      <w:numFmt w:val="lowerRoman"/>
+      <w:lvlText w:val="%3."/>
+      <w:lvlJc w:val="right"/>
+      <w:pPr>
+        <w:ind w:left="2520" w:hanging="180"/>
+      </w:pPr>
+    </w:lvl>
+    <w:lvl w:ilvl="3" w:tplc="0409000F" w:tentative="1">
+      <w:start w:val="1"/>
+      <w:numFmt w:val="decimal"/>
+      <w:lvlText w:val="%4."/>
+      <w:lvlJc w:val="left"/>
+      <w:pPr>
+        <w:ind w:left="3240" w:hanging="360"/>
+      </w:pPr>
+    </w:lvl>
+    <w:lvl w:ilvl="4" w:tplc="04090019" w:tentative="1">
+      <w:start w:val="1"/>
+      <w:numFmt w:val="lowerLetter"/>
+      <w:lvlText w:val="%5."/>
+      <w:lvlJc w:val="left"/>
+      <w:pPr>
+        <w:ind w:left="3960" w:hanging="360"/>
+      </w:pPr>
+    </w:lvl>
+    <w:lvl w:ilvl="5" w:tplc="0409001B" w:tentative="1">
+      <w:start w:val="1"/>
+      <w:numFmt w:val="lowerRoman"/>
+      <w:lvlText w:val="%6."/>
+      <w:lvlJc w:val="right"/>
+      <w:pPr>
+        <w:ind w:left="4680" w:hanging="180"/>
+      </w:pPr>
+    </w:lvl>
+    <w:lvl w:ilvl="6" w:tplc="0409000F" w:tentative="1">
+      <w:start w:val="1"/>
+      <w:numFmt w:val="decimal"/>
+      <w:lvlText w:val="%7."/>
+      <w:lvlJc w:val="left"/>
+      <w:pPr>
+        <w:ind w:left="5400" w:hanging="360"/>
+      </w:pPr>
+    </w:lvl>
+    <w:lvl w:ilvl="7" w:tplc="04090019" w:tentative="1">
+      <w:start w:val="1"/>
+      <w:numFmt w:val="lowerLetter"/>
+      <w:lvlText w:val="%8."/>
+      <w:lvlJc w:val="left"/>
+      <w:pPr>
+        <w:ind w:left="6120" w:hanging="360"/>
+      </w:pPr>
+    </w:lvl>
+    <w:lvl w:ilvl="8" w:tplc="0409001B" w:tentative="1">
+      <w:start w:val="1"/>
+      <w:numFmt w:val="lowerRoman"/>
+      <w:lvlText w:val="%9."/>
+      <w:lvlJc w:val="right"/>
+      <w:pPr>
+        <w:ind w:left="6840" w:hanging="180"/>
+      </w:pPr>
+    </w:lvl>
+  </w:abstractNum>
+  <w:abstractNum w:abstractNumId="5" w15:restartNumberingAfterBreak="0">
     <w:nsid w:val="7817657E"/>
     <w:multiLevelType w:val="hybridMultilevel"/>
     <w:tmpl w:val="5D9462C4"/>
@@ -1233,6 +3046,9 @@
     <w:abstractNumId w:val="3"/>
   </w:num>
   <w:num w:numId="5" w16cid:durableId="1695691817">
+    <w:abstractNumId w:val="5"/>
+  </w:num>
+  <w:num w:numId="6" w16cid:durableId="1648821044">
     <w:abstractNumId w:val="4"/>
   </w:num>
 </w:numbering>
@@ -1712,6 +3528,25 @@
       <w:u w:val="single"/>
     </w:rPr>
   </w:style>
+  <w:style w:type="table" w:styleId="TableGrid">
+    <w:name w:val="Table Grid"/>
+    <w:basedOn w:val="TableNormal"/>
+    <w:uiPriority w:val="39"/>
+    <w:rsid w:val="00507751"/>
+    <w:pPr>
+      <w:spacing w:after="0" w:line="240" w:lineRule="auto"/>
+    </w:pPr>
+    <w:tblPr>
+      <w:tblBorders>
+        <w:top w:val="single" w:sz="4" w:space="0" w:color="auto"/>
+        <w:left w:val="single" w:sz="4" w:space="0" w:color="auto"/>
+        <w:bottom w:val="single" w:sz="4" w:space="0" w:color="auto"/>
+        <w:right w:val="single" w:sz="4" w:space="0" w:color="auto"/>
+        <w:insideH w:val="single" w:sz="4" w:space="0" w:color="auto"/>
+        <w:insideV w:val="single" w:sz="4" w:space="0" w:color="auto"/>
+      </w:tblBorders>
+    </w:tblPr>
+  </w:style>
 </w:styles>
 </file>
 

--- a/java.docx
+++ b/java.docx
@@ -476,6 +476,649 @@
     <w:p/>
     <w:p>
       <w:r>
+        <w:t>XML:</w:t>
+      </w:r>
+    </w:p>
+    <w:p>
+      <w:pPr>
+        <w:pStyle w:val="ListParagraph"/>
+        <w:numPr>
+          <w:ilvl w:val="0"/>
+          <w:numId w:val="7"/>
+        </w:numPr>
+      </w:pPr>
+      <w:r>
+        <w:t>Tác Dụng?</w:t>
+      </w:r>
+    </w:p>
+    <w:p>
+      <w:pPr>
+        <w:pStyle w:val="ListParagraph"/>
+        <w:numPr>
+          <w:ilvl w:val="0"/>
+          <w:numId w:val="4"/>
+        </w:numPr>
+      </w:pPr>
+      <w:r>
+        <w:t>Lưu trữ dữ liệu như JSON</w:t>
+      </w:r>
+    </w:p>
+    <w:p>
+      <w:pPr>
+        <w:pStyle w:val="ListParagraph"/>
+        <w:numPr>
+          <w:ilvl w:val="0"/>
+          <w:numId w:val="7"/>
+        </w:numPr>
+      </w:pPr>
+      <w:r>
+        <w:t>Cấu Trúc?</w:t>
+      </w:r>
+    </w:p>
+    <w:p>
+      <w:pPr>
+        <w:pStyle w:val="ListParagraph"/>
+        <w:numPr>
+          <w:ilvl w:val="0"/>
+          <w:numId w:val="4"/>
+        </w:numPr>
+      </w:pPr>
+      <w:r>
+        <w:t>Dòng đầu tiên chỉ định phiên bản XML và cách mã hóa nó</w:t>
+      </w:r>
+    </w:p>
+    <w:p>
+      <w:pPr>
+        <w:pStyle w:val="ListParagraph"/>
+        <w:pBdr>
+          <w:top w:val="single" w:sz="4" w:space="1" w:color="auto"/>
+          <w:left w:val="single" w:sz="4" w:space="4" w:color="auto"/>
+          <w:bottom w:val="single" w:sz="4" w:space="1" w:color="auto"/>
+          <w:right w:val="single" w:sz="4" w:space="4" w:color="auto"/>
+        </w:pBdr>
+        <w:ind w:left="1080"/>
+      </w:pPr>
+      <w:r>
+        <w:t>&lt;?xml version="1.0" encoding="UTF-8"?&gt;</w:t>
+      </w:r>
+    </w:p>
+    <w:p>
+      <w:pPr>
+        <w:pStyle w:val="ListParagraph"/>
+        <w:numPr>
+          <w:ilvl w:val="0"/>
+          <w:numId w:val="4"/>
+        </w:numPr>
+      </w:pPr>
+      <w:r>
+        <w:t>Phần phía dưới là 1 cấu trúc cây, bao gồm chỉ 1 Node làm gốc, các Node tiếp theo bên trong làm con cháu, tên Node bất kì, cú pháp giống Tag trong HTML, có thể chỉ định thuộc tính bất kì</w:t>
+      </w:r>
+    </w:p>
+    <w:p>
+      <w:pPr>
+        <w:pStyle w:val="ListParagraph"/>
+        <w:numPr>
+          <w:ilvl w:val="0"/>
+          <w:numId w:val="4"/>
+        </w:numPr>
+      </w:pPr>
+      <w:r>
+        <w:t>Ví dụ</w:t>
+      </w:r>
+    </w:p>
+    <w:p>
+      <w:pPr>
+        <w:pStyle w:val="ListParagraph"/>
+        <w:pBdr>
+          <w:top w:val="single" w:sz="4" w:space="1" w:color="auto"/>
+          <w:left w:val="single" w:sz="4" w:space="4" w:color="auto"/>
+          <w:bottom w:val="single" w:sz="4" w:space="1" w:color="auto"/>
+          <w:right w:val="single" w:sz="4" w:space="4" w:color="auto"/>
+        </w:pBdr>
+        <w:ind w:left="1080"/>
+      </w:pPr>
+      <w:r>
+        <w:t>&lt;concac&gt;</w:t>
+      </w:r>
+    </w:p>
+    <w:p>
+      <w:pPr>
+        <w:pStyle w:val="ListParagraph"/>
+        <w:pBdr>
+          <w:top w:val="single" w:sz="4" w:space="1" w:color="auto"/>
+          <w:left w:val="single" w:sz="4" w:space="4" w:color="auto"/>
+          <w:bottom w:val="single" w:sz="4" w:space="1" w:color="auto"/>
+          <w:right w:val="single" w:sz="4" w:space="4" w:color="auto"/>
+        </w:pBdr>
+        <w:ind w:left="1080"/>
+      </w:pPr>
+      <w:r>
+        <w:t xml:space="preserve">    &lt;conbuom&gt;</w:t>
+      </w:r>
+    </w:p>
+    <w:p>
+      <w:pPr>
+        <w:pStyle w:val="ListParagraph"/>
+        <w:pBdr>
+          <w:top w:val="single" w:sz="4" w:space="1" w:color="auto"/>
+          <w:left w:val="single" w:sz="4" w:space="4" w:color="auto"/>
+          <w:bottom w:val="single" w:sz="4" w:space="1" w:color="auto"/>
+          <w:right w:val="single" w:sz="4" w:space="4" w:color="auto"/>
+        </w:pBdr>
+        <w:ind w:left="1080"/>
+      </w:pPr>
+      <w:r>
+        <w:t xml:space="preserve">        &lt;consau foo = </w:t>
+      </w:r>
+      <w:r>
+        <w:t>"bar"</w:t>
+      </w:r>
+      <w:r>
+        <w:t>&gt;</w:t>
+      </w:r>
+    </w:p>
+    <w:p>
+      <w:pPr>
+        <w:pStyle w:val="ListParagraph"/>
+        <w:pBdr>
+          <w:top w:val="single" w:sz="4" w:space="1" w:color="auto"/>
+          <w:left w:val="single" w:sz="4" w:space="4" w:color="auto"/>
+          <w:bottom w:val="single" w:sz="4" w:space="1" w:color="auto"/>
+          <w:right w:val="single" w:sz="4" w:space="4" w:color="auto"/>
+        </w:pBdr>
+        <w:ind w:left="1080"/>
+      </w:pPr>
+      <w:r>
+        <w:t xml:space="preserve">            Abc123</w:t>
+      </w:r>
+    </w:p>
+    <w:p>
+      <w:pPr>
+        <w:pStyle w:val="ListParagraph"/>
+        <w:pBdr>
+          <w:top w:val="single" w:sz="4" w:space="1" w:color="auto"/>
+          <w:left w:val="single" w:sz="4" w:space="4" w:color="auto"/>
+          <w:bottom w:val="single" w:sz="4" w:space="1" w:color="auto"/>
+          <w:right w:val="single" w:sz="4" w:space="4" w:color="auto"/>
+        </w:pBdr>
+        <w:ind w:left="1080"/>
+      </w:pPr>
+      <w:r>
+        <w:t xml:space="preserve">        </w:t>
+      </w:r>
+      <w:r>
+        <w:t>&lt;</w:t>
+      </w:r>
+      <w:r>
+        <w:t>/</w:t>
+      </w:r>
+      <w:r>
+        <w:t>consau&gt;</w:t>
+      </w:r>
+    </w:p>
+    <w:p>
+      <w:pPr>
+        <w:pStyle w:val="ListParagraph"/>
+        <w:pBdr>
+          <w:top w:val="single" w:sz="4" w:space="1" w:color="auto"/>
+          <w:left w:val="single" w:sz="4" w:space="4" w:color="auto"/>
+          <w:bottom w:val="single" w:sz="4" w:space="1" w:color="auto"/>
+          <w:right w:val="single" w:sz="4" w:space="4" w:color="auto"/>
+        </w:pBdr>
+        <w:ind w:left="1080"/>
+      </w:pPr>
+      <w:r>
+        <w:t xml:space="preserve">        &lt;consau&gt;</w:t>
+      </w:r>
+    </w:p>
+    <w:p>
+      <w:pPr>
+        <w:pStyle w:val="ListParagraph"/>
+        <w:pBdr>
+          <w:top w:val="single" w:sz="4" w:space="1" w:color="auto"/>
+          <w:left w:val="single" w:sz="4" w:space="4" w:color="auto"/>
+          <w:bottom w:val="single" w:sz="4" w:space="1" w:color="auto"/>
+          <w:right w:val="single" w:sz="4" w:space="4" w:color="auto"/>
+        </w:pBdr>
+        <w:ind w:left="1080"/>
+      </w:pPr>
+      <w:r>
+        <w:t xml:space="preserve">            </w:t>
+      </w:r>
+      <w:r>
+        <w:t>Defgh12</w:t>
+      </w:r>
+    </w:p>
+    <w:p>
+      <w:pPr>
+        <w:pStyle w:val="ListParagraph"/>
+        <w:pBdr>
+          <w:top w:val="single" w:sz="4" w:space="1" w:color="auto"/>
+          <w:left w:val="single" w:sz="4" w:space="4" w:color="auto"/>
+          <w:bottom w:val="single" w:sz="4" w:space="1" w:color="auto"/>
+          <w:right w:val="single" w:sz="4" w:space="4" w:color="auto"/>
+        </w:pBdr>
+        <w:ind w:left="1080"/>
+      </w:pPr>
+      <w:r>
+        <w:t xml:space="preserve">        &lt;/consau&gt;</w:t>
+      </w:r>
+    </w:p>
+    <w:p>
+      <w:pPr>
+        <w:pStyle w:val="ListParagraph"/>
+        <w:pBdr>
+          <w:top w:val="single" w:sz="4" w:space="1" w:color="auto"/>
+          <w:left w:val="single" w:sz="4" w:space="4" w:color="auto"/>
+          <w:bottom w:val="single" w:sz="4" w:space="1" w:color="auto"/>
+          <w:right w:val="single" w:sz="4" w:space="4" w:color="auto"/>
+        </w:pBdr>
+        <w:ind w:left="1080"/>
+      </w:pPr>
+      <w:r>
+        <w:t xml:space="preserve">    </w:t>
+      </w:r>
+      <w:r>
+        <w:t>&lt;</w:t>
+      </w:r>
+      <w:r>
+        <w:t>/</w:t>
+      </w:r>
+      <w:r>
+        <w:t>conbuom&gt;</w:t>
+      </w:r>
+    </w:p>
+    <w:p>
+      <w:pPr>
+        <w:pStyle w:val="ListParagraph"/>
+        <w:pBdr>
+          <w:top w:val="single" w:sz="4" w:space="1" w:color="auto"/>
+          <w:left w:val="single" w:sz="4" w:space="4" w:color="auto"/>
+          <w:bottom w:val="single" w:sz="4" w:space="1" w:color="auto"/>
+          <w:right w:val="single" w:sz="4" w:space="4" w:color="auto"/>
+        </w:pBdr>
+        <w:ind w:left="1080"/>
+      </w:pPr>
+      <w:r>
+        <w:t xml:space="preserve">    &lt;concho&gt;</w:t>
+      </w:r>
+    </w:p>
+    <w:p>
+      <w:pPr>
+        <w:pStyle w:val="ListParagraph"/>
+        <w:pBdr>
+          <w:top w:val="single" w:sz="4" w:space="1" w:color="auto"/>
+          <w:left w:val="single" w:sz="4" w:space="4" w:color="auto"/>
+          <w:bottom w:val="single" w:sz="4" w:space="1" w:color="auto"/>
+          <w:right w:val="single" w:sz="4" w:space="4" w:color="auto"/>
+        </w:pBdr>
+        <w:ind w:left="1080"/>
+      </w:pPr>
+      <w:r>
+        <w:t xml:space="preserve">        gaugau</w:t>
+      </w:r>
+    </w:p>
+    <w:p>
+      <w:pPr>
+        <w:pStyle w:val="ListParagraph"/>
+        <w:pBdr>
+          <w:top w:val="single" w:sz="4" w:space="1" w:color="auto"/>
+          <w:left w:val="single" w:sz="4" w:space="4" w:color="auto"/>
+          <w:bottom w:val="single" w:sz="4" w:space="1" w:color="auto"/>
+          <w:right w:val="single" w:sz="4" w:space="4" w:color="auto"/>
+        </w:pBdr>
+        <w:ind w:left="1080"/>
+      </w:pPr>
+      <w:r>
+        <w:t xml:space="preserve">    &lt;/concho&gt;</w:t>
+      </w:r>
+    </w:p>
+    <w:p>
+      <w:pPr>
+        <w:pStyle w:val="ListParagraph"/>
+        <w:pBdr>
+          <w:top w:val="single" w:sz="4" w:space="1" w:color="auto"/>
+          <w:left w:val="single" w:sz="4" w:space="4" w:color="auto"/>
+          <w:bottom w:val="single" w:sz="4" w:space="1" w:color="auto"/>
+          <w:right w:val="single" w:sz="4" w:space="4" w:color="auto"/>
+        </w:pBdr>
+        <w:ind w:left="1080"/>
+      </w:pPr>
+      <w:r>
+        <w:t>&lt;/concac&gt;</w:t>
+      </w:r>
+    </w:p>
+    <w:p>
+      <w:pPr>
+        <w:pStyle w:val="ListParagraph"/>
+        <w:numPr>
+          <w:ilvl w:val="0"/>
+          <w:numId w:val="4"/>
+        </w:numPr>
+      </w:pPr>
+      <w:r>
+        <w:t>Ở đây “concac” làm Node gốc, “conbuom” và “concho” là thế hệ 1, …</w:t>
+      </w:r>
+    </w:p>
+    <w:p>
+      <w:pPr>
+        <w:pStyle w:val="ListParagraph"/>
+        <w:numPr>
+          <w:ilvl w:val="0"/>
+          <w:numId w:val="7"/>
+        </w:numPr>
+      </w:pPr>
+      <w:r>
+        <w:t>Phần Mở Rộng File XML?</w:t>
+      </w:r>
+    </w:p>
+    <w:p>
+      <w:pPr>
+        <w:pStyle w:val="ListParagraph"/>
+        <w:numPr>
+          <w:ilvl w:val="0"/>
+          <w:numId w:val="4"/>
+        </w:numPr>
+      </w:pPr>
+      <w:r>
+        <w:t>“.xml”</w:t>
+      </w:r>
+    </w:p>
+    <w:p>
+      <w:pPr>
+        <w:pStyle w:val="ListParagraph"/>
+        <w:numPr>
+          <w:ilvl w:val="0"/>
+          <w:numId w:val="7"/>
+        </w:numPr>
+      </w:pPr>
+      <w:r>
+        <w:t xml:space="preserve">Đọc File XML </w:t>
+      </w:r>
+      <w:r>
+        <w:t xml:space="preserve">Bằng </w:t>
+      </w:r>
+      <w:r>
+        <w:t>Java</w:t>
+      </w:r>
+      <w:r>
+        <w:t>?</w:t>
+      </w:r>
+    </w:p>
+    <w:p>
+      <w:pPr>
+        <w:pStyle w:val="ListParagraph"/>
+        <w:numPr>
+          <w:ilvl w:val="0"/>
+          <w:numId w:val="4"/>
+        </w:numPr>
+      </w:pPr>
+      <w:r>
+        <w:t>Đầu tiên, Import các thư viện sau</w:t>
+      </w:r>
+    </w:p>
+    <w:p>
+      <w:pPr>
+        <w:pStyle w:val="ListParagraph"/>
+        <w:pBdr>
+          <w:top w:val="single" w:sz="4" w:space="1" w:color="auto"/>
+          <w:left w:val="single" w:sz="4" w:space="4" w:color="auto"/>
+          <w:bottom w:val="single" w:sz="4" w:space="1" w:color="auto"/>
+          <w:right w:val="single" w:sz="4" w:space="4" w:color="auto"/>
+        </w:pBdr>
+        <w:ind w:left="1080"/>
+      </w:pPr>
+      <w:r>
+        <w:lastRenderedPageBreak/>
+        <w:t>i</w:t>
+      </w:r>
+      <w:r>
+        <w:t xml:space="preserve">mport </w:t>
+      </w:r>
+      <w:r>
+        <w:t>javax.xml.parsers.DocumentBuilderFactory</w:t>
+      </w:r>
+      <w:r>
+        <w:t>;</w:t>
+      </w:r>
+    </w:p>
+    <w:p>
+      <w:pPr>
+        <w:pStyle w:val="ListParagraph"/>
+        <w:pBdr>
+          <w:top w:val="single" w:sz="4" w:space="1" w:color="auto"/>
+          <w:left w:val="single" w:sz="4" w:space="4" w:color="auto"/>
+          <w:bottom w:val="single" w:sz="4" w:space="1" w:color="auto"/>
+          <w:right w:val="single" w:sz="4" w:space="4" w:color="auto"/>
+        </w:pBdr>
+        <w:ind w:left="1080"/>
+      </w:pPr>
+      <w:r>
+        <w:t>i</w:t>
+      </w:r>
+      <w:r>
+        <w:t xml:space="preserve">mport </w:t>
+      </w:r>
+      <w:r>
+        <w:t>javax.xml.parsers.DocumentBuilder;</w:t>
+      </w:r>
+    </w:p>
+    <w:p>
+      <w:pPr>
+        <w:pStyle w:val="ListParagraph"/>
+        <w:pBdr>
+          <w:top w:val="single" w:sz="4" w:space="1" w:color="auto"/>
+          <w:left w:val="single" w:sz="4" w:space="4" w:color="auto"/>
+          <w:bottom w:val="single" w:sz="4" w:space="1" w:color="auto"/>
+          <w:right w:val="single" w:sz="4" w:space="4" w:color="auto"/>
+        </w:pBdr>
+        <w:ind w:left="1080"/>
+      </w:pPr>
+      <w:r>
+        <w:t>import org.w3c.dom.Document;</w:t>
+      </w:r>
+    </w:p>
+    <w:p>
+      <w:pPr>
+        <w:pStyle w:val="ListParagraph"/>
+        <w:numPr>
+          <w:ilvl w:val="0"/>
+          <w:numId w:val="4"/>
+        </w:numPr>
+      </w:pPr>
+      <w:r>
+        <w:t>Bước tiếp theo, tạo đối tượng Document ứng với File XML, từ đối tượng này ta có thể truy xuất ra các Node bên trong, phải đặt đoạn Code này vào khối Try Catch để xử lý mọi lỗi có thể xảy ra</w:t>
+      </w:r>
+    </w:p>
+    <w:p>
+      <w:pPr>
+        <w:pStyle w:val="ListParagraph"/>
+        <w:pBdr>
+          <w:top w:val="single" w:sz="4" w:space="1" w:color="auto"/>
+          <w:left w:val="single" w:sz="4" w:space="4" w:color="auto"/>
+          <w:bottom w:val="single" w:sz="4" w:space="1" w:color="auto"/>
+          <w:right w:val="single" w:sz="4" w:space="4" w:color="auto"/>
+        </w:pBdr>
+        <w:ind w:left="1080"/>
+      </w:pPr>
+      <w:r>
+        <w:t>try {</w:t>
+      </w:r>
+    </w:p>
+    <w:p>
+      <w:pPr>
+        <w:pStyle w:val="ListParagraph"/>
+        <w:pBdr>
+          <w:top w:val="single" w:sz="4" w:space="1" w:color="auto"/>
+          <w:left w:val="single" w:sz="4" w:space="4" w:color="auto"/>
+          <w:bottom w:val="single" w:sz="4" w:space="1" w:color="auto"/>
+          <w:right w:val="single" w:sz="4" w:space="4" w:color="auto"/>
+        </w:pBdr>
+        <w:ind w:left="1080"/>
+      </w:pPr>
+      <w:r>
+        <w:t xml:space="preserve">    DocumentBuilderFactory </w:t>
+      </w:r>
+      <w:r>
+        <w:t xml:space="preserve">&lt;Factory&gt; </w:t>
+      </w:r>
+      <w:r>
+        <w:t>= DocumentBuilderFactory.newInstance();</w:t>
+      </w:r>
+    </w:p>
+    <w:p>
+      <w:pPr>
+        <w:pStyle w:val="ListParagraph"/>
+        <w:pBdr>
+          <w:top w:val="single" w:sz="4" w:space="1" w:color="auto"/>
+          <w:left w:val="single" w:sz="4" w:space="4" w:color="auto"/>
+          <w:bottom w:val="single" w:sz="4" w:space="1" w:color="auto"/>
+          <w:right w:val="single" w:sz="4" w:space="4" w:color="auto"/>
+        </w:pBdr>
+        <w:ind w:left="1080"/>
+      </w:pPr>
+      <w:r>
+        <w:t xml:space="preserve">    DocumentBuilder </w:t>
+      </w:r>
+      <w:r>
+        <w:t xml:space="preserve">&lt;Builder&gt; </w:t>
+      </w:r>
+      <w:r>
+        <w:t>= &lt;Factory&gt;.newDocumentBuilder();</w:t>
+      </w:r>
+    </w:p>
+    <w:p>
+      <w:pPr>
+        <w:pStyle w:val="ListParagraph"/>
+        <w:pBdr>
+          <w:top w:val="single" w:sz="4" w:space="1" w:color="auto"/>
+          <w:left w:val="single" w:sz="4" w:space="4" w:color="auto"/>
+          <w:bottom w:val="single" w:sz="4" w:space="1" w:color="auto"/>
+          <w:right w:val="single" w:sz="4" w:space="4" w:color="auto"/>
+        </w:pBdr>
+        <w:ind w:left="1080"/>
+      </w:pPr>
+      <w:r>
+        <w:t xml:space="preserve">    Document </w:t>
+      </w:r>
+      <w:r>
+        <w:t xml:space="preserve">&lt;Document&gt; </w:t>
+      </w:r>
+      <w:r>
+        <w:t>= &lt;Builder&gt;.parse(</w:t>
+      </w:r>
+      <w:r>
+        <w:t>&lt;Đường Dẫn Đến File XML Có Phần Mở Rộng&gt;</w:t>
+      </w:r>
+      <w:r>
+        <w:t>)</w:t>
+      </w:r>
+      <w:r>
+        <w:t>;</w:t>
+      </w:r>
+    </w:p>
+    <w:p>
+      <w:pPr>
+        <w:pStyle w:val="ListParagraph"/>
+        <w:pBdr>
+          <w:top w:val="single" w:sz="4" w:space="1" w:color="auto"/>
+          <w:left w:val="single" w:sz="4" w:space="4" w:color="auto"/>
+          <w:bottom w:val="single" w:sz="4" w:space="1" w:color="auto"/>
+          <w:right w:val="single" w:sz="4" w:space="4" w:color="auto"/>
+        </w:pBdr>
+        <w:ind w:left="1080"/>
+      </w:pPr>
+      <w:r>
+        <w:t xml:space="preserve">    </w:t>
+      </w:r>
+    </w:p>
+    <w:p>
+      <w:pPr>
+        <w:pStyle w:val="ListParagraph"/>
+        <w:pBdr>
+          <w:top w:val="single" w:sz="4" w:space="1" w:color="auto"/>
+          <w:left w:val="single" w:sz="4" w:space="4" w:color="auto"/>
+          <w:bottom w:val="single" w:sz="4" w:space="1" w:color="auto"/>
+          <w:right w:val="single" w:sz="4" w:space="4" w:color="auto"/>
+        </w:pBdr>
+        <w:ind w:left="1080"/>
+      </w:pPr>
+      <w:r>
+        <w:t xml:space="preserve">    &lt;Làm Gì Đó Với Document&gt;</w:t>
+      </w:r>
+      <w:r>
+        <w:t xml:space="preserve"> </w:t>
+      </w:r>
+    </w:p>
+    <w:p>
+      <w:pPr>
+        <w:pStyle w:val="ListParagraph"/>
+        <w:pBdr>
+          <w:top w:val="single" w:sz="4" w:space="1" w:color="auto"/>
+          <w:left w:val="single" w:sz="4" w:space="4" w:color="auto"/>
+          <w:bottom w:val="single" w:sz="4" w:space="1" w:color="auto"/>
+          <w:right w:val="single" w:sz="4" w:space="4" w:color="auto"/>
+        </w:pBdr>
+        <w:ind w:left="1080"/>
+      </w:pPr>
+      <w:r>
+        <w:t>} catch (Exception</w:t>
+      </w:r>
+      <w:r>
+        <w:t xml:space="preserve"> &lt;Error&gt;</w:t>
+      </w:r>
+      <w:r>
+        <w:t>) {</w:t>
+      </w:r>
+    </w:p>
+    <w:p>
+      <w:pPr>
+        <w:pStyle w:val="ListParagraph"/>
+        <w:pBdr>
+          <w:top w:val="single" w:sz="4" w:space="1" w:color="auto"/>
+          <w:left w:val="single" w:sz="4" w:space="4" w:color="auto"/>
+          <w:bottom w:val="single" w:sz="4" w:space="1" w:color="auto"/>
+          <w:right w:val="single" w:sz="4" w:space="4" w:color="auto"/>
+        </w:pBdr>
+        <w:ind w:left="1080"/>
+      </w:pPr>
+      <w:r>
+        <w:t xml:space="preserve">    &lt;</w:t>
+      </w:r>
+      <w:r>
+        <w:t xml:space="preserve">Xử Lí </w:t>
+      </w:r>
+      <w:r>
+        <w:t>Error&gt;</w:t>
+      </w:r>
+    </w:p>
+    <w:p>
+      <w:pPr>
+        <w:pStyle w:val="ListParagraph"/>
+        <w:pBdr>
+          <w:top w:val="single" w:sz="4" w:space="1" w:color="auto"/>
+          <w:left w:val="single" w:sz="4" w:space="4" w:color="auto"/>
+          <w:bottom w:val="single" w:sz="4" w:space="1" w:color="auto"/>
+          <w:right w:val="single" w:sz="4" w:space="4" w:color="auto"/>
+        </w:pBdr>
+        <w:ind w:left="1080"/>
+      </w:pPr>
+      <w:r>
+        <w:t>}</w:t>
+      </w:r>
+    </w:p>
+    <w:p>
+      <w:pPr>
+        <w:pStyle w:val="ListParagraph"/>
+        <w:numPr>
+          <w:ilvl w:val="0"/>
+          <w:numId w:val="4"/>
+        </w:numPr>
+      </w:pPr>
+    </w:p>
+    <w:p/>
+    <w:p>
+      <w:r>
         <w:t>Java:</w:t>
       </w:r>
     </w:p>
@@ -787,6 +1430,7 @@
         <w:ind w:left="1080"/>
       </w:pPr>
       <w:r>
+        <w:lastRenderedPageBreak/>
         <w:t>java -cp &lt;Đường Dẫn Tới Thư Mục Chứa File</w:t>
       </w:r>
       <w:r>
@@ -847,7 +1491,6 @@
         <w:ind w:left="1080"/>
       </w:pPr>
       <w:r>
-        <w:lastRenderedPageBreak/>
         <w:t>p</w:t>
       </w:r>
       <w:r>
@@ -2083,6 +2726,7 @@
               <w:jc w:val="center"/>
             </w:pPr>
             <w:r>
+              <w:lastRenderedPageBreak/>
               <w:t>package bob.burh;</w:t>
             </w:r>
           </w:p>
@@ -2138,7 +2782,6 @@
         </w:numPr>
       </w:pPr>
       <w:r>
-        <w:lastRenderedPageBreak/>
         <w:t>Bây giờ, nếu biên dịch File “bar.java” sang Byte Code</w:t>
       </w:r>
       <w:r>
@@ -2517,6 +3160,95 @@
     </w:lvl>
   </w:abstractNum>
   <w:abstractNum w:abstractNumId="1" w15:restartNumberingAfterBreak="0">
+    <w:nsid w:val="16D35B49"/>
+    <w:multiLevelType w:val="hybridMultilevel"/>
+    <w:tmpl w:val="47808D76"/>
+    <w:lvl w:ilvl="0" w:tplc="9F2E4EC4">
+      <w:start w:val="1"/>
+      <w:numFmt w:val="decimal"/>
+      <w:lvlText w:val="%1."/>
+      <w:lvlJc w:val="left"/>
+      <w:pPr>
+        <w:ind w:left="1080" w:hanging="360"/>
+      </w:pPr>
+      <w:rPr>
+        <w:rFonts w:hint="default"/>
+      </w:rPr>
+    </w:lvl>
+    <w:lvl w:ilvl="1" w:tplc="04090019" w:tentative="1">
+      <w:start w:val="1"/>
+      <w:numFmt w:val="lowerLetter"/>
+      <w:lvlText w:val="%2."/>
+      <w:lvlJc w:val="left"/>
+      <w:pPr>
+        <w:ind w:left="1800" w:hanging="360"/>
+      </w:pPr>
+    </w:lvl>
+    <w:lvl w:ilvl="2" w:tplc="0409001B" w:tentative="1">
+      <w:start w:val="1"/>
+      <w:numFmt w:val="lowerRoman"/>
+      <w:lvlText w:val="%3."/>
+      <w:lvlJc w:val="right"/>
+      <w:pPr>
+        <w:ind w:left="2520" w:hanging="180"/>
+      </w:pPr>
+    </w:lvl>
+    <w:lvl w:ilvl="3" w:tplc="0409000F" w:tentative="1">
+      <w:start w:val="1"/>
+      <w:numFmt w:val="decimal"/>
+      <w:lvlText w:val="%4."/>
+      <w:lvlJc w:val="left"/>
+      <w:pPr>
+        <w:ind w:left="3240" w:hanging="360"/>
+      </w:pPr>
+    </w:lvl>
+    <w:lvl w:ilvl="4" w:tplc="04090019" w:tentative="1">
+      <w:start w:val="1"/>
+      <w:numFmt w:val="lowerLetter"/>
+      <w:lvlText w:val="%5."/>
+      <w:lvlJc w:val="left"/>
+      <w:pPr>
+        <w:ind w:left="3960" w:hanging="360"/>
+      </w:pPr>
+    </w:lvl>
+    <w:lvl w:ilvl="5" w:tplc="0409001B" w:tentative="1">
+      <w:start w:val="1"/>
+      <w:numFmt w:val="lowerRoman"/>
+      <w:lvlText w:val="%6."/>
+      <w:lvlJc w:val="right"/>
+      <w:pPr>
+        <w:ind w:left="4680" w:hanging="180"/>
+      </w:pPr>
+    </w:lvl>
+    <w:lvl w:ilvl="6" w:tplc="0409000F" w:tentative="1">
+      <w:start w:val="1"/>
+      <w:numFmt w:val="decimal"/>
+      <w:lvlText w:val="%7."/>
+      <w:lvlJc w:val="left"/>
+      <w:pPr>
+        <w:ind w:left="5400" w:hanging="360"/>
+      </w:pPr>
+    </w:lvl>
+    <w:lvl w:ilvl="7" w:tplc="04090019" w:tentative="1">
+      <w:start w:val="1"/>
+      <w:numFmt w:val="lowerLetter"/>
+      <w:lvlText w:val="%8."/>
+      <w:lvlJc w:val="left"/>
+      <w:pPr>
+        <w:ind w:left="6120" w:hanging="360"/>
+      </w:pPr>
+    </w:lvl>
+    <w:lvl w:ilvl="8" w:tplc="0409001B" w:tentative="1">
+      <w:start w:val="1"/>
+      <w:numFmt w:val="lowerRoman"/>
+      <w:lvlText w:val="%9."/>
+      <w:lvlJc w:val="right"/>
+      <w:pPr>
+        <w:ind w:left="6840" w:hanging="180"/>
+      </w:pPr>
+    </w:lvl>
+  </w:abstractNum>
+  <w:abstractNum w:abstractNumId="2" w15:restartNumberingAfterBreak="0">
     <w:nsid w:val="30F15A9B"/>
     <w:multiLevelType w:val="hybridMultilevel"/>
     <w:tmpl w:val="35B25CA2"/>
@@ -2605,7 +3337,7 @@
       </w:pPr>
     </w:lvl>
   </w:abstractNum>
-  <w:abstractNum w:abstractNumId="2" w15:restartNumberingAfterBreak="0">
+  <w:abstractNum w:abstractNumId="3" w15:restartNumberingAfterBreak="0">
     <w:nsid w:val="4B14022A"/>
     <w:multiLevelType w:val="hybridMultilevel"/>
     <w:tmpl w:val="B4384FE0"/>
@@ -2718,7 +3450,7 @@
       </w:rPr>
     </w:lvl>
   </w:abstractNum>
-  <w:abstractNum w:abstractNumId="3" w15:restartNumberingAfterBreak="0">
+  <w:abstractNum w:abstractNumId="4" w15:restartNumberingAfterBreak="0">
     <w:nsid w:val="54561DE7"/>
     <w:multiLevelType w:val="hybridMultilevel"/>
     <w:tmpl w:val="315A9170"/>
@@ -2831,7 +3563,7 @@
       </w:rPr>
     </w:lvl>
   </w:abstractNum>
-  <w:abstractNum w:abstractNumId="4" w15:restartNumberingAfterBreak="0">
+  <w:abstractNum w:abstractNumId="5" w15:restartNumberingAfterBreak="0">
     <w:nsid w:val="6F16704C"/>
     <w:multiLevelType w:val="hybridMultilevel"/>
     <w:tmpl w:val="A6B8542C"/>
@@ -2920,7 +3652,7 @@
       </w:pPr>
     </w:lvl>
   </w:abstractNum>
-  <w:abstractNum w:abstractNumId="5" w15:restartNumberingAfterBreak="0">
+  <w:abstractNum w:abstractNumId="6" w15:restartNumberingAfterBreak="0">
     <w:nsid w:val="7817657E"/>
     <w:multiLevelType w:val="hybridMultilevel"/>
     <w:tmpl w:val="5D9462C4"/>
@@ -3037,19 +3769,22 @@
     <w:abstractNumId w:val="0"/>
   </w:num>
   <w:num w:numId="2" w16cid:durableId="492794904">
+    <w:abstractNumId w:val="3"/>
+  </w:num>
+  <w:num w:numId="3" w16cid:durableId="587736609">
     <w:abstractNumId w:val="2"/>
   </w:num>
-  <w:num w:numId="3" w16cid:durableId="587736609">
-    <w:abstractNumId w:val="1"/>
-  </w:num>
   <w:num w:numId="4" w16cid:durableId="620109920">
-    <w:abstractNumId w:val="3"/>
+    <w:abstractNumId w:val="4"/>
   </w:num>
   <w:num w:numId="5" w16cid:durableId="1695691817">
+    <w:abstractNumId w:val="6"/>
+  </w:num>
+  <w:num w:numId="6" w16cid:durableId="1648821044">
     <w:abstractNumId w:val="5"/>
   </w:num>
-  <w:num w:numId="6" w16cid:durableId="1648821044">
-    <w:abstractNumId w:val="4"/>
+  <w:num w:numId="7" w16cid:durableId="2071073621">
+    <w:abstractNumId w:val="1"/>
   </w:num>
 </w:numbering>
 </file>

--- a/java.docx
+++ b/java.docx
@@ -553,6 +553,9 @@
       <w:r>
         <w:t>Phần phía dưới là 1 cấu trúc cây, bao gồm chỉ 1 Node làm gốc, các Node tiếp theo bên trong làm con cháu, tên Node bất kì, cú pháp giống Tag trong HTML, có thể chỉ định thuộc tính bất kì</w:t>
       </w:r>
+      <w:r>
+        <w:t>, giá trị thuộc tính phải là String, bạn không thể chỉ định 2 thuộc tính có tên giống nhau cho 1 Node, nếu muốn làm điều này, phải đặt chúng trong 2 Namespace khác nhau, dùng dấu “:” như trong C++</w:t>
+      </w:r>
     </w:p>
     <w:p>
       <w:pPr>
@@ -644,16 +647,7 @@
         <w:ind w:left="1080"/>
       </w:pPr>
       <w:r>
-        <w:t xml:space="preserve">        </w:t>
-      </w:r>
-      <w:r>
-        <w:t>&lt;</w:t>
-      </w:r>
-      <w:r>
-        <w:t>/</w:t>
-      </w:r>
-      <w:r>
-        <w:t>consau&gt;</w:t>
+        <w:t xml:space="preserve">        &lt;/consau&gt;</w:t>
       </w:r>
     </w:p>
     <w:p>
@@ -668,7 +662,34 @@
         <w:ind w:left="1080"/>
       </w:pPr>
       <w:r>
-        <w:t xml:space="preserve">        &lt;consau&gt;</w:t>
+        <w:t xml:space="preserve">        &lt;consau</w:t>
+      </w:r>
+      <w:r>
+        <w:t xml:space="preserve"> bob:alice = </w:t>
+      </w:r>
+      <w:r>
+        <w:t>"</w:t>
+      </w:r>
+      <w:r>
+        <w:t>1</w:t>
+      </w:r>
+      <w:r>
+        <w:t>"</w:t>
+      </w:r>
+      <w:r>
+        <w:t xml:space="preserve"> john:alice = </w:t>
+      </w:r>
+      <w:r>
+        <w:t>"</w:t>
+      </w:r>
+      <w:r>
+        <w:t>2</w:t>
+      </w:r>
+      <w:r>
+        <w:t>"</w:t>
+      </w:r>
+      <w:r>
+        <w:t>&gt;</w:t>
       </w:r>
     </w:p>
     <w:p>
@@ -683,10 +704,7 @@
         <w:ind w:left="1080"/>
       </w:pPr>
       <w:r>
-        <w:t xml:space="preserve">            </w:t>
-      </w:r>
-      <w:r>
-        <w:t>Defgh12</w:t>
+        <w:t xml:space="preserve">            Defgh12</w:t>
       </w:r>
     </w:p>
     <w:p>
@@ -716,16 +734,7 @@
         <w:ind w:left="1080"/>
       </w:pPr>
       <w:r>
-        <w:t xml:space="preserve">    </w:t>
-      </w:r>
-      <w:r>
-        <w:t>&lt;</w:t>
-      </w:r>
-      <w:r>
-        <w:t>/</w:t>
-      </w:r>
-      <w:r>
-        <w:t>conbuom&gt;</w:t>
+        <w:t xml:space="preserve">    &lt;/conbuom&gt;</w:t>
       </w:r>
     </w:p>
     <w:p>
@@ -833,6 +842,7 @@
         </w:numPr>
       </w:pPr>
       <w:r>
+        <w:lastRenderedPageBreak/>
         <w:t xml:space="preserve">Đọc File XML </w:t>
       </w:r>
       <w:r>
@@ -869,7 +879,6 @@
         <w:ind w:left="1080"/>
       </w:pPr>
       <w:r>
-        <w:lastRenderedPageBreak/>
         <w:t>i</w:t>
       </w:r>
       <w:r>
@@ -957,13 +966,7 @@
         <w:ind w:left="1080"/>
       </w:pPr>
       <w:r>
-        <w:t xml:space="preserve">    DocumentBuilderFactory </w:t>
-      </w:r>
-      <w:r>
-        <w:t xml:space="preserve">&lt;Factory&gt; </w:t>
-      </w:r>
-      <w:r>
-        <w:t>= DocumentBuilderFactory.newInstance();</w:t>
+        <w:t xml:space="preserve">    DocumentBuilderFactory &lt;Factory&gt; = DocumentBuilderFactory.newInstance();</w:t>
       </w:r>
     </w:p>
     <w:p>
@@ -978,13 +981,7 @@
         <w:ind w:left="1080"/>
       </w:pPr>
       <w:r>
-        <w:t xml:space="preserve">    DocumentBuilder </w:t>
-      </w:r>
-      <w:r>
-        <w:t xml:space="preserve">&lt;Builder&gt; </w:t>
-      </w:r>
-      <w:r>
-        <w:t>= &lt;Factory&gt;.newDocumentBuilder();</w:t>
+        <w:t xml:space="preserve">    DocumentBuilder &lt;Builder&gt; = &lt;Factory&gt;.newDocumentBuilder();</w:t>
       </w:r>
     </w:p>
     <w:p>
@@ -999,22 +996,7 @@
         <w:ind w:left="1080"/>
       </w:pPr>
       <w:r>
-        <w:t xml:space="preserve">    Document </w:t>
-      </w:r>
-      <w:r>
-        <w:t xml:space="preserve">&lt;Document&gt; </w:t>
-      </w:r>
-      <w:r>
-        <w:t>= &lt;Builder&gt;.parse(</w:t>
-      </w:r>
-      <w:r>
-        <w:t>&lt;Đường Dẫn Đến File XML Có Phần Mở Rộng&gt;</w:t>
-      </w:r>
-      <w:r>
-        <w:t>)</w:t>
-      </w:r>
-      <w:r>
-        <w:t>;</w:t>
+        <w:t xml:space="preserve">    Document &lt;Document&gt; = &lt;Builder&gt;.parse(&lt;Đường Dẫn Đến File XML Có Phần Mở Rộng&gt;);</w:t>
       </w:r>
     </w:p>
     <w:p>
@@ -1044,10 +1026,7 @@
         <w:ind w:left="1080"/>
       </w:pPr>
       <w:r>
-        <w:t xml:space="preserve">    &lt;Làm Gì Đó Với Document&gt;</w:t>
-      </w:r>
-      <w:r>
-        <w:t xml:space="preserve"> </w:t>
+        <w:t xml:space="preserve">    &lt;Làm Gì Đó Với Document&gt; </w:t>
       </w:r>
     </w:p>
     <w:p>
@@ -1062,13 +1041,7 @@
         <w:ind w:left="1080"/>
       </w:pPr>
       <w:r>
-        <w:t>} catch (Exception</w:t>
-      </w:r>
-      <w:r>
-        <w:t xml:space="preserve"> &lt;Error&gt;</w:t>
-      </w:r>
-      <w:r>
-        <w:t>) {</w:t>
+        <w:t>} catch (Exception &lt;Error&gt;) {</w:t>
       </w:r>
     </w:p>
     <w:p>
@@ -1083,13 +1056,7 @@
         <w:ind w:left="1080"/>
       </w:pPr>
       <w:r>
-        <w:t xml:space="preserve">    &lt;</w:t>
-      </w:r>
-      <w:r>
-        <w:t xml:space="preserve">Xử Lí </w:t>
-      </w:r>
-      <w:r>
-        <w:t>Error&gt;</w:t>
+        <w:t xml:space="preserve">    &lt;Xử Lí Error&gt;</w:t>
       </w:r>
     </w:p>
     <w:p>
@@ -1388,6 +1355,7 @@
         </w:numPr>
       </w:pPr>
       <w:r>
+        <w:lastRenderedPageBreak/>
         <w:t xml:space="preserve">Tên File Byte Code = tên </w:t>
       </w:r>
       <w:r>
@@ -1430,7 +1398,6 @@
         <w:ind w:left="1080"/>
       </w:pPr>
       <w:r>
-        <w:lastRenderedPageBreak/>
         <w:t>java -cp &lt;Đường Dẫn Tới Thư Mục Chứa File</w:t>
       </w:r>
       <w:r>
@@ -2726,7 +2693,6 @@
               <w:jc w:val="center"/>
             </w:pPr>
             <w:r>
-              <w:lastRenderedPageBreak/>
               <w:t>package bob.burh;</w:t>
             </w:r>
           </w:p>

--- a/java.docx
+++ b/java.docx
@@ -180,6 +180,22 @@
       <w:r>
         <w:t>1 dự án thì bao gồm nhiều Module</w:t>
       </w:r>
+      <w:r>
+        <w:t xml:space="preserve"> (ứng dụng)</w:t>
+      </w:r>
+    </w:p>
+    <w:p>
+      <w:pPr>
+        <w:pStyle w:val="ListParagraph"/>
+        <w:numPr>
+          <w:ilvl w:val="0"/>
+          <w:numId w:val="4"/>
+        </w:numPr>
+        <w:spacing w:after="200" w:line="276" w:lineRule="auto"/>
+      </w:pPr>
+      <w:r>
+        <w:t>Khi Build dự án thì sẽ tạo ra các File APK ứng với các Module, điện thoại cài APK là chạy được Module</w:t>
+      </w:r>
     </w:p>
     <w:p>
       <w:pPr>
@@ -261,7 +277,38 @@
         <w:t xml:space="preserve">Vào Tab “Languages &amp; Frameworks” + </w:t>
       </w:r>
       <w:r>
-        <w:t>chọn “Android SDK” + tại mục “Android SDK Location” + Click “Edit” + Click biểu tượng “Browse…” góc phải dưới + chọn thư mục chứa Android SDK + Click “OK” + Click “Next” 2 lần + nếu Android SDK chưa được tải thì nó sẽ tải + Click “Finish”</w:t>
+        <w:t>chọn “Android SDK” + tại mục “Android SDK Location” + Click “Edit” + Click biểu tượng “Browse…” góc phải dưới + chọn thư mục chứa Android SDK + Click “OK” + Click “Next” 2 lần + nếu</w:t>
+      </w:r>
+      <w:r>
+        <w:t xml:space="preserve"> các gó</w:t>
+      </w:r>
+      <w:r>
+        <w:t xml:space="preserve"> Android SDK </w:t>
+      </w:r>
+      <w:r>
+        <w:t xml:space="preserve">cần thiết </w:t>
+      </w:r>
+      <w:r>
+        <w:t>chưa được tải thì nó sẽ tải + Click “Finish”</w:t>
+      </w:r>
+    </w:p>
+    <w:p>
+      <w:pPr>
+        <w:pStyle w:val="ListParagraph"/>
+        <w:numPr>
+          <w:ilvl w:val="0"/>
+          <w:numId w:val="4"/>
+        </w:numPr>
+        <w:spacing w:after="200" w:line="276" w:lineRule="auto"/>
+      </w:pPr>
+      <w:r>
+        <w:t xml:space="preserve">Để tải vào hoặc gỡ ra các gói khỏi thư mục chứa Android SDK, tại mục “Android SDK” </w:t>
+      </w:r>
+      <w:r>
+        <w:t xml:space="preserve">+ vào Tab “SDK Platforms” hay “SDK Tools” tùy bạn muốn tải và gỡ cái gì </w:t>
+      </w:r>
+      <w:r>
+        <w:t>+ Tick “Show Package Details” để hiện thành phần trong các gói + Tick cái muốn tải và bỏ Tick cái đéo muốn + Click “Apply” + chờ nó cài và gỡ cài</w:t>
       </w:r>
     </w:p>
     <w:p>
@@ -289,6 +336,9 @@
       <w:r>
         <w:t>Để tạo 1 dự án</w:t>
       </w:r>
+      <w:r>
+        <w:t xml:space="preserve"> và đưa 1 Module mặc định</w:t>
+      </w:r>
     </w:p>
     <w:p>
       <w:pPr>
@@ -309,28 +359,190 @@
         <w:t xml:space="preserve">+ Click “Next” + </w:t>
       </w:r>
       <w:r>
-        <w:t>tại mục “Name” điền tên dự án</w:t>
-      </w:r>
-      <w:r>
-        <w:t>, tên này là tiêu đề ứng dụng</w:t>
-      </w:r>
-      <w:r>
-        <w:t xml:space="preserve"> + tại mục “Package name” điền 1 chuỗi kí tự bất kì sao cho nó là độc nhất với mỗi dự án trên thế giới, nếu không sau này sẽ phát sinh nhiều rắc rối</w:t>
+        <w:t xml:space="preserve">tại mục “Name” điền </w:t>
+      </w:r>
+      <w:r>
+        <w:t xml:space="preserve">tên </w:t>
+      </w:r>
+      <w:r>
+        <w:t>Module</w:t>
+      </w:r>
+      <w:r>
+        <w:t xml:space="preserve">, tên này là tiêu đề </w:t>
+      </w:r>
+      <w:r>
+        <w:t>khi chạy</w:t>
+      </w:r>
+      <w:r>
+        <w:t xml:space="preserve"> </w:t>
+      </w:r>
+      <w:r>
+        <w:t>Module trên điện thoại</w:t>
+      </w:r>
+      <w:r>
+        <w:t xml:space="preserve"> + tại mục “Package name” </w:t>
+      </w:r>
+      <w:r>
+        <w:t xml:space="preserve">điền đường dẫn sẽ chứa File Java được chạy đầu tiên, đường dẫn này là con của thư mục “java”, ví dụ “com.foo.bar” </w:t>
+      </w:r>
+      <w:r>
+        <w:t>+</w:t>
+      </w:r>
+      <w:r>
+        <w:t xml:space="preserve"> tại mục “Save location” điền đường dẫn đến thư mục lưu dự án + </w:t>
+      </w:r>
+      <w:r>
+        <w:t xml:space="preserve">tại mục “Language” chọn “Java” + </w:t>
+      </w:r>
+      <w:r>
+        <w:t xml:space="preserve">tại mục “Minimum SDK” chọn phiên bản Android với cơ chế càng thấp thì càng nhiều điện thoại dùng được ứng dụng của bạn, </w:t>
+      </w:r>
+      <w:r>
+        <w:lastRenderedPageBreak/>
+        <w:t>nhưng bù lại sẽ không sử dụng được các API đời mới +</w:t>
+      </w:r>
+      <w:r>
+        <w:t xml:space="preserve"> Click “Finish”</w:t>
+      </w:r>
+      <w:r>
+        <w:t>, lưu ý tên thư mục Module mặc định là “app”</w:t>
+      </w:r>
+    </w:p>
+    <w:p>
+      <w:pPr>
+        <w:pStyle w:val="ListParagraph"/>
+        <w:numPr>
+          <w:ilvl w:val="0"/>
+          <w:numId w:val="4"/>
+        </w:numPr>
+        <w:spacing w:after="200" w:line="276" w:lineRule="auto"/>
+      </w:pPr>
+      <w:r>
+        <w:t>Khi này cửa sổ tổng quan sẽ đóng và cửa sổ dự án sẽ mở</w:t>
+      </w:r>
+    </w:p>
+    <w:p>
+      <w:pPr>
+        <w:pStyle w:val="ListParagraph"/>
+        <w:numPr>
+          <w:ilvl w:val="0"/>
+          <w:numId w:val="4"/>
+        </w:numPr>
+        <w:spacing w:after="200" w:line="276" w:lineRule="auto"/>
+      </w:pPr>
+      <w:r>
+        <w:t>Để trở về cửa sổ tổng quan</w:t>
+      </w:r>
+    </w:p>
+    <w:p>
+      <w:pPr>
+        <w:pStyle w:val="ListParagraph"/>
+        <w:numPr>
+          <w:ilvl w:val="0"/>
+          <w:numId w:val="4"/>
+        </w:numPr>
+        <w:spacing w:after="200" w:line="276" w:lineRule="auto"/>
+      </w:pPr>
+      <w:r>
+        <w:t>Tại cửa sổ dự án + vào Tab “File” + chọn “Close Project”</w:t>
+      </w:r>
+    </w:p>
+    <w:p>
+      <w:pPr>
+        <w:pStyle w:val="ListParagraph"/>
+        <w:numPr>
+          <w:ilvl w:val="0"/>
+          <w:numId w:val="4"/>
+        </w:numPr>
+        <w:spacing w:after="200" w:line="276" w:lineRule="auto"/>
+      </w:pPr>
+      <w:r>
+        <w:t>Để mở 1 dự án đã tạo</w:t>
+      </w:r>
+    </w:p>
+    <w:p>
+      <w:pPr>
+        <w:pStyle w:val="ListParagraph"/>
+        <w:numPr>
+          <w:ilvl w:val="0"/>
+          <w:numId w:val="4"/>
+        </w:numPr>
+        <w:spacing w:after="200" w:line="276" w:lineRule="auto"/>
+      </w:pPr>
+      <w:r>
+        <w:t>Tại cửa sổ tổng quan + vào Tab “Projects” + Click vào dự án</w:t>
+      </w:r>
+    </w:p>
+    <w:p>
+      <w:pPr>
+        <w:pStyle w:val="ListParagraph"/>
+        <w:numPr>
+          <w:ilvl w:val="0"/>
+          <w:numId w:val="3"/>
+        </w:numPr>
+        <w:spacing w:after="200" w:line="276" w:lineRule="auto"/>
+      </w:pPr>
+      <w:r>
+        <w:t>Cấu Trúc Thư Mục Chứa Dự Án?</w:t>
+      </w:r>
+    </w:p>
+    <w:p>
+      <w:pPr>
+        <w:pStyle w:val="ListParagraph"/>
+        <w:numPr>
+          <w:ilvl w:val="0"/>
+          <w:numId w:val="4"/>
+        </w:numPr>
+        <w:spacing w:after="200" w:line="276" w:lineRule="auto"/>
+      </w:pPr>
+      <w:r>
+        <w:t>Trong thư mục dự án chứa các thư mục Module cũng như các thư mục và File dùng để Build khác</w:t>
+      </w:r>
+    </w:p>
+    <w:p>
+      <w:pPr>
+        <w:pStyle w:val="ListParagraph"/>
+        <w:numPr>
+          <w:ilvl w:val="0"/>
+          <w:numId w:val="4"/>
+        </w:numPr>
+        <w:spacing w:after="200" w:line="276" w:lineRule="auto"/>
+      </w:pPr>
+      <w:r>
+        <w:t>Trong mỗi thư mục Module sẽ chứa</w:t>
+      </w:r>
+      <w:r>
+        <w:t xml:space="preserve"> File “build.gradle.kts”, tại File này + ở mục “android” + chỉnh thuộc tính “compileSdk” về phiên bản Android SDK bạn sẽ dùng để biên dịch</w:t>
+      </w:r>
+      <w:r>
+        <w:t xml:space="preserve"> khi Build</w:t>
+      </w:r>
+      <w:r>
+        <w:t>, cần đảm bảo bạn đã tải gói Android SDK phiên bản này</w:t>
+      </w:r>
+      <w:r>
+        <w:t>, không là khi Build nó tự động tải</w:t>
       </w:r>
       <w:r>
         <w:t xml:space="preserve"> +</w:t>
       </w:r>
       <w:r>
-        <w:t xml:space="preserve"> tại mục “Save location” điền đường dẫn đến thư mục lưu dự án + </w:t>
-      </w:r>
-      <w:r>
-        <w:t xml:space="preserve">tại mục “Language” chọn “Java” + </w:t>
-      </w:r>
-      <w:r>
-        <w:t>tại mục “Minimum SDK” chọn phiên bản Android với cơ chế càng thấp thì càng nhiều điện thoại dùng được ứng dụng của bạn, nhưng bù lại sẽ không sử dụng được các API đời mới +</w:t>
-      </w:r>
-      <w:r>
-        <w:t xml:space="preserve"> Click “Finish”</w:t>
+        <w:t xml:space="preserve"> chỉnh thuộc tính “namespace” thành Package chứa File Java sẽ được chạy đầu tiên khi chạy Module</w:t>
+      </w:r>
+      <w:r>
+        <w:t>, ví dụ “com.foo.bar”</w:t>
+      </w:r>
+      <w:r>
+        <w:t xml:space="preserve"> + </w:t>
+      </w:r>
+      <w:r>
+        <w:t>ở mục “defaultConfig” + chỉnh thuộc tính “targetSdk” về phiên bản Android mà bạn mong muốn Module sẽ chạy trên ngon nhất</w:t>
+      </w:r>
+      <w:r>
+        <w:t xml:space="preserve"> + chỉnh thuộc tính “minSdk” về phiên bản Android tối thiểu cần để chạy Module</w:t>
+      </w:r>
+      <w:r>
+        <w:t xml:space="preserve"> + chỉnh thuộc tính “applicationId” thành 1 chuỗi độc nhất, nó mới là cái Play Store dùng để nhận diện Module của bạn khi bạn đưa lên</w:t>
       </w:r>
     </w:p>
     <w:p>
@@ -343,7 +555,67 @@
         <w:spacing w:after="200" w:line="276" w:lineRule="auto"/>
       </w:pPr>
       <w:r>
-        <w:t>Khi này cửa sổ tổng quan sẽ đóng và cửa sổ dự án sẽ mở</w:t>
+        <w:t xml:space="preserve">Trong mỗi </w:t>
+      </w:r>
+      <w:r>
+        <w:t xml:space="preserve">thư mục </w:t>
+      </w:r>
+      <w:r>
+        <w:t xml:space="preserve">Module còn có </w:t>
+      </w:r>
+      <w:r>
+        <w:t xml:space="preserve">thư mục “src”, rồi bên trong </w:t>
+      </w:r>
+      <w:r>
+        <w:t>“</w:t>
+      </w:r>
+      <w:r>
+        <w:t>main</w:t>
+      </w:r>
+      <w:r>
+        <w:t>”</w:t>
+      </w:r>
+      <w:r>
+        <w:t>, trong đây</w:t>
+      </w:r>
+      <w:r>
+        <w:t xml:space="preserve"> </w:t>
+      </w:r>
+      <w:r>
+        <w:t>có “java”</w:t>
+      </w:r>
+      <w:r>
+        <w:t xml:space="preserve"> là thư mục chứa Code Java xử lí Logic</w:t>
+      </w:r>
+      <w:r>
+        <w:t>,</w:t>
+      </w:r>
+      <w:r>
+        <w:t xml:space="preserve"> “res” là thư mục chứa XML để hiện thị giao diện</w:t>
+      </w:r>
+      <w:r>
+        <w:t xml:space="preserve"> và File “AndroidManifest.xml” chỉ định File Java sẽ được chạy đầu tiên, Icon ứng dụng, …, khi chạy Module, thì nó dựa vào thuộc tính “namespace” đã do bạn chỉ định trước đó để tìm thư mục lưu trữ File Java được chạy đầu tiên trong thư mục “java”, ví dụ với “namespace” là “com.foo.bar”, thì sẽ tìm trong thư mục “java/com/foo/bar”, để chỉ định tên File Java được chạy đầu tiên, vào File </w:t>
+      </w:r>
+      <w:r>
+        <w:t>“AndroidManifest.xml”</w:t>
+      </w:r>
+      <w:r>
+        <w:t xml:space="preserve"> </w:t>
+      </w:r>
+      <w:r>
+        <w:t xml:space="preserve">+ rồi </w:t>
+      </w:r>
+      <w:r>
+        <w:t xml:space="preserve">chỉnh thuộc tính “android:name” </w:t>
+      </w:r>
+      <w:r>
+        <w:t xml:space="preserve">của thẻ “activity” </w:t>
+      </w:r>
+      <w:r>
+        <w:t>thành “.&lt;Tên File Java Không Có Phần Mở Rộng&gt;”</w:t>
+      </w:r>
+      <w:r>
+        <w:t>, ví dụ “.MainActivity”</w:t>
       </w:r>
     </w:p>
     <w:p>
@@ -356,7 +628,7 @@
         <w:spacing w:after="200" w:line="276" w:lineRule="auto"/>
       </w:pPr>
       <w:r>
-        <w:t>Để trở về cửa sổ tổng quan</w:t>
+        <w:t>Để tạo 1 Module mới</w:t>
       </w:r>
     </w:p>
     <w:p>
@@ -369,7 +641,29 @@
         <w:spacing w:after="200" w:line="276" w:lineRule="auto"/>
       </w:pPr>
       <w:r>
-        <w:t>Tại cửa sổ dự án + vào Tab “File” + chọn “Close Project”</w:t>
+        <w:t xml:space="preserve">Vào Tab “File” + chọn “New” + chọn “New Module…” + tại mục “Application/Library name” điền tên Module + tại mục “Module name” điền tên thư mục Module + tại mục “Package name” điền </w:t>
+      </w:r>
+      <w:r>
+        <w:t>đường dẫn sẽ chứa File Java được chạy đầu tiên</w:t>
+      </w:r>
+      <w:r>
+        <w:t xml:space="preserve"> trong thư mục “java”, ví dụ “com.foo.bar” </w:t>
+      </w:r>
+      <w:r>
+        <w:t>+ tại mục “Language” chọn “Java” + tại mục “Minimum SDK” chọn giá trị cho thuộc tính “minSdk” + Click “Next” + chọn “Empty Views Activity” cho có Code sẵn + Click “Next” + tại mục “Activity Name” + điền tên File Java + tại mục “Layout Name” điền tên File XML + Click “Finish”</w:t>
+      </w:r>
+    </w:p>
+    <w:p>
+      <w:pPr>
+        <w:pStyle w:val="ListParagraph"/>
+        <w:numPr>
+          <w:ilvl w:val="0"/>
+          <w:numId w:val="3"/>
+        </w:numPr>
+        <w:spacing w:after="200" w:line="276" w:lineRule="auto"/>
+      </w:pPr>
+      <w:r>
+        <w:t>Cấu Trúc File Java Được Chạy Đầu Tiên?</w:t>
       </w:r>
     </w:p>
     <w:p>
@@ -382,7 +676,196 @@
         <w:spacing w:after="200" w:line="276" w:lineRule="auto"/>
       </w:pPr>
       <w:r>
-        <w:t>Để mở 1 dự án đã tạo</w:t>
+        <w:t>Đây là cấu trúc mặc định</w:t>
+      </w:r>
+    </w:p>
+    <w:p>
+      <w:pPr>
+        <w:pStyle w:val="ListParagraph"/>
+        <w:pBdr>
+          <w:top w:val="single" w:sz="4" w:space="1" w:color="auto"/>
+          <w:left w:val="single" w:sz="4" w:space="4" w:color="auto"/>
+          <w:bottom w:val="single" w:sz="4" w:space="1" w:color="auto"/>
+          <w:right w:val="single" w:sz="4" w:space="4" w:color="auto"/>
+        </w:pBdr>
+        <w:spacing w:after="200" w:line="276" w:lineRule="auto"/>
+        <w:ind w:left="1080"/>
+      </w:pPr>
+      <w:r>
+        <w:t>p</w:t>
+      </w:r>
+      <w:r>
+        <w:t>ackage</w:t>
+      </w:r>
+      <w:r>
+        <w:t xml:space="preserve"> &lt;Đường Dẫn Đến File Này&gt;</w:t>
+      </w:r>
+      <w:r>
+        <w:t>;</w:t>
+      </w:r>
+    </w:p>
+    <w:p>
+      <w:pPr>
+        <w:pStyle w:val="ListParagraph"/>
+        <w:pBdr>
+          <w:top w:val="single" w:sz="4" w:space="1" w:color="auto"/>
+          <w:left w:val="single" w:sz="4" w:space="4" w:color="auto"/>
+          <w:bottom w:val="single" w:sz="4" w:space="1" w:color="auto"/>
+          <w:right w:val="single" w:sz="4" w:space="4" w:color="auto"/>
+        </w:pBdr>
+        <w:spacing w:after="200" w:line="276" w:lineRule="auto"/>
+        <w:ind w:left="1080"/>
+      </w:pPr>
+      <w:r>
+        <w:t>import androidx.appcompat.app.AppCompatActivity;</w:t>
+      </w:r>
+    </w:p>
+    <w:p>
+      <w:pPr>
+        <w:pStyle w:val="ListParagraph"/>
+        <w:pBdr>
+          <w:top w:val="single" w:sz="4" w:space="1" w:color="auto"/>
+          <w:left w:val="single" w:sz="4" w:space="4" w:color="auto"/>
+          <w:bottom w:val="single" w:sz="4" w:space="1" w:color="auto"/>
+          <w:right w:val="single" w:sz="4" w:space="4" w:color="auto"/>
+        </w:pBdr>
+        <w:spacing w:after="200" w:line="276" w:lineRule="auto"/>
+        <w:ind w:left="1080"/>
+      </w:pPr>
+      <w:r>
+        <w:t>import android.os.Bundle;</w:t>
+      </w:r>
+    </w:p>
+    <w:p>
+      <w:pPr>
+        <w:pStyle w:val="ListParagraph"/>
+        <w:pBdr>
+          <w:top w:val="single" w:sz="4" w:space="1" w:color="auto"/>
+          <w:left w:val="single" w:sz="4" w:space="4" w:color="auto"/>
+          <w:bottom w:val="single" w:sz="4" w:space="1" w:color="auto"/>
+          <w:right w:val="single" w:sz="4" w:space="4" w:color="auto"/>
+        </w:pBdr>
+        <w:spacing w:after="200" w:line="276" w:lineRule="auto"/>
+        <w:ind w:left="1080"/>
+      </w:pPr>
+    </w:p>
+    <w:p>
+      <w:pPr>
+        <w:pStyle w:val="ListParagraph"/>
+        <w:pBdr>
+          <w:top w:val="single" w:sz="4" w:space="1" w:color="auto"/>
+          <w:left w:val="single" w:sz="4" w:space="4" w:color="auto"/>
+          <w:bottom w:val="single" w:sz="4" w:space="1" w:color="auto"/>
+          <w:right w:val="single" w:sz="4" w:space="4" w:color="auto"/>
+        </w:pBdr>
+        <w:spacing w:after="200" w:line="276" w:lineRule="auto"/>
+        <w:ind w:left="1080"/>
+      </w:pPr>
+      <w:r>
+        <w:lastRenderedPageBreak/>
+        <w:t xml:space="preserve">public class </w:t>
+      </w:r>
+      <w:r>
+        <w:t>&lt;Tên File&gt;</w:t>
+      </w:r>
+      <w:r>
+        <w:t xml:space="preserve"> extends AppCompatActivity {</w:t>
+      </w:r>
+    </w:p>
+    <w:p>
+      <w:pPr>
+        <w:pStyle w:val="ListParagraph"/>
+        <w:pBdr>
+          <w:top w:val="single" w:sz="4" w:space="1" w:color="auto"/>
+          <w:left w:val="single" w:sz="4" w:space="4" w:color="auto"/>
+          <w:bottom w:val="single" w:sz="4" w:space="1" w:color="auto"/>
+          <w:right w:val="single" w:sz="4" w:space="4" w:color="auto"/>
+        </w:pBdr>
+        <w:spacing w:after="200" w:line="276" w:lineRule="auto"/>
+        <w:ind w:left="1080"/>
+      </w:pPr>
+      <w:r>
+        <w:t xml:space="preserve">    @Override</w:t>
+      </w:r>
+    </w:p>
+    <w:p>
+      <w:pPr>
+        <w:pStyle w:val="ListParagraph"/>
+        <w:pBdr>
+          <w:top w:val="single" w:sz="4" w:space="1" w:color="auto"/>
+          <w:left w:val="single" w:sz="4" w:space="4" w:color="auto"/>
+          <w:bottom w:val="single" w:sz="4" w:space="1" w:color="auto"/>
+          <w:right w:val="single" w:sz="4" w:space="4" w:color="auto"/>
+        </w:pBdr>
+        <w:spacing w:after="200" w:line="276" w:lineRule="auto"/>
+        <w:ind w:left="1080"/>
+      </w:pPr>
+      <w:r>
+        <w:t xml:space="preserve">    protected void onCreate(Bundle savedInstanceState) {</w:t>
+      </w:r>
+    </w:p>
+    <w:p>
+      <w:pPr>
+        <w:pStyle w:val="ListParagraph"/>
+        <w:pBdr>
+          <w:top w:val="single" w:sz="4" w:space="1" w:color="auto"/>
+          <w:left w:val="single" w:sz="4" w:space="4" w:color="auto"/>
+          <w:bottom w:val="single" w:sz="4" w:space="1" w:color="auto"/>
+          <w:right w:val="single" w:sz="4" w:space="4" w:color="auto"/>
+        </w:pBdr>
+        <w:spacing w:after="200" w:line="276" w:lineRule="auto"/>
+        <w:ind w:left="1080"/>
+      </w:pPr>
+      <w:r>
+        <w:t xml:space="preserve">        super.onCreate(savedInstanceState);</w:t>
+      </w:r>
+    </w:p>
+    <w:p>
+      <w:pPr>
+        <w:pStyle w:val="ListParagraph"/>
+        <w:pBdr>
+          <w:top w:val="single" w:sz="4" w:space="1" w:color="auto"/>
+          <w:left w:val="single" w:sz="4" w:space="4" w:color="auto"/>
+          <w:bottom w:val="single" w:sz="4" w:space="1" w:color="auto"/>
+          <w:right w:val="single" w:sz="4" w:space="4" w:color="auto"/>
+        </w:pBdr>
+        <w:spacing w:after="200" w:line="276" w:lineRule="auto"/>
+        <w:ind w:left="1080"/>
+      </w:pPr>
+      <w:r>
+        <w:t xml:space="preserve">    }</w:t>
+      </w:r>
+    </w:p>
+    <w:p>
+      <w:pPr>
+        <w:pStyle w:val="ListParagraph"/>
+        <w:pBdr>
+          <w:top w:val="single" w:sz="4" w:space="1" w:color="auto"/>
+          <w:left w:val="single" w:sz="4" w:space="4" w:color="auto"/>
+          <w:bottom w:val="single" w:sz="4" w:space="1" w:color="auto"/>
+          <w:right w:val="single" w:sz="4" w:space="4" w:color="auto"/>
+        </w:pBdr>
+        <w:spacing w:after="200" w:line="276" w:lineRule="auto"/>
+        <w:ind w:left="1080"/>
+      </w:pPr>
+      <w:r>
+        <w:t>}</w:t>
+      </w:r>
+    </w:p>
+    <w:p>
+      <w:pPr>
+        <w:pStyle w:val="ListParagraph"/>
+        <w:numPr>
+          <w:ilvl w:val="0"/>
+          <w:numId w:val="3"/>
+        </w:numPr>
+        <w:spacing w:after="200" w:line="276" w:lineRule="auto"/>
+      </w:pPr>
+      <w:r>
+        <w:t xml:space="preserve">Điện </w:t>
+      </w:r>
+      <w:r>
+        <w:t>Thoại?</w:t>
       </w:r>
     </w:p>
     <w:p>
@@ -395,23 +878,20 @@
         <w:spacing w:after="200" w:line="276" w:lineRule="auto"/>
       </w:pPr>
       <w:r>
-        <w:t>Tại cửa sổ tổng quan + vào Tab “Projects” + Click vào dự án</w:t>
-      </w:r>
-    </w:p>
-    <w:p>
-      <w:pPr>
-        <w:pStyle w:val="ListParagraph"/>
-        <w:numPr>
-          <w:ilvl w:val="0"/>
-          <w:numId w:val="3"/>
+        <w:t>Trước tiên vào cửa sổ dự án</w:t>
+      </w:r>
+    </w:p>
+    <w:p>
+      <w:pPr>
+        <w:pStyle w:val="ListParagraph"/>
+        <w:numPr>
+          <w:ilvl w:val="0"/>
+          <w:numId w:val="4"/>
         </w:numPr>
         <w:spacing w:after="200" w:line="276" w:lineRule="auto"/>
       </w:pPr>
       <w:r>
-        <w:t xml:space="preserve">Điện </w:t>
-      </w:r>
-      <w:r>
-        <w:t>Thoại?</w:t>
+        <w:t>Để chạy 1 Module trên điện thoại</w:t>
       </w:r>
     </w:p>
     <w:p>
@@ -424,8 +904,376 @@
         <w:spacing w:after="200" w:line="276" w:lineRule="auto"/>
       </w:pPr>
       <w:r>
+        <w:t xml:space="preserve">Đầu tiên máy tính và điện thoại phải kết nối với cùng 1 Wifi + tại biểu tượng hình Robot “Select Run/Debug Configuration” + chọn </w:t>
+      </w:r>
+      <w:r>
+        <w:t xml:space="preserve">tên thư mục </w:t>
+      </w:r>
+      <w:r>
+        <w:t>Module muốn chạy + tại biểu tượng ngay bên phải + chọn “Pair Devices Using Wi-Fi” + lấy điện thoại rồi vào cài đặt + cuộn xuống cuối vào “Hệ thống” + cuộn xuống cuối chọn “Tùy chọn cho nhà phát triển” + cuộn xuống bật “Gỡ lỗi qua Wi-fi” + chọn “CHO PHÉP” + vào nó + chọn “Ghép nối thiết bị bằng mã QR” + đưa điện thoại vào hình QR trên máy tính để quét + chờ kết nối</w:t>
+      </w:r>
+      <w:r>
+        <w:t xml:space="preserve"> + Click “Close” cửa sổ QR trên máy tính + Click nút Run ngay bên phải nút hồi nãy + chờ nó Build</w:t>
+      </w:r>
+      <w:r>
+        <w:t xml:space="preserve"> Module này</w:t>
+      </w:r>
+      <w:r>
+        <w:t xml:space="preserve"> + và Module đã chạy trên điện thoại của bạn</w:t>
+      </w:r>
+    </w:p>
+    <w:p>
+      <w:pPr>
+        <w:pStyle w:val="ListParagraph"/>
+        <w:numPr>
+          <w:ilvl w:val="0"/>
+          <w:numId w:val="4"/>
+        </w:numPr>
+        <w:spacing w:after="200" w:line="276" w:lineRule="auto"/>
+      </w:pPr>
+      <w:r>
+        <w:t>Để ngắt</w:t>
+      </w:r>
+      <w:r>
+        <w:t xml:space="preserve"> không chạy Module nữa thì vào đa nhiệm điện thoại rồi xóa nó hoặc trên máy tính, Click nút Stop hình vuông đỏ</w:t>
+      </w:r>
+    </w:p>
+    <w:p>
+      <w:pPr>
+        <w:pStyle w:val="ListParagraph"/>
+        <w:numPr>
+          <w:ilvl w:val="0"/>
+          <w:numId w:val="4"/>
+        </w:numPr>
+        <w:spacing w:after="200" w:line="276" w:lineRule="auto"/>
+      </w:pPr>
+      <w:r>
+        <w:t>Nếu nút Run bị bôi xám, nhấn “Ctrl” + “Shift” + “O” để tái kích hoạt lại</w:t>
+      </w:r>
+    </w:p>
+    <w:p/>
+    <w:p>
+      <w:r>
+        <w:t>XML:</w:t>
+      </w:r>
+    </w:p>
+    <w:p>
+      <w:pPr>
+        <w:pStyle w:val="ListParagraph"/>
+        <w:numPr>
+          <w:ilvl w:val="0"/>
+          <w:numId w:val="7"/>
+        </w:numPr>
+      </w:pPr>
+      <w:r>
+        <w:t>Tác Dụng?</w:t>
+      </w:r>
+    </w:p>
+    <w:p>
+      <w:pPr>
+        <w:pStyle w:val="ListParagraph"/>
+        <w:numPr>
+          <w:ilvl w:val="0"/>
+          <w:numId w:val="4"/>
+        </w:numPr>
+      </w:pPr>
+      <w:r>
+        <w:t>Lưu trữ dữ liệu như JSON</w:t>
+      </w:r>
+    </w:p>
+    <w:p>
+      <w:pPr>
+        <w:pStyle w:val="ListParagraph"/>
+        <w:numPr>
+          <w:ilvl w:val="0"/>
+          <w:numId w:val="7"/>
+        </w:numPr>
+      </w:pPr>
+      <w:r>
+        <w:t>Cấu Trúc?</w:t>
+      </w:r>
+    </w:p>
+    <w:p>
+      <w:pPr>
+        <w:pStyle w:val="ListParagraph"/>
+        <w:numPr>
+          <w:ilvl w:val="0"/>
+          <w:numId w:val="4"/>
+        </w:numPr>
+      </w:pPr>
+      <w:r>
+        <w:t>Dòng đầu tiên chỉ định phiên bản XML và cách mã hóa nó</w:t>
+      </w:r>
+    </w:p>
+    <w:p>
+      <w:pPr>
+        <w:pStyle w:val="ListParagraph"/>
+        <w:pBdr>
+          <w:top w:val="single" w:sz="4" w:space="1" w:color="auto"/>
+          <w:left w:val="single" w:sz="4" w:space="4" w:color="auto"/>
+          <w:bottom w:val="single" w:sz="4" w:space="1" w:color="auto"/>
+          <w:right w:val="single" w:sz="4" w:space="4" w:color="auto"/>
+        </w:pBdr>
+        <w:ind w:left="1080"/>
+      </w:pPr>
+      <w:r>
+        <w:t>&lt;?xml version="1.0" encoding="UTF-8"?&gt;</w:t>
+      </w:r>
+    </w:p>
+    <w:p>
+      <w:pPr>
+        <w:pStyle w:val="ListParagraph"/>
+        <w:numPr>
+          <w:ilvl w:val="0"/>
+          <w:numId w:val="4"/>
+        </w:numPr>
+      </w:pPr>
+      <w:r>
+        <w:t>Phần phía dưới là 1 cấu trúc cây, bao gồm chỉ 1 Node làm gốc, các Node tiếp theo bên trong làm con cháu, tên Node bất kì, cú pháp giống Tag trong HTML, có thể chỉ định thuộc tính bất kì</w:t>
+      </w:r>
+      <w:r>
+        <w:t>, giá trị thuộc tính phải là String, bạn không thể chỉ định 2 thuộc tính có tên giống nhau cho 1 Node, nếu muốn làm điều này, phải đặt chúng trong 2 Namespace khác nhau, dùng dấu “:” như trong C++</w:t>
+      </w:r>
+    </w:p>
+    <w:p>
+      <w:pPr>
+        <w:pStyle w:val="ListParagraph"/>
+        <w:numPr>
+          <w:ilvl w:val="0"/>
+          <w:numId w:val="4"/>
+        </w:numPr>
+      </w:pPr>
+      <w:r>
+        <w:t>Ví dụ</w:t>
+      </w:r>
+    </w:p>
+    <w:p>
+      <w:pPr>
+        <w:pStyle w:val="ListParagraph"/>
+        <w:pBdr>
+          <w:top w:val="single" w:sz="4" w:space="1" w:color="auto"/>
+          <w:left w:val="single" w:sz="4" w:space="4" w:color="auto"/>
+          <w:bottom w:val="single" w:sz="4" w:space="1" w:color="auto"/>
+          <w:right w:val="single" w:sz="4" w:space="4" w:color="auto"/>
+        </w:pBdr>
+        <w:ind w:left="1080"/>
+      </w:pPr>
+      <w:r>
+        <w:t>&lt;concac&gt;</w:t>
+      </w:r>
+    </w:p>
+    <w:p>
+      <w:pPr>
+        <w:pStyle w:val="ListParagraph"/>
+        <w:pBdr>
+          <w:top w:val="single" w:sz="4" w:space="1" w:color="auto"/>
+          <w:left w:val="single" w:sz="4" w:space="4" w:color="auto"/>
+          <w:bottom w:val="single" w:sz="4" w:space="1" w:color="auto"/>
+          <w:right w:val="single" w:sz="4" w:space="4" w:color="auto"/>
+        </w:pBdr>
+        <w:ind w:left="1080"/>
+      </w:pPr>
+      <w:r>
+        <w:t xml:space="preserve">    &lt;conbuom&gt;</w:t>
+      </w:r>
+    </w:p>
+    <w:p>
+      <w:pPr>
+        <w:pStyle w:val="ListParagraph"/>
+        <w:pBdr>
+          <w:top w:val="single" w:sz="4" w:space="1" w:color="auto"/>
+          <w:left w:val="single" w:sz="4" w:space="4" w:color="auto"/>
+          <w:bottom w:val="single" w:sz="4" w:space="1" w:color="auto"/>
+          <w:right w:val="single" w:sz="4" w:space="4" w:color="auto"/>
+        </w:pBdr>
+        <w:ind w:left="1080"/>
+      </w:pPr>
+      <w:r>
+        <w:t xml:space="preserve">        &lt;consau foo = </w:t>
+      </w:r>
+      <w:r>
+        <w:t>"bar"</w:t>
+      </w:r>
+      <w:r>
+        <w:t>&gt;</w:t>
+      </w:r>
+    </w:p>
+    <w:p>
+      <w:pPr>
+        <w:pStyle w:val="ListParagraph"/>
+        <w:pBdr>
+          <w:top w:val="single" w:sz="4" w:space="1" w:color="auto"/>
+          <w:left w:val="single" w:sz="4" w:space="4" w:color="auto"/>
+          <w:bottom w:val="single" w:sz="4" w:space="1" w:color="auto"/>
+          <w:right w:val="single" w:sz="4" w:space="4" w:color="auto"/>
+        </w:pBdr>
+        <w:ind w:left="1080"/>
+      </w:pPr>
+      <w:r>
+        <w:t xml:space="preserve">            Abc123</w:t>
+      </w:r>
+    </w:p>
+    <w:p>
+      <w:pPr>
+        <w:pStyle w:val="ListParagraph"/>
+        <w:pBdr>
+          <w:top w:val="single" w:sz="4" w:space="1" w:color="auto"/>
+          <w:left w:val="single" w:sz="4" w:space="4" w:color="auto"/>
+          <w:bottom w:val="single" w:sz="4" w:space="1" w:color="auto"/>
+          <w:right w:val="single" w:sz="4" w:space="4" w:color="auto"/>
+        </w:pBdr>
+        <w:ind w:left="1080"/>
+      </w:pPr>
+      <w:r>
+        <w:t xml:space="preserve">        &lt;/consau&gt;</w:t>
+      </w:r>
+    </w:p>
+    <w:p>
+      <w:pPr>
+        <w:pStyle w:val="ListParagraph"/>
+        <w:pBdr>
+          <w:top w:val="single" w:sz="4" w:space="1" w:color="auto"/>
+          <w:left w:val="single" w:sz="4" w:space="4" w:color="auto"/>
+          <w:bottom w:val="single" w:sz="4" w:space="1" w:color="auto"/>
+          <w:right w:val="single" w:sz="4" w:space="4" w:color="auto"/>
+        </w:pBdr>
+        <w:ind w:left="1080"/>
+      </w:pPr>
+      <w:r>
+        <w:t xml:space="preserve">        &lt;consau</w:t>
+      </w:r>
+      <w:r>
+        <w:t xml:space="preserve"> bob:alice = </w:t>
+      </w:r>
+      <w:r>
+        <w:t>"</w:t>
+      </w:r>
+      <w:r>
+        <w:t>1</w:t>
+      </w:r>
+      <w:r>
+        <w:t>"</w:t>
+      </w:r>
+      <w:r>
+        <w:t xml:space="preserve"> john:alice = </w:t>
+      </w:r>
+      <w:r>
+        <w:t>"</w:t>
+      </w:r>
+      <w:r>
+        <w:t>2</w:t>
+      </w:r>
+      <w:r>
+        <w:t>"</w:t>
+      </w:r>
+      <w:r>
+        <w:t>&gt;</w:t>
+      </w:r>
+    </w:p>
+    <w:p>
+      <w:pPr>
+        <w:pStyle w:val="ListParagraph"/>
+        <w:pBdr>
+          <w:top w:val="single" w:sz="4" w:space="1" w:color="auto"/>
+          <w:left w:val="single" w:sz="4" w:space="4" w:color="auto"/>
+          <w:bottom w:val="single" w:sz="4" w:space="1" w:color="auto"/>
+          <w:right w:val="single" w:sz="4" w:space="4" w:color="auto"/>
+        </w:pBdr>
+        <w:ind w:left="1080"/>
+      </w:pPr>
+      <w:r>
+        <w:t xml:space="preserve">            Defgh12</w:t>
+      </w:r>
+    </w:p>
+    <w:p>
+      <w:pPr>
+        <w:pStyle w:val="ListParagraph"/>
+        <w:pBdr>
+          <w:top w:val="single" w:sz="4" w:space="1" w:color="auto"/>
+          <w:left w:val="single" w:sz="4" w:space="4" w:color="auto"/>
+          <w:bottom w:val="single" w:sz="4" w:space="1" w:color="auto"/>
+          <w:right w:val="single" w:sz="4" w:space="4" w:color="auto"/>
+        </w:pBdr>
+        <w:ind w:left="1080"/>
+      </w:pPr>
+      <w:r>
+        <w:t xml:space="preserve">        &lt;/consau&gt;</w:t>
+      </w:r>
+    </w:p>
+    <w:p>
+      <w:pPr>
+        <w:pStyle w:val="ListParagraph"/>
+        <w:pBdr>
+          <w:top w:val="single" w:sz="4" w:space="1" w:color="auto"/>
+          <w:left w:val="single" w:sz="4" w:space="4" w:color="auto"/>
+          <w:bottom w:val="single" w:sz="4" w:space="1" w:color="auto"/>
+          <w:right w:val="single" w:sz="4" w:space="4" w:color="auto"/>
+        </w:pBdr>
+        <w:ind w:left="1080"/>
+      </w:pPr>
+      <w:r>
         <w:lastRenderedPageBreak/>
-        <w:t>Trước tiên vào cửa sổ dự án</w:t>
+        <w:t xml:space="preserve">    &lt;/conbuom&gt;</w:t>
+      </w:r>
+    </w:p>
+    <w:p>
+      <w:pPr>
+        <w:pStyle w:val="ListParagraph"/>
+        <w:pBdr>
+          <w:top w:val="single" w:sz="4" w:space="1" w:color="auto"/>
+          <w:left w:val="single" w:sz="4" w:space="4" w:color="auto"/>
+          <w:bottom w:val="single" w:sz="4" w:space="1" w:color="auto"/>
+          <w:right w:val="single" w:sz="4" w:space="4" w:color="auto"/>
+        </w:pBdr>
+        <w:ind w:left="1080"/>
+      </w:pPr>
+      <w:r>
+        <w:t xml:space="preserve">    &lt;concho&gt;</w:t>
+      </w:r>
+    </w:p>
+    <w:p>
+      <w:pPr>
+        <w:pStyle w:val="ListParagraph"/>
+        <w:pBdr>
+          <w:top w:val="single" w:sz="4" w:space="1" w:color="auto"/>
+          <w:left w:val="single" w:sz="4" w:space="4" w:color="auto"/>
+          <w:bottom w:val="single" w:sz="4" w:space="1" w:color="auto"/>
+          <w:right w:val="single" w:sz="4" w:space="4" w:color="auto"/>
+        </w:pBdr>
+        <w:ind w:left="1080"/>
+      </w:pPr>
+      <w:r>
+        <w:t xml:space="preserve">        gaugau</w:t>
+      </w:r>
+    </w:p>
+    <w:p>
+      <w:pPr>
+        <w:pStyle w:val="ListParagraph"/>
+        <w:pBdr>
+          <w:top w:val="single" w:sz="4" w:space="1" w:color="auto"/>
+          <w:left w:val="single" w:sz="4" w:space="4" w:color="auto"/>
+          <w:bottom w:val="single" w:sz="4" w:space="1" w:color="auto"/>
+          <w:right w:val="single" w:sz="4" w:space="4" w:color="auto"/>
+        </w:pBdr>
+        <w:ind w:left="1080"/>
+      </w:pPr>
+      <w:r>
+        <w:t xml:space="preserve">    &lt;/concho&gt;</w:t>
+      </w:r>
+    </w:p>
+    <w:p>
+      <w:pPr>
+        <w:pStyle w:val="ListParagraph"/>
+        <w:pBdr>
+          <w:top w:val="single" w:sz="4" w:space="1" w:color="auto"/>
+          <w:left w:val="single" w:sz="4" w:space="4" w:color="auto"/>
+          <w:bottom w:val="single" w:sz="4" w:space="1" w:color="auto"/>
+          <w:right w:val="single" w:sz="4" w:space="4" w:color="auto"/>
+        </w:pBdr>
+        <w:ind w:left="1080"/>
+      </w:pPr>
+      <w:r>
+        <w:t>&lt;/concac&gt;</w:t>
       </w:r>
     </w:p>
     <w:p>
@@ -435,10 +1283,21 @@
           <w:ilvl w:val="0"/>
           <w:numId w:val="4"/>
         </w:numPr>
-        <w:spacing w:after="200" w:line="276" w:lineRule="auto"/>
-      </w:pPr>
-      <w:r>
-        <w:t>Để chạy 1 Module trên điện thoại</w:t>
+      </w:pPr>
+      <w:r>
+        <w:t>Ở đây “concac” làm Node gốc, “conbuom” và “concho” là thế hệ 1, …</w:t>
+      </w:r>
+    </w:p>
+    <w:p>
+      <w:pPr>
+        <w:pStyle w:val="ListParagraph"/>
+        <w:numPr>
+          <w:ilvl w:val="0"/>
+          <w:numId w:val="7"/>
+        </w:numPr>
+      </w:pPr>
+      <w:r>
+        <w:t>Phần Mở Rộng File XML?</w:t>
       </w:r>
     </w:p>
     <w:p>
@@ -448,13 +1307,30 @@
           <w:ilvl w:val="0"/>
           <w:numId w:val="4"/>
         </w:numPr>
-        <w:spacing w:after="200" w:line="276" w:lineRule="auto"/>
-      </w:pPr>
-      <w:r>
-        <w:t>Đầu tiên máy tính và điện thoại phải kết nối với cùng 1 Wifi + tại biểu tượng hình Robot “Select Run/Debug Configuration” + chọn Module muốn chạy + tại biểu tượng ngay bên phải + chọn “Pair Devices Using Wi-Fi” + lấy điện thoại rồi vào cài đặt + cuộn xuống cuối vào “Hệ thống” + cuộn xuống cuối chọn “Tùy chọn cho nhà phát triển” + cuộn xuống bật “Gỡ lỗi qua Wi-fi” + chọn “CHO PHÉP” + vào nó + chọn “Ghép nối thiết bị bằng mã QR” + đưa điện thoại vào hình QR trên máy tính để quét + chờ kết nối</w:t>
-      </w:r>
-      <w:r>
-        <w:t xml:space="preserve"> + Click “Close” cửa sổ QR trên máy tính + Click nút Run ngay bên phải nút hồi nãy + chờ nó Build + và Module đã chạy trên điện thoại của bạn</w:t>
+      </w:pPr>
+      <w:r>
+        <w:t>“.xml”</w:t>
+      </w:r>
+    </w:p>
+    <w:p>
+      <w:pPr>
+        <w:pStyle w:val="ListParagraph"/>
+        <w:numPr>
+          <w:ilvl w:val="0"/>
+          <w:numId w:val="7"/>
+        </w:numPr>
+      </w:pPr>
+      <w:r>
+        <w:t xml:space="preserve">Đọc File XML </w:t>
+      </w:r>
+      <w:r>
+        <w:t xml:space="preserve">Bằng </w:t>
+      </w:r>
+      <w:r>
+        <w:t>Java</w:t>
+      </w:r>
+      <w:r>
+        <w:t>?</w:t>
       </w:r>
     </w:p>
     <w:p>
@@ -464,31 +1340,69 @@
           <w:ilvl w:val="0"/>
           <w:numId w:val="4"/>
         </w:numPr>
-        <w:spacing w:after="200" w:line="276" w:lineRule="auto"/>
-      </w:pPr>
-      <w:r>
-        <w:t>Để ngắt</w:t>
-      </w:r>
-      <w:r>
-        <w:t xml:space="preserve"> không chạy Module nữa thì vào đa nhiệm điện thoại rồi xóa nó hoặc trên máy tính, Click nút Stop hình vuông đỏ</w:t>
-      </w:r>
-    </w:p>
-    <w:p/>
-    <w:p>
-      <w:r>
-        <w:t>XML:</w:t>
-      </w:r>
-    </w:p>
-    <w:p>
-      <w:pPr>
-        <w:pStyle w:val="ListParagraph"/>
-        <w:numPr>
-          <w:ilvl w:val="0"/>
-          <w:numId w:val="7"/>
-        </w:numPr>
-      </w:pPr>
-      <w:r>
-        <w:t>Tác Dụng?</w:t>
+      </w:pPr>
+      <w:r>
+        <w:t>Đầu tiên, Import các thư viện sau</w:t>
+      </w:r>
+    </w:p>
+    <w:p>
+      <w:pPr>
+        <w:pStyle w:val="ListParagraph"/>
+        <w:pBdr>
+          <w:top w:val="single" w:sz="4" w:space="1" w:color="auto"/>
+          <w:left w:val="single" w:sz="4" w:space="4" w:color="auto"/>
+          <w:bottom w:val="single" w:sz="4" w:space="1" w:color="auto"/>
+          <w:right w:val="single" w:sz="4" w:space="4" w:color="auto"/>
+        </w:pBdr>
+        <w:ind w:left="1080"/>
+      </w:pPr>
+      <w:r>
+        <w:t>i</w:t>
+      </w:r>
+      <w:r>
+        <w:t xml:space="preserve">mport </w:t>
+      </w:r>
+      <w:r>
+        <w:t>javax.xml.parsers.DocumentBuilderFactory</w:t>
+      </w:r>
+      <w:r>
+        <w:t>;</w:t>
+      </w:r>
+    </w:p>
+    <w:p>
+      <w:pPr>
+        <w:pStyle w:val="ListParagraph"/>
+        <w:pBdr>
+          <w:top w:val="single" w:sz="4" w:space="1" w:color="auto"/>
+          <w:left w:val="single" w:sz="4" w:space="4" w:color="auto"/>
+          <w:bottom w:val="single" w:sz="4" w:space="1" w:color="auto"/>
+          <w:right w:val="single" w:sz="4" w:space="4" w:color="auto"/>
+        </w:pBdr>
+        <w:ind w:left="1080"/>
+      </w:pPr>
+      <w:r>
+        <w:t>i</w:t>
+      </w:r>
+      <w:r>
+        <w:t xml:space="preserve">mport </w:t>
+      </w:r>
+      <w:r>
+        <w:t>javax.xml.parsers.DocumentBuilder;</w:t>
+      </w:r>
+    </w:p>
+    <w:p>
+      <w:pPr>
+        <w:pStyle w:val="ListParagraph"/>
+        <w:pBdr>
+          <w:top w:val="single" w:sz="4" w:space="1" w:color="auto"/>
+          <w:left w:val="single" w:sz="4" w:space="4" w:color="auto"/>
+          <w:bottom w:val="single" w:sz="4" w:space="1" w:color="auto"/>
+          <w:right w:val="single" w:sz="4" w:space="4" w:color="auto"/>
+        </w:pBdr>
+        <w:ind w:left="1080"/>
+      </w:pPr>
+      <w:r>
+        <w:t>import org.w3c.dom.Document;</w:t>
       </w:r>
     </w:p>
     <w:p>
@@ -500,442 +1414,6 @@
         </w:numPr>
       </w:pPr>
       <w:r>
-        <w:t>Lưu trữ dữ liệu như JSON</w:t>
-      </w:r>
-    </w:p>
-    <w:p>
-      <w:pPr>
-        <w:pStyle w:val="ListParagraph"/>
-        <w:numPr>
-          <w:ilvl w:val="0"/>
-          <w:numId w:val="7"/>
-        </w:numPr>
-      </w:pPr>
-      <w:r>
-        <w:t>Cấu Trúc?</w:t>
-      </w:r>
-    </w:p>
-    <w:p>
-      <w:pPr>
-        <w:pStyle w:val="ListParagraph"/>
-        <w:numPr>
-          <w:ilvl w:val="0"/>
-          <w:numId w:val="4"/>
-        </w:numPr>
-      </w:pPr>
-      <w:r>
-        <w:t>Dòng đầu tiên chỉ định phiên bản XML và cách mã hóa nó</w:t>
-      </w:r>
-    </w:p>
-    <w:p>
-      <w:pPr>
-        <w:pStyle w:val="ListParagraph"/>
-        <w:pBdr>
-          <w:top w:val="single" w:sz="4" w:space="1" w:color="auto"/>
-          <w:left w:val="single" w:sz="4" w:space="4" w:color="auto"/>
-          <w:bottom w:val="single" w:sz="4" w:space="1" w:color="auto"/>
-          <w:right w:val="single" w:sz="4" w:space="4" w:color="auto"/>
-        </w:pBdr>
-        <w:ind w:left="1080"/>
-      </w:pPr>
-      <w:r>
-        <w:t>&lt;?xml version="1.0" encoding="UTF-8"?&gt;</w:t>
-      </w:r>
-    </w:p>
-    <w:p>
-      <w:pPr>
-        <w:pStyle w:val="ListParagraph"/>
-        <w:numPr>
-          <w:ilvl w:val="0"/>
-          <w:numId w:val="4"/>
-        </w:numPr>
-      </w:pPr>
-      <w:r>
-        <w:t>Phần phía dưới là 1 cấu trúc cây, bao gồm chỉ 1 Node làm gốc, các Node tiếp theo bên trong làm con cháu, tên Node bất kì, cú pháp giống Tag trong HTML, có thể chỉ định thuộc tính bất kì</w:t>
-      </w:r>
-      <w:r>
-        <w:t>, giá trị thuộc tính phải là String, bạn không thể chỉ định 2 thuộc tính có tên giống nhau cho 1 Node, nếu muốn làm điều này, phải đặt chúng trong 2 Namespace khác nhau, dùng dấu “:” như trong C++</w:t>
-      </w:r>
-    </w:p>
-    <w:p>
-      <w:pPr>
-        <w:pStyle w:val="ListParagraph"/>
-        <w:numPr>
-          <w:ilvl w:val="0"/>
-          <w:numId w:val="4"/>
-        </w:numPr>
-      </w:pPr>
-      <w:r>
-        <w:t>Ví dụ</w:t>
-      </w:r>
-    </w:p>
-    <w:p>
-      <w:pPr>
-        <w:pStyle w:val="ListParagraph"/>
-        <w:pBdr>
-          <w:top w:val="single" w:sz="4" w:space="1" w:color="auto"/>
-          <w:left w:val="single" w:sz="4" w:space="4" w:color="auto"/>
-          <w:bottom w:val="single" w:sz="4" w:space="1" w:color="auto"/>
-          <w:right w:val="single" w:sz="4" w:space="4" w:color="auto"/>
-        </w:pBdr>
-        <w:ind w:left="1080"/>
-      </w:pPr>
-      <w:r>
-        <w:t>&lt;concac&gt;</w:t>
-      </w:r>
-    </w:p>
-    <w:p>
-      <w:pPr>
-        <w:pStyle w:val="ListParagraph"/>
-        <w:pBdr>
-          <w:top w:val="single" w:sz="4" w:space="1" w:color="auto"/>
-          <w:left w:val="single" w:sz="4" w:space="4" w:color="auto"/>
-          <w:bottom w:val="single" w:sz="4" w:space="1" w:color="auto"/>
-          <w:right w:val="single" w:sz="4" w:space="4" w:color="auto"/>
-        </w:pBdr>
-        <w:ind w:left="1080"/>
-      </w:pPr>
-      <w:r>
-        <w:t xml:space="preserve">    &lt;conbuom&gt;</w:t>
-      </w:r>
-    </w:p>
-    <w:p>
-      <w:pPr>
-        <w:pStyle w:val="ListParagraph"/>
-        <w:pBdr>
-          <w:top w:val="single" w:sz="4" w:space="1" w:color="auto"/>
-          <w:left w:val="single" w:sz="4" w:space="4" w:color="auto"/>
-          <w:bottom w:val="single" w:sz="4" w:space="1" w:color="auto"/>
-          <w:right w:val="single" w:sz="4" w:space="4" w:color="auto"/>
-        </w:pBdr>
-        <w:ind w:left="1080"/>
-      </w:pPr>
-      <w:r>
-        <w:t xml:space="preserve">        &lt;consau foo = </w:t>
-      </w:r>
-      <w:r>
-        <w:t>"bar"</w:t>
-      </w:r>
-      <w:r>
-        <w:t>&gt;</w:t>
-      </w:r>
-    </w:p>
-    <w:p>
-      <w:pPr>
-        <w:pStyle w:val="ListParagraph"/>
-        <w:pBdr>
-          <w:top w:val="single" w:sz="4" w:space="1" w:color="auto"/>
-          <w:left w:val="single" w:sz="4" w:space="4" w:color="auto"/>
-          <w:bottom w:val="single" w:sz="4" w:space="1" w:color="auto"/>
-          <w:right w:val="single" w:sz="4" w:space="4" w:color="auto"/>
-        </w:pBdr>
-        <w:ind w:left="1080"/>
-      </w:pPr>
-      <w:r>
-        <w:t xml:space="preserve">            Abc123</w:t>
-      </w:r>
-    </w:p>
-    <w:p>
-      <w:pPr>
-        <w:pStyle w:val="ListParagraph"/>
-        <w:pBdr>
-          <w:top w:val="single" w:sz="4" w:space="1" w:color="auto"/>
-          <w:left w:val="single" w:sz="4" w:space="4" w:color="auto"/>
-          <w:bottom w:val="single" w:sz="4" w:space="1" w:color="auto"/>
-          <w:right w:val="single" w:sz="4" w:space="4" w:color="auto"/>
-        </w:pBdr>
-        <w:ind w:left="1080"/>
-      </w:pPr>
-      <w:r>
-        <w:t xml:space="preserve">        &lt;/consau&gt;</w:t>
-      </w:r>
-    </w:p>
-    <w:p>
-      <w:pPr>
-        <w:pStyle w:val="ListParagraph"/>
-        <w:pBdr>
-          <w:top w:val="single" w:sz="4" w:space="1" w:color="auto"/>
-          <w:left w:val="single" w:sz="4" w:space="4" w:color="auto"/>
-          <w:bottom w:val="single" w:sz="4" w:space="1" w:color="auto"/>
-          <w:right w:val="single" w:sz="4" w:space="4" w:color="auto"/>
-        </w:pBdr>
-        <w:ind w:left="1080"/>
-      </w:pPr>
-      <w:r>
-        <w:t xml:space="preserve">        &lt;consau</w:t>
-      </w:r>
-      <w:r>
-        <w:t xml:space="preserve"> bob:alice = </w:t>
-      </w:r>
-      <w:r>
-        <w:t>"</w:t>
-      </w:r>
-      <w:r>
-        <w:t>1</w:t>
-      </w:r>
-      <w:r>
-        <w:t>"</w:t>
-      </w:r>
-      <w:r>
-        <w:t xml:space="preserve"> john:alice = </w:t>
-      </w:r>
-      <w:r>
-        <w:t>"</w:t>
-      </w:r>
-      <w:r>
-        <w:t>2</w:t>
-      </w:r>
-      <w:r>
-        <w:t>"</w:t>
-      </w:r>
-      <w:r>
-        <w:t>&gt;</w:t>
-      </w:r>
-    </w:p>
-    <w:p>
-      <w:pPr>
-        <w:pStyle w:val="ListParagraph"/>
-        <w:pBdr>
-          <w:top w:val="single" w:sz="4" w:space="1" w:color="auto"/>
-          <w:left w:val="single" w:sz="4" w:space="4" w:color="auto"/>
-          <w:bottom w:val="single" w:sz="4" w:space="1" w:color="auto"/>
-          <w:right w:val="single" w:sz="4" w:space="4" w:color="auto"/>
-        </w:pBdr>
-        <w:ind w:left="1080"/>
-      </w:pPr>
-      <w:r>
-        <w:t xml:space="preserve">            Defgh12</w:t>
-      </w:r>
-    </w:p>
-    <w:p>
-      <w:pPr>
-        <w:pStyle w:val="ListParagraph"/>
-        <w:pBdr>
-          <w:top w:val="single" w:sz="4" w:space="1" w:color="auto"/>
-          <w:left w:val="single" w:sz="4" w:space="4" w:color="auto"/>
-          <w:bottom w:val="single" w:sz="4" w:space="1" w:color="auto"/>
-          <w:right w:val="single" w:sz="4" w:space="4" w:color="auto"/>
-        </w:pBdr>
-        <w:ind w:left="1080"/>
-      </w:pPr>
-      <w:r>
-        <w:t xml:space="preserve">        &lt;/consau&gt;</w:t>
-      </w:r>
-    </w:p>
-    <w:p>
-      <w:pPr>
-        <w:pStyle w:val="ListParagraph"/>
-        <w:pBdr>
-          <w:top w:val="single" w:sz="4" w:space="1" w:color="auto"/>
-          <w:left w:val="single" w:sz="4" w:space="4" w:color="auto"/>
-          <w:bottom w:val="single" w:sz="4" w:space="1" w:color="auto"/>
-          <w:right w:val="single" w:sz="4" w:space="4" w:color="auto"/>
-        </w:pBdr>
-        <w:ind w:left="1080"/>
-      </w:pPr>
-      <w:r>
-        <w:t xml:space="preserve">    &lt;/conbuom&gt;</w:t>
-      </w:r>
-    </w:p>
-    <w:p>
-      <w:pPr>
-        <w:pStyle w:val="ListParagraph"/>
-        <w:pBdr>
-          <w:top w:val="single" w:sz="4" w:space="1" w:color="auto"/>
-          <w:left w:val="single" w:sz="4" w:space="4" w:color="auto"/>
-          <w:bottom w:val="single" w:sz="4" w:space="1" w:color="auto"/>
-          <w:right w:val="single" w:sz="4" w:space="4" w:color="auto"/>
-        </w:pBdr>
-        <w:ind w:left="1080"/>
-      </w:pPr>
-      <w:r>
-        <w:t xml:space="preserve">    &lt;concho&gt;</w:t>
-      </w:r>
-    </w:p>
-    <w:p>
-      <w:pPr>
-        <w:pStyle w:val="ListParagraph"/>
-        <w:pBdr>
-          <w:top w:val="single" w:sz="4" w:space="1" w:color="auto"/>
-          <w:left w:val="single" w:sz="4" w:space="4" w:color="auto"/>
-          <w:bottom w:val="single" w:sz="4" w:space="1" w:color="auto"/>
-          <w:right w:val="single" w:sz="4" w:space="4" w:color="auto"/>
-        </w:pBdr>
-        <w:ind w:left="1080"/>
-      </w:pPr>
-      <w:r>
-        <w:t xml:space="preserve">        gaugau</w:t>
-      </w:r>
-    </w:p>
-    <w:p>
-      <w:pPr>
-        <w:pStyle w:val="ListParagraph"/>
-        <w:pBdr>
-          <w:top w:val="single" w:sz="4" w:space="1" w:color="auto"/>
-          <w:left w:val="single" w:sz="4" w:space="4" w:color="auto"/>
-          <w:bottom w:val="single" w:sz="4" w:space="1" w:color="auto"/>
-          <w:right w:val="single" w:sz="4" w:space="4" w:color="auto"/>
-        </w:pBdr>
-        <w:ind w:left="1080"/>
-      </w:pPr>
-      <w:r>
-        <w:t xml:space="preserve">    &lt;/concho&gt;</w:t>
-      </w:r>
-    </w:p>
-    <w:p>
-      <w:pPr>
-        <w:pStyle w:val="ListParagraph"/>
-        <w:pBdr>
-          <w:top w:val="single" w:sz="4" w:space="1" w:color="auto"/>
-          <w:left w:val="single" w:sz="4" w:space="4" w:color="auto"/>
-          <w:bottom w:val="single" w:sz="4" w:space="1" w:color="auto"/>
-          <w:right w:val="single" w:sz="4" w:space="4" w:color="auto"/>
-        </w:pBdr>
-        <w:ind w:left="1080"/>
-      </w:pPr>
-      <w:r>
-        <w:t>&lt;/concac&gt;</w:t>
-      </w:r>
-    </w:p>
-    <w:p>
-      <w:pPr>
-        <w:pStyle w:val="ListParagraph"/>
-        <w:numPr>
-          <w:ilvl w:val="0"/>
-          <w:numId w:val="4"/>
-        </w:numPr>
-      </w:pPr>
-      <w:r>
-        <w:t>Ở đây “concac” làm Node gốc, “conbuom” và “concho” là thế hệ 1, …</w:t>
-      </w:r>
-    </w:p>
-    <w:p>
-      <w:pPr>
-        <w:pStyle w:val="ListParagraph"/>
-        <w:numPr>
-          <w:ilvl w:val="0"/>
-          <w:numId w:val="7"/>
-        </w:numPr>
-      </w:pPr>
-      <w:r>
-        <w:t>Phần Mở Rộng File XML?</w:t>
-      </w:r>
-    </w:p>
-    <w:p>
-      <w:pPr>
-        <w:pStyle w:val="ListParagraph"/>
-        <w:numPr>
-          <w:ilvl w:val="0"/>
-          <w:numId w:val="4"/>
-        </w:numPr>
-      </w:pPr>
-      <w:r>
-        <w:t>“.xml”</w:t>
-      </w:r>
-    </w:p>
-    <w:p>
-      <w:pPr>
-        <w:pStyle w:val="ListParagraph"/>
-        <w:numPr>
-          <w:ilvl w:val="0"/>
-          <w:numId w:val="7"/>
-        </w:numPr>
-      </w:pPr>
-      <w:r>
-        <w:lastRenderedPageBreak/>
-        <w:t xml:space="preserve">Đọc File XML </w:t>
-      </w:r>
-      <w:r>
-        <w:t xml:space="preserve">Bằng </w:t>
-      </w:r>
-      <w:r>
-        <w:t>Java</w:t>
-      </w:r>
-      <w:r>
-        <w:t>?</w:t>
-      </w:r>
-    </w:p>
-    <w:p>
-      <w:pPr>
-        <w:pStyle w:val="ListParagraph"/>
-        <w:numPr>
-          <w:ilvl w:val="0"/>
-          <w:numId w:val="4"/>
-        </w:numPr>
-      </w:pPr>
-      <w:r>
-        <w:t>Đầu tiên, Import các thư viện sau</w:t>
-      </w:r>
-    </w:p>
-    <w:p>
-      <w:pPr>
-        <w:pStyle w:val="ListParagraph"/>
-        <w:pBdr>
-          <w:top w:val="single" w:sz="4" w:space="1" w:color="auto"/>
-          <w:left w:val="single" w:sz="4" w:space="4" w:color="auto"/>
-          <w:bottom w:val="single" w:sz="4" w:space="1" w:color="auto"/>
-          <w:right w:val="single" w:sz="4" w:space="4" w:color="auto"/>
-        </w:pBdr>
-        <w:ind w:left="1080"/>
-      </w:pPr>
-      <w:r>
-        <w:t>i</w:t>
-      </w:r>
-      <w:r>
-        <w:t xml:space="preserve">mport </w:t>
-      </w:r>
-      <w:r>
-        <w:t>javax.xml.parsers.DocumentBuilderFactory</w:t>
-      </w:r>
-      <w:r>
-        <w:t>;</w:t>
-      </w:r>
-    </w:p>
-    <w:p>
-      <w:pPr>
-        <w:pStyle w:val="ListParagraph"/>
-        <w:pBdr>
-          <w:top w:val="single" w:sz="4" w:space="1" w:color="auto"/>
-          <w:left w:val="single" w:sz="4" w:space="4" w:color="auto"/>
-          <w:bottom w:val="single" w:sz="4" w:space="1" w:color="auto"/>
-          <w:right w:val="single" w:sz="4" w:space="4" w:color="auto"/>
-        </w:pBdr>
-        <w:ind w:left="1080"/>
-      </w:pPr>
-      <w:r>
-        <w:t>i</w:t>
-      </w:r>
-      <w:r>
-        <w:t xml:space="preserve">mport </w:t>
-      </w:r>
-      <w:r>
-        <w:t>javax.xml.parsers.DocumentBuilder;</w:t>
-      </w:r>
-    </w:p>
-    <w:p>
-      <w:pPr>
-        <w:pStyle w:val="ListParagraph"/>
-        <w:pBdr>
-          <w:top w:val="single" w:sz="4" w:space="1" w:color="auto"/>
-          <w:left w:val="single" w:sz="4" w:space="4" w:color="auto"/>
-          <w:bottom w:val="single" w:sz="4" w:space="1" w:color="auto"/>
-          <w:right w:val="single" w:sz="4" w:space="4" w:color="auto"/>
-        </w:pBdr>
-        <w:ind w:left="1080"/>
-      </w:pPr>
-      <w:r>
-        <w:t>import org.w3c.dom.Document;</w:t>
-      </w:r>
-    </w:p>
-    <w:p>
-      <w:pPr>
-        <w:pStyle w:val="ListParagraph"/>
-        <w:numPr>
-          <w:ilvl w:val="0"/>
-          <w:numId w:val="4"/>
-        </w:numPr>
-      </w:pPr>
-      <w:r>
         <w:t>Bước tiếp theo, tạo đối tượng Document ứng với File XML, từ đối tượng này ta có thể truy xuất ra các Node bên trong, phải đặt đoạn Code này vào khối Try Catch để xử lý mọi lỗi có thể xảy ra</w:t>
       </w:r>
     </w:p>
@@ -1073,15 +1551,6 @@
       <w:r>
         <w:t>}</w:t>
       </w:r>
-    </w:p>
-    <w:p>
-      <w:pPr>
-        <w:pStyle w:val="ListParagraph"/>
-        <w:numPr>
-          <w:ilvl w:val="0"/>
-          <w:numId w:val="4"/>
-        </w:numPr>
-      </w:pPr>
     </w:p>
     <w:p/>
     <w:p>
@@ -1253,6 +1722,7 @@
         </w:numPr>
       </w:pPr>
       <w:r>
+        <w:lastRenderedPageBreak/>
         <w:t>Chạy 1 File Java?</w:t>
       </w:r>
     </w:p>
@@ -1355,7 +1825,6 @@
         </w:numPr>
       </w:pPr>
       <w:r>
-        <w:lastRenderedPageBreak/>
         <w:t xml:space="preserve">Tên File Byte Code = tên </w:t>
       </w:r>
       <w:r>
@@ -1678,18 +2147,6 @@
       </w:r>
       <w:r>
         <w:t>;</w:t>
-      </w:r>
-    </w:p>
-    <w:p>
-      <w:pPr>
-        <w:pStyle w:val="ListParagraph"/>
-        <w:numPr>
-          <w:ilvl w:val="0"/>
-          <w:numId w:val="2"/>
-        </w:numPr>
-      </w:pPr>
-      <w:r>
-        <w:t>Để khai báo 1 biến là hằng thì thêm từ khóa “final” ở trước, giống “const” trong C++</w:t>
       </w:r>
     </w:p>
     <w:p>
@@ -2850,13 +3307,76 @@
         </w:numPr>
       </w:pPr>
       <w:r>
-        <w:t xml:space="preserve">Đối </w:t>
-      </w:r>
-      <w:r>
-        <w:t xml:space="preserve">Tượng Của 1 </w:t>
-      </w:r>
-      <w:r>
-        <w:t>Class</w:t>
+        <w:t>Subclass?</w:t>
+      </w:r>
+    </w:p>
+    <w:p>
+      <w:pPr>
+        <w:pStyle w:val="ListParagraph"/>
+        <w:numPr>
+          <w:ilvl w:val="0"/>
+          <w:numId w:val="2"/>
+        </w:numPr>
+      </w:pPr>
+      <w:r>
+        <w:t>Là Class kế thừa từ Class khác</w:t>
+      </w:r>
+    </w:p>
+    <w:p>
+      <w:pPr>
+        <w:pStyle w:val="ListParagraph"/>
+        <w:pBdr>
+          <w:top w:val="single" w:sz="4" w:space="1" w:color="auto"/>
+          <w:left w:val="single" w:sz="4" w:space="4" w:color="auto"/>
+          <w:bottom w:val="single" w:sz="4" w:space="1" w:color="auto"/>
+          <w:right w:val="single" w:sz="4" w:space="4" w:color="auto"/>
+        </w:pBdr>
+        <w:ind w:left="1080"/>
+      </w:pPr>
+      <w:r>
+        <w:t>class &lt;Con&gt; extends &lt;Cha&gt; {</w:t>
+      </w:r>
+    </w:p>
+    <w:p>
+      <w:pPr>
+        <w:pStyle w:val="ListParagraph"/>
+        <w:pBdr>
+          <w:top w:val="single" w:sz="4" w:space="1" w:color="auto"/>
+          <w:left w:val="single" w:sz="4" w:space="4" w:color="auto"/>
+          <w:bottom w:val="single" w:sz="4" w:space="1" w:color="auto"/>
+          <w:right w:val="single" w:sz="4" w:space="4" w:color="auto"/>
+        </w:pBdr>
+        <w:ind w:left="1080"/>
+      </w:pPr>
+      <w:r>
+        <w:t xml:space="preserve">     &lt;Các Thuộc Tính Và Phương Thức&gt;</w:t>
+      </w:r>
+    </w:p>
+    <w:p>
+      <w:pPr>
+        <w:pStyle w:val="ListParagraph"/>
+        <w:pBdr>
+          <w:top w:val="single" w:sz="4" w:space="1" w:color="auto"/>
+          <w:left w:val="single" w:sz="4" w:space="4" w:color="auto"/>
+          <w:bottom w:val="single" w:sz="4" w:space="1" w:color="auto"/>
+          <w:right w:val="single" w:sz="4" w:space="4" w:color="auto"/>
+        </w:pBdr>
+        <w:ind w:left="1080"/>
+      </w:pPr>
+      <w:r>
+        <w:t>}</w:t>
+      </w:r>
+    </w:p>
+    <w:p>
+      <w:pPr>
+        <w:pStyle w:val="ListParagraph"/>
+        <w:numPr>
+          <w:ilvl w:val="0"/>
+          <w:numId w:val="1"/>
+        </w:numPr>
+      </w:pPr>
+      <w:r>
+        <w:t>Modifier</w:t>
       </w:r>
       <w:r>
         <w:t>?</w:t>
@@ -2871,25 +3391,7 @@
         </w:numPr>
       </w:pPr>
       <w:r>
-        <w:t xml:space="preserve">Để tạo đối tượng của 1 Class cấp </w:t>
-      </w:r>
-      <w:r>
-        <w:t>cao nhất, nghĩa là mấy cái Class ông cố nội hay ngoài cùng, từ bất kì đâu trong File</w:t>
-      </w:r>
-    </w:p>
-    <w:p>
-      <w:pPr>
-        <w:pStyle w:val="ListParagraph"/>
-        <w:pBdr>
-          <w:top w:val="single" w:sz="4" w:space="1" w:color="auto"/>
-          <w:left w:val="single" w:sz="4" w:space="4" w:color="auto"/>
-          <w:bottom w:val="single" w:sz="4" w:space="1" w:color="auto"/>
-          <w:right w:val="single" w:sz="4" w:space="4" w:color="auto"/>
-        </w:pBdr>
-        <w:ind w:left="1080"/>
-      </w:pPr>
-      <w:r>
-        <w:t>&lt;Class&gt; &lt;Đối Tượng&gt; = new &lt;Class&gt;();</w:t>
+        <w:t>Ở đây ta sẽ xét trong 1 File Java, Class, phương thức, và thuộc tính sẽ có 2 trạng thái là ẩn hoặc hiển thị, ẩn thì sẽ không truy cập được, hiển thị thì truy cập được, trạng thái ẩn hay hiển thị sẽ phụ thuộc vào vị trí ta đang đứng</w:t>
       </w:r>
     </w:p>
     <w:p>
@@ -2901,6 +3403,154 @@
         </w:numPr>
       </w:pPr>
       <w:r>
+        <w:t>M</w:t>
+      </w:r>
+      <w:r>
+        <w:t>ặc định</w:t>
+      </w:r>
+      <w:r>
+        <w:t xml:space="preserve"> chỉ</w:t>
+      </w:r>
+      <w:r>
+        <w:t xml:space="preserve"> hiển thị </w:t>
+      </w:r>
+      <w:r>
+        <w:t>nếu thằng truy cập ở cùng File</w:t>
+      </w:r>
+    </w:p>
+    <w:p>
+      <w:pPr>
+        <w:pStyle w:val="ListParagraph"/>
+        <w:numPr>
+          <w:ilvl w:val="0"/>
+          <w:numId w:val="2"/>
+        </w:numPr>
+      </w:pPr>
+      <w:r>
+        <w:t>Public sẽ hiển thị bất kì chỗ nào kể cả ở File khác</w:t>
+      </w:r>
+    </w:p>
+    <w:p>
+      <w:pPr>
+        <w:pStyle w:val="ListParagraph"/>
+        <w:numPr>
+          <w:ilvl w:val="0"/>
+          <w:numId w:val="2"/>
+        </w:numPr>
+      </w:pPr>
+      <w:r>
+        <w:t>Private chỉ hiển thị nếu thằng truy cập ở trong cùng 1 Class cấp cao nhất</w:t>
+      </w:r>
+    </w:p>
+    <w:p>
+      <w:pPr>
+        <w:pStyle w:val="ListParagraph"/>
+        <w:numPr>
+          <w:ilvl w:val="0"/>
+          <w:numId w:val="2"/>
+        </w:numPr>
+      </w:pPr>
+      <w:r>
+        <w:t xml:space="preserve">Protected </w:t>
+      </w:r>
+      <w:r>
+        <w:t>= mặc định nhưng bạn có thể truy cập nó trong Subclass kế thừa từ Class chứa thằng Protected ở File khác</w:t>
+      </w:r>
+    </w:p>
+    <w:p>
+      <w:pPr>
+        <w:pStyle w:val="ListParagraph"/>
+        <w:numPr>
+          <w:ilvl w:val="0"/>
+          <w:numId w:val="2"/>
+        </w:numPr>
+      </w:pPr>
+      <w:r>
+        <w:t>Class, phương thức, thuộc tính mà thuộc kiểu Static thì nó sẽ được dùng chung, nghĩa là khi tạo đối tượng mới  thì sẽ không tốn thêm bộ nhớ, khi đó nếu 1 đối tượng thay đổi thì tất cả đối tượng khác cũng thay đổi</w:t>
+      </w:r>
+      <w:r>
+        <w:t>, phương thức Static không thể bị ghi đè</w:t>
+      </w:r>
+    </w:p>
+    <w:p>
+      <w:pPr>
+        <w:pStyle w:val="ListParagraph"/>
+        <w:numPr>
+          <w:ilvl w:val="0"/>
+          <w:numId w:val="2"/>
+        </w:numPr>
+      </w:pPr>
+      <w:r>
+        <w:lastRenderedPageBreak/>
+        <w:t xml:space="preserve">Class, phương thức, thuộc tính mà thuộc kiểu Final thì </w:t>
+      </w:r>
+      <w:r>
+        <w:t>sẽ không thể bị kế thừa, ghi đè, và thay đổi giá trị</w:t>
+      </w:r>
+    </w:p>
+    <w:p>
+      <w:pPr>
+        <w:pStyle w:val="ListParagraph"/>
+        <w:numPr>
+          <w:ilvl w:val="0"/>
+          <w:numId w:val="1"/>
+        </w:numPr>
+      </w:pPr>
+      <w:r>
+        <w:t>Override (Ghi Đè) Và Overload (Nạp Chồng)?</w:t>
+      </w:r>
+    </w:p>
+    <w:p>
+      <w:pPr>
+        <w:pStyle w:val="ListParagraph"/>
+        <w:numPr>
+          <w:ilvl w:val="0"/>
+          <w:numId w:val="2"/>
+        </w:numPr>
+      </w:pPr>
+      <w:r>
+        <w:t>Chỉ có thể ghi đè 1 phương thức khi nó là phương thức của Class cha mà Class hiện tại đang kế thừa, ghi đè tức là thay thế hoàn toàn, đặt lệnh sau ngay trước khi ghi đè</w:t>
+      </w:r>
+    </w:p>
+    <w:p>
+      <w:pPr>
+        <w:pStyle w:val="ListParagraph"/>
+        <w:pBdr>
+          <w:top w:val="single" w:sz="4" w:space="1" w:color="auto"/>
+          <w:left w:val="single" w:sz="4" w:space="4" w:color="auto"/>
+          <w:bottom w:val="single" w:sz="4" w:space="1" w:color="auto"/>
+          <w:right w:val="single" w:sz="4" w:space="4" w:color="auto"/>
+        </w:pBdr>
+        <w:ind w:left="1080"/>
+      </w:pPr>
+      <w:r>
+        <w:t>@Override</w:t>
+      </w:r>
+    </w:p>
+    <w:p>
+      <w:pPr>
+        <w:pStyle w:val="ListParagraph"/>
+        <w:numPr>
+          <w:ilvl w:val="0"/>
+          <w:numId w:val="2"/>
+        </w:numPr>
+      </w:pPr>
+      <w:r>
+        <w:t>Nạp chồng</w:t>
+      </w:r>
+      <w:r>
+        <w:t xml:space="preserve"> là việc ta dùng 1 tên hàm để thực hiện các nhiệm vụ khác nhau tùy vào tham số được Pass vào</w:t>
+      </w:r>
+    </w:p>
+    <w:p>
+      <w:pPr>
+        <w:pStyle w:val="ListParagraph"/>
+        <w:numPr>
+          <w:ilvl w:val="0"/>
+          <w:numId w:val="2"/>
+        </w:numPr>
+      </w:pPr>
+      <w:r>
         <w:t>Ví dụ</w:t>
       </w:r>
     </w:p>
@@ -2916,71 +3566,95 @@
         <w:ind w:left="1080"/>
       </w:pPr>
       <w:r>
-        <w:t>Car Lambo = new Car();</w:t>
-      </w:r>
-    </w:p>
-    <w:p>
-      <w:pPr>
-        <w:pStyle w:val="ListParagraph"/>
-        <w:numPr>
-          <w:ilvl w:val="0"/>
-          <w:numId w:val="2"/>
-        </w:numPr>
-      </w:pPr>
-      <w:r>
-        <w:t>Để tạo đối tượng của 1 Class cấp cao nhì, nghĩa là mấy cái Class con trực tiếp của các Class cấp cao nhất, trước tiên phải tạo đối tượng của Class cấp cao nhất đó, rồi dùng nó để khởi tạo đối tượng</w:t>
-      </w:r>
-    </w:p>
-    <w:p>
-      <w:pPr>
-        <w:pStyle w:val="ListParagraph"/>
-        <w:numPr>
-          <w:ilvl w:val="0"/>
-          <w:numId w:val="2"/>
-        </w:numPr>
-      </w:pPr>
-      <w:r>
-        <w:t>Ví dụ, trong Class “foo” chứa Class “bar”, ta muốn tạo đối tượng “fool” từ Class “bar”</w:t>
-      </w:r>
-    </w:p>
-    <w:p>
-      <w:pPr>
-        <w:pStyle w:val="ListParagraph"/>
-        <w:pBdr>
-          <w:top w:val="single" w:sz="4" w:space="1" w:color="auto"/>
-          <w:left w:val="single" w:sz="4" w:space="4" w:color="auto"/>
-          <w:bottom w:val="single" w:sz="4" w:space="1" w:color="auto"/>
-          <w:right w:val="single" w:sz="4" w:space="4" w:color="auto"/>
-        </w:pBdr>
-        <w:ind w:left="1080"/>
-      </w:pPr>
-      <w:r>
-        <w:t>foo far = new foo();</w:t>
-      </w:r>
-    </w:p>
-    <w:p>
-      <w:pPr>
-        <w:pStyle w:val="ListParagraph"/>
-        <w:pBdr>
-          <w:top w:val="single" w:sz="4" w:space="1" w:color="auto"/>
-          <w:left w:val="single" w:sz="4" w:space="4" w:color="auto"/>
-          <w:bottom w:val="single" w:sz="4" w:space="1" w:color="auto"/>
-          <w:right w:val="single" w:sz="4" w:space="4" w:color="auto"/>
-        </w:pBdr>
-        <w:ind w:left="1080"/>
-      </w:pPr>
-      <w:r>
-        <w:t>foo.bar fool = far.new bar();</w:t>
-      </w:r>
-    </w:p>
-    <w:p>
-      <w:pPr>
-        <w:pStyle w:val="ListParagraph"/>
-        <w:numPr>
-          <w:ilvl w:val="0"/>
-          <w:numId w:val="2"/>
-        </w:numPr>
-      </w:pPr>
+        <w:t>int foo(){</w:t>
+      </w:r>
+    </w:p>
+    <w:p>
+      <w:pPr>
+        <w:pStyle w:val="ListParagraph"/>
+        <w:pBdr>
+          <w:top w:val="single" w:sz="4" w:space="1" w:color="auto"/>
+          <w:left w:val="single" w:sz="4" w:space="4" w:color="auto"/>
+          <w:bottom w:val="single" w:sz="4" w:space="1" w:color="auto"/>
+          <w:right w:val="single" w:sz="4" w:space="4" w:color="auto"/>
+        </w:pBdr>
+        <w:ind w:left="1080"/>
+      </w:pPr>
+      <w:r>
+        <w:t xml:space="preserve">    return 1;</w:t>
+      </w:r>
+    </w:p>
+    <w:p>
+      <w:pPr>
+        <w:pStyle w:val="ListParagraph"/>
+        <w:pBdr>
+          <w:top w:val="single" w:sz="4" w:space="1" w:color="auto"/>
+          <w:left w:val="single" w:sz="4" w:space="4" w:color="auto"/>
+          <w:bottom w:val="single" w:sz="4" w:space="1" w:color="auto"/>
+          <w:right w:val="single" w:sz="4" w:space="4" w:color="auto"/>
+        </w:pBdr>
+        <w:ind w:left="1080"/>
+      </w:pPr>
+      <w:r>
+        <w:t>}</w:t>
+      </w:r>
+    </w:p>
+    <w:p>
+      <w:pPr>
+        <w:pStyle w:val="ListParagraph"/>
+        <w:pBdr>
+          <w:top w:val="single" w:sz="4" w:space="1" w:color="auto"/>
+          <w:left w:val="single" w:sz="4" w:space="4" w:color="auto"/>
+          <w:bottom w:val="single" w:sz="4" w:space="1" w:color="auto"/>
+          <w:right w:val="single" w:sz="4" w:space="4" w:color="auto"/>
+        </w:pBdr>
+        <w:ind w:left="1080"/>
+      </w:pPr>
+    </w:p>
+    <w:p>
+      <w:pPr>
+        <w:pStyle w:val="ListParagraph"/>
+        <w:pBdr>
+          <w:top w:val="single" w:sz="4" w:space="1" w:color="auto"/>
+          <w:left w:val="single" w:sz="4" w:space="4" w:color="auto"/>
+          <w:bottom w:val="single" w:sz="4" w:space="1" w:color="auto"/>
+          <w:right w:val="single" w:sz="4" w:space="4" w:color="auto"/>
+        </w:pBdr>
+        <w:ind w:left="1080"/>
+      </w:pPr>
+      <w:r>
+        <w:t>int foo(int a){</w:t>
+      </w:r>
+    </w:p>
+    <w:p>
+      <w:pPr>
+        <w:pStyle w:val="ListParagraph"/>
+        <w:pBdr>
+          <w:top w:val="single" w:sz="4" w:space="1" w:color="auto"/>
+          <w:left w:val="single" w:sz="4" w:space="4" w:color="auto"/>
+          <w:bottom w:val="single" w:sz="4" w:space="1" w:color="auto"/>
+          <w:right w:val="single" w:sz="4" w:space="4" w:color="auto"/>
+        </w:pBdr>
+        <w:ind w:left="1080"/>
+      </w:pPr>
+      <w:r>
+        <w:t xml:space="preserve">    return a;</w:t>
+      </w:r>
+    </w:p>
+    <w:p>
+      <w:pPr>
+        <w:pStyle w:val="ListParagraph"/>
+        <w:pBdr>
+          <w:top w:val="single" w:sz="4" w:space="1" w:color="auto"/>
+          <w:left w:val="single" w:sz="4" w:space="4" w:color="auto"/>
+          <w:bottom w:val="single" w:sz="4" w:space="1" w:color="auto"/>
+          <w:right w:val="single" w:sz="4" w:space="4" w:color="auto"/>
+        </w:pBdr>
+        <w:ind w:left="1080"/>
+      </w:pPr>
+      <w:r>
+        <w:t>}</w:t>
+      </w:r>
     </w:p>
     <w:p/>
     <w:p>
@@ -3304,6 +3978,184 @@
     </w:lvl>
   </w:abstractNum>
   <w:abstractNum w:abstractNumId="3" w15:restartNumberingAfterBreak="0">
+    <w:nsid w:val="34FA20D3"/>
+    <w:multiLevelType w:val="hybridMultilevel"/>
+    <w:tmpl w:val="5A24900C"/>
+    <w:lvl w:ilvl="0" w:tplc="B7C2350C">
+      <w:start w:val="1"/>
+      <w:numFmt w:val="decimal"/>
+      <w:lvlText w:val="%1."/>
+      <w:lvlJc w:val="left"/>
+      <w:pPr>
+        <w:ind w:left="1080" w:hanging="360"/>
+      </w:pPr>
+      <w:rPr>
+        <w:rFonts w:hint="default"/>
+      </w:rPr>
+    </w:lvl>
+    <w:lvl w:ilvl="1" w:tplc="04090019" w:tentative="1">
+      <w:start w:val="1"/>
+      <w:numFmt w:val="lowerLetter"/>
+      <w:lvlText w:val="%2."/>
+      <w:lvlJc w:val="left"/>
+      <w:pPr>
+        <w:ind w:left="1800" w:hanging="360"/>
+      </w:pPr>
+    </w:lvl>
+    <w:lvl w:ilvl="2" w:tplc="0409001B" w:tentative="1">
+      <w:start w:val="1"/>
+      <w:numFmt w:val="lowerRoman"/>
+      <w:lvlText w:val="%3."/>
+      <w:lvlJc w:val="right"/>
+      <w:pPr>
+        <w:ind w:left="2520" w:hanging="180"/>
+      </w:pPr>
+    </w:lvl>
+    <w:lvl w:ilvl="3" w:tplc="0409000F" w:tentative="1">
+      <w:start w:val="1"/>
+      <w:numFmt w:val="decimal"/>
+      <w:lvlText w:val="%4."/>
+      <w:lvlJc w:val="left"/>
+      <w:pPr>
+        <w:ind w:left="3240" w:hanging="360"/>
+      </w:pPr>
+    </w:lvl>
+    <w:lvl w:ilvl="4" w:tplc="04090019" w:tentative="1">
+      <w:start w:val="1"/>
+      <w:numFmt w:val="lowerLetter"/>
+      <w:lvlText w:val="%5."/>
+      <w:lvlJc w:val="left"/>
+      <w:pPr>
+        <w:ind w:left="3960" w:hanging="360"/>
+      </w:pPr>
+    </w:lvl>
+    <w:lvl w:ilvl="5" w:tplc="0409001B" w:tentative="1">
+      <w:start w:val="1"/>
+      <w:numFmt w:val="lowerRoman"/>
+      <w:lvlText w:val="%6."/>
+      <w:lvlJc w:val="right"/>
+      <w:pPr>
+        <w:ind w:left="4680" w:hanging="180"/>
+      </w:pPr>
+    </w:lvl>
+    <w:lvl w:ilvl="6" w:tplc="0409000F" w:tentative="1">
+      <w:start w:val="1"/>
+      <w:numFmt w:val="decimal"/>
+      <w:lvlText w:val="%7."/>
+      <w:lvlJc w:val="left"/>
+      <w:pPr>
+        <w:ind w:left="5400" w:hanging="360"/>
+      </w:pPr>
+    </w:lvl>
+    <w:lvl w:ilvl="7" w:tplc="04090019" w:tentative="1">
+      <w:start w:val="1"/>
+      <w:numFmt w:val="lowerLetter"/>
+      <w:lvlText w:val="%8."/>
+      <w:lvlJc w:val="left"/>
+      <w:pPr>
+        <w:ind w:left="6120" w:hanging="360"/>
+      </w:pPr>
+    </w:lvl>
+    <w:lvl w:ilvl="8" w:tplc="0409001B" w:tentative="1">
+      <w:start w:val="1"/>
+      <w:numFmt w:val="lowerRoman"/>
+      <w:lvlText w:val="%9."/>
+      <w:lvlJc w:val="right"/>
+      <w:pPr>
+        <w:ind w:left="6840" w:hanging="180"/>
+      </w:pPr>
+    </w:lvl>
+  </w:abstractNum>
+  <w:abstractNum w:abstractNumId="4" w15:restartNumberingAfterBreak="0">
+    <w:nsid w:val="465C6F21"/>
+    <w:multiLevelType w:val="hybridMultilevel"/>
+    <w:tmpl w:val="B7085ED0"/>
+    <w:lvl w:ilvl="0" w:tplc="DD14C7A6">
+      <w:start w:val="1"/>
+      <w:numFmt w:val="decimal"/>
+      <w:lvlText w:val="%1."/>
+      <w:lvlJc w:val="left"/>
+      <w:pPr>
+        <w:ind w:left="1080" w:hanging="360"/>
+      </w:pPr>
+      <w:rPr>
+        <w:rFonts w:hint="default"/>
+      </w:rPr>
+    </w:lvl>
+    <w:lvl w:ilvl="1" w:tplc="04090019" w:tentative="1">
+      <w:start w:val="1"/>
+      <w:numFmt w:val="lowerLetter"/>
+      <w:lvlText w:val="%2."/>
+      <w:lvlJc w:val="left"/>
+      <w:pPr>
+        <w:ind w:left="1800" w:hanging="360"/>
+      </w:pPr>
+    </w:lvl>
+    <w:lvl w:ilvl="2" w:tplc="0409001B" w:tentative="1">
+      <w:start w:val="1"/>
+      <w:numFmt w:val="lowerRoman"/>
+      <w:lvlText w:val="%3."/>
+      <w:lvlJc w:val="right"/>
+      <w:pPr>
+        <w:ind w:left="2520" w:hanging="180"/>
+      </w:pPr>
+    </w:lvl>
+    <w:lvl w:ilvl="3" w:tplc="0409000F" w:tentative="1">
+      <w:start w:val="1"/>
+      <w:numFmt w:val="decimal"/>
+      <w:lvlText w:val="%4."/>
+      <w:lvlJc w:val="left"/>
+      <w:pPr>
+        <w:ind w:left="3240" w:hanging="360"/>
+      </w:pPr>
+    </w:lvl>
+    <w:lvl w:ilvl="4" w:tplc="04090019" w:tentative="1">
+      <w:start w:val="1"/>
+      <w:numFmt w:val="lowerLetter"/>
+      <w:lvlText w:val="%5."/>
+      <w:lvlJc w:val="left"/>
+      <w:pPr>
+        <w:ind w:left="3960" w:hanging="360"/>
+      </w:pPr>
+    </w:lvl>
+    <w:lvl w:ilvl="5" w:tplc="0409001B" w:tentative="1">
+      <w:start w:val="1"/>
+      <w:numFmt w:val="lowerRoman"/>
+      <w:lvlText w:val="%6."/>
+      <w:lvlJc w:val="right"/>
+      <w:pPr>
+        <w:ind w:left="4680" w:hanging="180"/>
+      </w:pPr>
+    </w:lvl>
+    <w:lvl w:ilvl="6" w:tplc="0409000F" w:tentative="1">
+      <w:start w:val="1"/>
+      <w:numFmt w:val="decimal"/>
+      <w:lvlText w:val="%7."/>
+      <w:lvlJc w:val="left"/>
+      <w:pPr>
+        <w:ind w:left="5400" w:hanging="360"/>
+      </w:pPr>
+    </w:lvl>
+    <w:lvl w:ilvl="7" w:tplc="04090019" w:tentative="1">
+      <w:start w:val="1"/>
+      <w:numFmt w:val="lowerLetter"/>
+      <w:lvlText w:val="%8."/>
+      <w:lvlJc w:val="left"/>
+      <w:pPr>
+        <w:ind w:left="6120" w:hanging="360"/>
+      </w:pPr>
+    </w:lvl>
+    <w:lvl w:ilvl="8" w:tplc="0409001B" w:tentative="1">
+      <w:start w:val="1"/>
+      <w:numFmt w:val="lowerRoman"/>
+      <w:lvlText w:val="%9."/>
+      <w:lvlJc w:val="right"/>
+      <w:pPr>
+        <w:ind w:left="6840" w:hanging="180"/>
+      </w:pPr>
+    </w:lvl>
+  </w:abstractNum>
+  <w:abstractNum w:abstractNumId="5" w15:restartNumberingAfterBreak="0">
     <w:nsid w:val="4B14022A"/>
     <w:multiLevelType w:val="hybridMultilevel"/>
     <w:tmpl w:val="B4384FE0"/>
@@ -3416,7 +4268,7 @@
       </w:rPr>
     </w:lvl>
   </w:abstractNum>
-  <w:abstractNum w:abstractNumId="4" w15:restartNumberingAfterBreak="0">
+  <w:abstractNum w:abstractNumId="6" w15:restartNumberingAfterBreak="0">
     <w:nsid w:val="54561DE7"/>
     <w:multiLevelType w:val="hybridMultilevel"/>
     <w:tmpl w:val="315A9170"/>
@@ -3529,7 +4381,7 @@
       </w:rPr>
     </w:lvl>
   </w:abstractNum>
-  <w:abstractNum w:abstractNumId="5" w15:restartNumberingAfterBreak="0">
+  <w:abstractNum w:abstractNumId="7" w15:restartNumberingAfterBreak="0">
     <w:nsid w:val="6F16704C"/>
     <w:multiLevelType w:val="hybridMultilevel"/>
     <w:tmpl w:val="A6B8542C"/>
@@ -3618,7 +4470,7 @@
       </w:pPr>
     </w:lvl>
   </w:abstractNum>
-  <w:abstractNum w:abstractNumId="6" w15:restartNumberingAfterBreak="0">
+  <w:abstractNum w:abstractNumId="8" w15:restartNumberingAfterBreak="0">
     <w:nsid w:val="7817657E"/>
     <w:multiLevelType w:val="hybridMultilevel"/>
     <w:tmpl w:val="5D9462C4"/>
@@ -3735,22 +4587,28 @@
     <w:abstractNumId w:val="0"/>
   </w:num>
   <w:num w:numId="2" w16cid:durableId="492794904">
-    <w:abstractNumId w:val="3"/>
+    <w:abstractNumId w:val="5"/>
   </w:num>
   <w:num w:numId="3" w16cid:durableId="587736609">
     <w:abstractNumId w:val="2"/>
   </w:num>
   <w:num w:numId="4" w16cid:durableId="620109920">
-    <w:abstractNumId w:val="4"/>
+    <w:abstractNumId w:val="6"/>
   </w:num>
   <w:num w:numId="5" w16cid:durableId="1695691817">
-    <w:abstractNumId w:val="6"/>
+    <w:abstractNumId w:val="8"/>
   </w:num>
   <w:num w:numId="6" w16cid:durableId="1648821044">
-    <w:abstractNumId w:val="5"/>
+    <w:abstractNumId w:val="7"/>
   </w:num>
   <w:num w:numId="7" w16cid:durableId="2071073621">
     <w:abstractNumId w:val="1"/>
+  </w:num>
+  <w:num w:numId="8" w16cid:durableId="1488669829">
+    <w:abstractNumId w:val="3"/>
+  </w:num>
+  <w:num w:numId="9" w16cid:durableId="25984397">
+    <w:abstractNumId w:val="4"/>
   </w:num>
 </w:numbering>
 </file>

--- a/java.docx
+++ b/java.docx
@@ -478,6 +478,19 @@
         <w:pStyle w:val="ListParagraph"/>
         <w:numPr>
           <w:ilvl w:val="0"/>
+          <w:numId w:val="4"/>
+        </w:numPr>
+        <w:spacing w:after="200" w:line="276" w:lineRule="auto"/>
+      </w:pPr>
+      <w:r>
+        <w:t>Mọi chỉnh sửa của bạn lên File sẽ được tự động lưu ngay lập tức</w:t>
+      </w:r>
+    </w:p>
+    <w:p>
+      <w:pPr>
+        <w:pStyle w:val="ListParagraph"/>
+        <w:numPr>
+          <w:ilvl w:val="0"/>
           <w:numId w:val="3"/>
         </w:numPr>
         <w:spacing w:after="200" w:line="276" w:lineRule="auto"/>
@@ -594,28 +607,323 @@
         <w:t xml:space="preserve"> “res” là thư mục chứa XML để hiện thị giao diện</w:t>
       </w:r>
       <w:r>
-        <w:t xml:space="preserve"> và File “AndroidManifest.xml” chỉ định File Java sẽ được chạy đầu tiên, Icon ứng dụng, …, khi chạy Module, thì nó dựa vào thuộc tính “namespace” đã do bạn chỉ định trước đó để tìm thư mục lưu trữ File Java được chạy đầu tiên trong thư mục “java”, ví dụ với “namespace” là “com.foo.bar”, thì sẽ tìm trong thư mục “java/com/foo/bar”, để chỉ định tên File Java được chạy đầu tiên, vào File </w:t>
-      </w:r>
-      <w:r>
-        <w:t>“AndroidManifest.xml”</w:t>
+        <w:t xml:space="preserve"> và File “AndroidManifest.xml” chỉ định File Java sẽ được chạy đầu tiên, Icon ứng dụng, …, khi chạy Module, thì nó dựa vào thuộc tính “namespace” đã do bạn chỉ định trước đó để tìm thư mục lưu trữ File Java được chạy đầu tiên trong thư mục “java”, ví dụ với “namespace” là “com.foo.bar”, thì sẽ tìm trong thư mục “java/com/foo/bar”, để chỉ định tên File Java được chạy đầu tiên, vào File “AndroidManifest.xml” </w:t>
+      </w:r>
+      <w:r>
+        <w:t xml:space="preserve">+ rồi </w:t>
+      </w:r>
+      <w:r>
+        <w:t xml:space="preserve">chỉnh thuộc tính “android:name” </w:t>
+      </w:r>
+      <w:r>
+        <w:t xml:space="preserve">của thẻ “activity” </w:t>
+      </w:r>
+      <w:r>
+        <w:t>thành “.&lt;Tên File Java Không Có Phần Mở Rộng&gt;”</w:t>
+      </w:r>
+      <w:r>
+        <w:t>, ví dụ “.MainActivity”</w:t>
+      </w:r>
+    </w:p>
+    <w:p>
+      <w:pPr>
+        <w:pStyle w:val="ListParagraph"/>
+        <w:numPr>
+          <w:ilvl w:val="0"/>
+          <w:numId w:val="4"/>
+        </w:numPr>
+        <w:spacing w:after="200" w:line="276" w:lineRule="auto"/>
+      </w:pPr>
+      <w:r>
+        <w:t>Để tạo 1 Module mới</w:t>
+      </w:r>
+    </w:p>
+    <w:p>
+      <w:pPr>
+        <w:pStyle w:val="ListParagraph"/>
+        <w:numPr>
+          <w:ilvl w:val="0"/>
+          <w:numId w:val="4"/>
+        </w:numPr>
+        <w:spacing w:after="200" w:line="276" w:lineRule="auto"/>
+      </w:pPr>
+      <w:r>
+        <w:t xml:space="preserve">Vào Tab “File” + chọn “New” + chọn “New Module…” + tại mục “Application/Library name” điền tên Module + tại mục “Module name” điền tên thư mục Module + tại mục “Package name” điền </w:t>
+      </w:r>
+      <w:r>
+        <w:t xml:space="preserve">đường dẫn sẽ chứa File Java được chạy đầu tiên trong thư mục “java”, ví dụ “com.foo.bar” </w:t>
+      </w:r>
+      <w:r>
+        <w:t>+ tại mục “Language” chọn “Java” + tại mục “Minimum SDK” chọn giá trị cho thuộc tính “minSdk” + Click “Next” + chọn “Empty Views Activity” cho có Code sẵn + Click “Next” + tại mục “Activity Name” + điền tên File Java + tại mục “Layout Name” điền tên File XML + Click “Finish”</w:t>
+      </w:r>
+    </w:p>
+    <w:p>
+      <w:pPr>
+        <w:pStyle w:val="ListParagraph"/>
+        <w:numPr>
+          <w:ilvl w:val="0"/>
+          <w:numId w:val="3"/>
+        </w:numPr>
+        <w:spacing w:after="200" w:line="276" w:lineRule="auto"/>
+      </w:pPr>
+      <w:r>
+        <w:t>Cấu Trúc File Java Được Chạy Đầu Tiên?</w:t>
+      </w:r>
+    </w:p>
+    <w:p>
+      <w:pPr>
+        <w:pStyle w:val="ListParagraph"/>
+        <w:numPr>
+          <w:ilvl w:val="0"/>
+          <w:numId w:val="4"/>
+        </w:numPr>
+        <w:spacing w:after="200" w:line="276" w:lineRule="auto"/>
+      </w:pPr>
+      <w:r>
+        <w:t>Đây là cấu trúc mặc định</w:t>
+      </w:r>
+    </w:p>
+    <w:p>
+      <w:pPr>
+        <w:pStyle w:val="ListParagraph"/>
+        <w:pBdr>
+          <w:top w:val="single" w:sz="4" w:space="1" w:color="auto"/>
+          <w:left w:val="single" w:sz="4" w:space="4" w:color="auto"/>
+          <w:bottom w:val="single" w:sz="4" w:space="1" w:color="auto"/>
+          <w:right w:val="single" w:sz="4" w:space="4" w:color="auto"/>
+        </w:pBdr>
+        <w:spacing w:after="200" w:line="276" w:lineRule="auto"/>
+        <w:ind w:left="1080"/>
+      </w:pPr>
+      <w:r>
+        <w:t>package &lt;Đường Dẫn Đến File Này&gt;;</w:t>
+      </w:r>
+    </w:p>
+    <w:p>
+      <w:pPr>
+        <w:pStyle w:val="ListParagraph"/>
+        <w:pBdr>
+          <w:top w:val="single" w:sz="4" w:space="1" w:color="auto"/>
+          <w:left w:val="single" w:sz="4" w:space="4" w:color="auto"/>
+          <w:bottom w:val="single" w:sz="4" w:space="1" w:color="auto"/>
+          <w:right w:val="single" w:sz="4" w:space="4" w:color="auto"/>
+        </w:pBdr>
+        <w:spacing w:after="200" w:line="276" w:lineRule="auto"/>
+        <w:ind w:left="1080"/>
+      </w:pPr>
+      <w:r>
+        <w:t>import androidx.appcompat.app.AppCompatActivity;</w:t>
+      </w:r>
+    </w:p>
+    <w:p>
+      <w:pPr>
+        <w:pStyle w:val="ListParagraph"/>
+        <w:pBdr>
+          <w:top w:val="single" w:sz="4" w:space="1" w:color="auto"/>
+          <w:left w:val="single" w:sz="4" w:space="4" w:color="auto"/>
+          <w:bottom w:val="single" w:sz="4" w:space="1" w:color="auto"/>
+          <w:right w:val="single" w:sz="4" w:space="4" w:color="auto"/>
+        </w:pBdr>
+        <w:spacing w:after="200" w:line="276" w:lineRule="auto"/>
+        <w:ind w:left="1080"/>
+      </w:pPr>
+      <w:r>
+        <w:t>import android.os.Bundle;</w:t>
+      </w:r>
+    </w:p>
+    <w:p>
+      <w:pPr>
+        <w:pStyle w:val="ListParagraph"/>
+        <w:pBdr>
+          <w:top w:val="single" w:sz="4" w:space="1" w:color="auto"/>
+          <w:left w:val="single" w:sz="4" w:space="4" w:color="auto"/>
+          <w:bottom w:val="single" w:sz="4" w:space="1" w:color="auto"/>
+          <w:right w:val="single" w:sz="4" w:space="4" w:color="auto"/>
+        </w:pBdr>
+        <w:spacing w:after="200" w:line="276" w:lineRule="auto"/>
+        <w:ind w:left="1080"/>
+      </w:pPr>
+    </w:p>
+    <w:p>
+      <w:pPr>
+        <w:pStyle w:val="ListParagraph"/>
+        <w:pBdr>
+          <w:top w:val="single" w:sz="4" w:space="1" w:color="auto"/>
+          <w:left w:val="single" w:sz="4" w:space="4" w:color="auto"/>
+          <w:bottom w:val="single" w:sz="4" w:space="1" w:color="auto"/>
+          <w:right w:val="single" w:sz="4" w:space="4" w:color="auto"/>
+        </w:pBdr>
+        <w:spacing w:after="200" w:line="276" w:lineRule="auto"/>
+        <w:ind w:left="1080"/>
+      </w:pPr>
+      <w:r>
+        <w:t>public class &lt;Tên File&gt; extends AppCompatActivity {</w:t>
+      </w:r>
+    </w:p>
+    <w:p>
+      <w:pPr>
+        <w:pStyle w:val="ListParagraph"/>
+        <w:pBdr>
+          <w:top w:val="single" w:sz="4" w:space="1" w:color="auto"/>
+          <w:left w:val="single" w:sz="4" w:space="4" w:color="auto"/>
+          <w:bottom w:val="single" w:sz="4" w:space="1" w:color="auto"/>
+          <w:right w:val="single" w:sz="4" w:space="4" w:color="auto"/>
+        </w:pBdr>
+        <w:spacing w:after="200" w:line="276" w:lineRule="auto"/>
+        <w:ind w:left="1080"/>
+      </w:pPr>
+      <w:r>
+        <w:t xml:space="preserve">    @Override</w:t>
+      </w:r>
+    </w:p>
+    <w:p>
+      <w:pPr>
+        <w:pStyle w:val="ListParagraph"/>
+        <w:pBdr>
+          <w:top w:val="single" w:sz="4" w:space="1" w:color="auto"/>
+          <w:left w:val="single" w:sz="4" w:space="4" w:color="auto"/>
+          <w:bottom w:val="single" w:sz="4" w:space="1" w:color="auto"/>
+          <w:right w:val="single" w:sz="4" w:space="4" w:color="auto"/>
+        </w:pBdr>
+        <w:spacing w:after="200" w:line="276" w:lineRule="auto"/>
+        <w:ind w:left="1080"/>
+      </w:pPr>
+      <w:r>
+        <w:t xml:space="preserve">    protected void onCreate(Bundle savedInstanceState) {</w:t>
+      </w:r>
+    </w:p>
+    <w:p>
+      <w:pPr>
+        <w:pStyle w:val="ListParagraph"/>
+        <w:pBdr>
+          <w:top w:val="single" w:sz="4" w:space="1" w:color="auto"/>
+          <w:left w:val="single" w:sz="4" w:space="4" w:color="auto"/>
+          <w:bottom w:val="single" w:sz="4" w:space="1" w:color="auto"/>
+          <w:right w:val="single" w:sz="4" w:space="4" w:color="auto"/>
+        </w:pBdr>
+        <w:spacing w:after="200" w:line="276" w:lineRule="auto"/>
+        <w:ind w:left="1080"/>
+      </w:pPr>
+      <w:r>
+        <w:t xml:space="preserve">        super.onCreate(savedInstanceState);</w:t>
+      </w:r>
+    </w:p>
+    <w:p>
+      <w:pPr>
+        <w:pStyle w:val="ListParagraph"/>
+        <w:pBdr>
+          <w:top w:val="single" w:sz="4" w:space="1" w:color="auto"/>
+          <w:left w:val="single" w:sz="4" w:space="4" w:color="auto"/>
+          <w:bottom w:val="single" w:sz="4" w:space="1" w:color="auto"/>
+          <w:right w:val="single" w:sz="4" w:space="4" w:color="auto"/>
+        </w:pBdr>
+        <w:spacing w:after="200" w:line="276" w:lineRule="auto"/>
+        <w:ind w:left="1080"/>
+      </w:pPr>
+      <w:r>
+        <w:t xml:space="preserve">    }</w:t>
+      </w:r>
+    </w:p>
+    <w:p>
+      <w:pPr>
+        <w:pStyle w:val="ListParagraph"/>
+        <w:pBdr>
+          <w:top w:val="single" w:sz="4" w:space="1" w:color="auto"/>
+          <w:left w:val="single" w:sz="4" w:space="4" w:color="auto"/>
+          <w:bottom w:val="single" w:sz="4" w:space="1" w:color="auto"/>
+          <w:right w:val="single" w:sz="4" w:space="4" w:color="auto"/>
+        </w:pBdr>
+        <w:spacing w:after="200" w:line="276" w:lineRule="auto"/>
+        <w:ind w:left="1080"/>
+      </w:pPr>
+      <w:r>
+        <w:t>}</w:t>
+      </w:r>
+    </w:p>
+    <w:p>
+      <w:pPr>
+        <w:pStyle w:val="ListParagraph"/>
+        <w:numPr>
+          <w:ilvl w:val="0"/>
+          <w:numId w:val="4"/>
+        </w:numPr>
+        <w:spacing w:after="200" w:line="276" w:lineRule="auto"/>
+      </w:pPr>
+      <w:r>
+        <w:t>Khi File này chạy, hàm “onCreate” sẽ được chạy đầu tiên, phải kế thừa “AppCompatActivity” để có thể sử dụng các phương thức của Class cha này trong việc xử lí giao diện</w:t>
+      </w:r>
+    </w:p>
+    <w:p>
+      <w:pPr>
+        <w:pStyle w:val="ListParagraph"/>
+        <w:numPr>
+          <w:ilvl w:val="0"/>
+          <w:numId w:val="3"/>
+        </w:numPr>
+        <w:spacing w:after="200" w:line="276" w:lineRule="auto"/>
+      </w:pPr>
+      <w:r>
+        <w:t xml:space="preserve">Điện </w:t>
+      </w:r>
+      <w:r>
+        <w:t>Thoại?</w:t>
+      </w:r>
+    </w:p>
+    <w:p>
+      <w:pPr>
+        <w:pStyle w:val="ListParagraph"/>
+        <w:numPr>
+          <w:ilvl w:val="0"/>
+          <w:numId w:val="4"/>
+        </w:numPr>
+        <w:spacing w:after="200" w:line="276" w:lineRule="auto"/>
+      </w:pPr>
+      <w:r>
+        <w:t>Trước tiên vào cửa sổ dự án</w:t>
+      </w:r>
+    </w:p>
+    <w:p>
+      <w:pPr>
+        <w:pStyle w:val="ListParagraph"/>
+        <w:numPr>
+          <w:ilvl w:val="0"/>
+          <w:numId w:val="4"/>
+        </w:numPr>
+        <w:spacing w:after="200" w:line="276" w:lineRule="auto"/>
+      </w:pPr>
+      <w:r>
+        <w:t>Để chạy 1 Module trên điện thoại</w:t>
+      </w:r>
+    </w:p>
+    <w:p>
+      <w:pPr>
+        <w:pStyle w:val="ListParagraph"/>
+        <w:numPr>
+          <w:ilvl w:val="0"/>
+          <w:numId w:val="4"/>
+        </w:numPr>
+        <w:spacing w:after="200" w:line="276" w:lineRule="auto"/>
+      </w:pPr>
+      <w:r>
+        <w:t xml:space="preserve">Đầu tiên máy tính và điện thoại phải kết nối với cùng 1 Wifi + tại biểu tượng hình Robot “Select Run/Debug Configuration” + chọn </w:t>
+      </w:r>
+      <w:r>
+        <w:t xml:space="preserve">tên thư mục </w:t>
+      </w:r>
+      <w:r>
+        <w:t>Module muốn chạy + tại biểu tượng ngay bên phải + chọn “Pair Devices Using Wi-Fi” + lấy điện thoại rồi vào cài đặt + cuộn xuống cuối vào “Hệ thống” + cuộn xuống cuối chọn “Tùy chọn cho nhà phát triển” + cuộn xuống bật “Gỡ lỗi qua Wi-fi” + chọn “CHO PHÉP” + vào nó + chọn “Ghép nối thiết bị bằng mã QR” + đưa điện thoại vào hình QR trên máy tính để quét + chờ kết nối</w:t>
+      </w:r>
+      <w:r>
+        <w:t xml:space="preserve"> + Click “Close” cửa sổ QR trên máy tính + Click nút Run ngay bên phải nút hồi nãy + chờ nó Build</w:t>
+      </w:r>
+      <w:r>
+        <w:t xml:space="preserve"> Module này</w:t>
       </w:r>
       <w:r>
         <w:t xml:space="preserve"> </w:t>
       </w:r>
       <w:r>
-        <w:t xml:space="preserve">+ rồi </w:t>
-      </w:r>
-      <w:r>
-        <w:t xml:space="preserve">chỉnh thuộc tính “android:name” </w:t>
-      </w:r>
-      <w:r>
-        <w:t xml:space="preserve">của thẻ “activity” </w:t>
-      </w:r>
-      <w:r>
-        <w:t>thành “.&lt;Tên File Java Không Có Phần Mở Rộng&gt;”</w:t>
-      </w:r>
-      <w:r>
-        <w:t>, ví dụ “.MainActivity”</w:t>
+        <w:t>ra APK và cài con mẹ nó luôn trên điện thoại của bạn và chạy nó</w:t>
       </w:r>
     </w:p>
     <w:p>
@@ -628,7 +936,10 @@
         <w:spacing w:after="200" w:line="276" w:lineRule="auto"/>
       </w:pPr>
       <w:r>
-        <w:t>Để tạo 1 Module mới</w:t>
+        <w:t>Để ngắt</w:t>
+      </w:r>
+      <w:r>
+        <w:t xml:space="preserve"> không chạy Module nữa thì vào đa nhiệm điện thoại rồi xóa nó hoặc trên máy tính, Click nút Stop hình vuông đỏ</w:t>
       </w:r>
     </w:p>
     <w:p>
@@ -641,16 +952,39 @@
         <w:spacing w:after="200" w:line="276" w:lineRule="auto"/>
       </w:pPr>
       <w:r>
-        <w:t xml:space="preserve">Vào Tab “File” + chọn “New” + chọn “New Module…” + tại mục “Application/Library name” điền tên Module + tại mục “Module name” điền tên thư mục Module + tại mục “Package name” điền </w:t>
-      </w:r>
-      <w:r>
-        <w:t>đường dẫn sẽ chứa File Java được chạy đầu tiên</w:t>
-      </w:r>
-      <w:r>
-        <w:t xml:space="preserve"> trong thư mục “java”, ví dụ “com.foo.bar” </w:t>
-      </w:r>
-      <w:r>
-        <w:t>+ tại mục “Language” chọn “Java” + tại mục “Minimum SDK” chọn giá trị cho thuộc tính “minSdk” + Click “Next” + chọn “Empty Views Activity” cho có Code sẵn + Click “Next” + tại mục “Activity Name” + điền tên File Java + tại mục “Layout Name” điền tên File XML + Click “Finish”</w:t>
+        <w:t>Nếu nút Run bị bôi xám, nhấn “Ctrl” + “Shift” + “O” để tái kích hoạt lại</w:t>
+      </w:r>
+    </w:p>
+    <w:p>
+      <w:pPr>
+        <w:pStyle w:val="ListParagraph"/>
+        <w:numPr>
+          <w:ilvl w:val="0"/>
+          <w:numId w:val="4"/>
+        </w:numPr>
+        <w:spacing w:after="200" w:line="276" w:lineRule="auto"/>
+      </w:pPr>
+      <w:r>
+        <w:t>Khi đang chạy Module, có thể Click biểu tượng “Apply Changes and Restart Activity” để chạy lại Module khi có chỉnh sửa File</w:t>
+      </w:r>
+    </w:p>
+    <w:p>
+      <w:pPr>
+        <w:pStyle w:val="ListParagraph"/>
+        <w:numPr>
+          <w:ilvl w:val="0"/>
+          <w:numId w:val="4"/>
+        </w:numPr>
+        <w:spacing w:after="200" w:line="276" w:lineRule="auto"/>
+      </w:pPr>
+      <w:r>
+        <w:t xml:space="preserve">Mỗi khi chạy Module, những gì được in ra </w:t>
+      </w:r>
+      <w:r>
+        <w:t xml:space="preserve">cùng với tin nhắn hệ thống </w:t>
+      </w:r>
+      <w:r>
+        <w:t>sẽ ở Tab “Logcat” bên dưới</w:t>
       </w:r>
     </w:p>
     <w:p>
@@ -663,7 +997,7 @@
         <w:spacing w:after="200" w:line="276" w:lineRule="auto"/>
       </w:pPr>
       <w:r>
-        <w:t>Cấu Trúc File Java Được Chạy Đầu Tiên?</w:t>
+        <w:t>Chạy File Java Đơn Lẻ Được Không?</w:t>
       </w:r>
     </w:p>
     <w:p>
@@ -676,29 +1010,547 @@
         <w:spacing w:after="200" w:line="276" w:lineRule="auto"/>
       </w:pPr>
       <w:r>
-        <w:t>Đây là cấu trúc mặc định</w:t>
-      </w:r>
-    </w:p>
-    <w:p>
-      <w:pPr>
-        <w:pStyle w:val="ListParagraph"/>
-        <w:pBdr>
-          <w:top w:val="single" w:sz="4" w:space="1" w:color="auto"/>
-          <w:left w:val="single" w:sz="4" w:space="4" w:color="auto"/>
-          <w:bottom w:val="single" w:sz="4" w:space="1" w:color="auto"/>
-          <w:right w:val="single" w:sz="4" w:space="4" w:color="auto"/>
-        </w:pBdr>
-        <w:spacing w:after="200" w:line="276" w:lineRule="auto"/>
-        <w:ind w:left="1080"/>
-      </w:pPr>
-      <w:r>
-        <w:t>p</w:t>
-      </w:r>
-      <w:r>
-        <w:t>ackage</w:t>
-      </w:r>
-      <w:r>
-        <w:t xml:space="preserve"> &lt;Đường Dẫn Đến File Này&gt;</w:t>
+        <w:t>Đéo</w:t>
+      </w:r>
+    </w:p>
+    <w:p>
+      <w:pPr>
+        <w:pStyle w:val="ListParagraph"/>
+        <w:numPr>
+          <w:ilvl w:val="0"/>
+          <w:numId w:val="3"/>
+        </w:numPr>
+        <w:spacing w:after="200" w:line="276" w:lineRule="auto"/>
+      </w:pPr>
+      <w:r>
+        <w:t>Build Tất Cả Module Ra APK?</w:t>
+      </w:r>
+    </w:p>
+    <w:p>
+      <w:pPr>
+        <w:pStyle w:val="ListParagraph"/>
+        <w:numPr>
+          <w:ilvl w:val="0"/>
+          <w:numId w:val="4"/>
+        </w:numPr>
+        <w:spacing w:after="200" w:line="276" w:lineRule="auto"/>
+      </w:pPr>
+      <w:r>
+        <w:t>Vào Tab “Build” + chọn “Build Bundle (s) / APK (s)” + chọn “Build APK (s)” + chờ nó Build</w:t>
+      </w:r>
+    </w:p>
+    <w:p>
+      <w:pPr>
+        <w:pStyle w:val="ListParagraph"/>
+        <w:numPr>
+          <w:ilvl w:val="0"/>
+          <w:numId w:val="4"/>
+        </w:numPr>
+        <w:spacing w:after="200" w:line="276" w:lineRule="auto"/>
+      </w:pPr>
+      <w:r>
+        <w:t xml:space="preserve">Khi này trong mỗi thư mục Module sẽ có thêm 1 thư mục “build”, vào thư mục này + vào “outputs” + vào “apk” + vào “debug” + ở đây File có tên </w:t>
+      </w:r>
+    </w:p>
+    <w:p>
+      <w:pPr>
+        <w:pStyle w:val="ListParagraph"/>
+        <w:spacing w:after="200" w:line="276" w:lineRule="auto"/>
+        <w:ind w:left="1080"/>
+      </w:pPr>
+      <w:r>
+        <w:t>“&lt;Tên Thư Mục Module Chứa Nó&gt;-debug.apk” chính là File APK của Module tương ứng</w:t>
+      </w:r>
+    </w:p>
+    <w:p>
+      <w:pPr>
+        <w:pStyle w:val="ListParagraph"/>
+        <w:numPr>
+          <w:ilvl w:val="0"/>
+          <w:numId w:val="3"/>
+        </w:numPr>
+        <w:spacing w:after="200" w:line="276" w:lineRule="auto"/>
+      </w:pPr>
+      <w:r>
+        <w:t>Giả Lập Android Online Miễn Phí?</w:t>
+      </w:r>
+    </w:p>
+    <w:p>
+      <w:pPr>
+        <w:pStyle w:val="ListParagraph"/>
+        <w:numPr>
+          <w:ilvl w:val="0"/>
+          <w:numId w:val="4"/>
+        </w:numPr>
+        <w:spacing w:after="200" w:line="276" w:lineRule="auto"/>
+      </w:pPr>
+      <w:r>
+        <w:t>Vào Link</w:t>
+      </w:r>
+    </w:p>
+    <w:p>
+      <w:pPr>
+        <w:pStyle w:val="ListParagraph"/>
+        <w:numPr>
+          <w:ilvl w:val="0"/>
+          <w:numId w:val="4"/>
+        </w:numPr>
+        <w:spacing w:after="200" w:line="276" w:lineRule="auto"/>
+      </w:pPr>
+      <w:hyperlink r:id="rId6" w:history="1">
+        <w:r>
+          <w:rPr>
+            <w:rStyle w:val="Hyperlink"/>
+          </w:rPr>
+          <w:t>https://appetize.io/</w:t>
+        </w:r>
+      </w:hyperlink>
+    </w:p>
+    <w:p>
+      <w:pPr>
+        <w:pStyle w:val="ListParagraph"/>
+        <w:numPr>
+          <w:ilvl w:val="0"/>
+          <w:numId w:val="4"/>
+        </w:numPr>
+        <w:spacing w:after="200" w:line="276" w:lineRule="auto"/>
+      </w:pPr>
+      <w:r>
+        <w:t xml:space="preserve">Click “Try Online Demo” + Click “Upload your app” góc phải trên + </w:t>
+      </w:r>
+      <w:r>
+        <w:t xml:space="preserve">Click “Select a File” + chọn File APK muốn chạy thử + tại mục  “WORK EMAIL” viết địa chỉ Email nhận Link, Link này sẽ dẫn đến 1 Tab trình duyệt khác </w:t>
+      </w:r>
+      <w:r>
+        <w:t>đang chứa 1 chiếc điện thoại đã cài File APK của bạn và đang chạy nó + Click “Tap to Play” để mở điện thoại</w:t>
+      </w:r>
+    </w:p>
+    <w:p>
+      <w:pPr>
+        <w:pStyle w:val="ListParagraph"/>
+        <w:numPr>
+          <w:ilvl w:val="0"/>
+          <w:numId w:val="4"/>
+        </w:numPr>
+        <w:spacing w:after="200" w:line="276" w:lineRule="auto"/>
+      </w:pPr>
+      <w:r>
+        <w:lastRenderedPageBreak/>
+        <w:t>Bên dưới có các tùy chọn để chỉnh cấu hình điện thoại</w:t>
+      </w:r>
+    </w:p>
+    <w:p/>
+    <w:p>
+      <w:r>
+        <w:t>XML:</w:t>
+      </w:r>
+    </w:p>
+    <w:p>
+      <w:pPr>
+        <w:pStyle w:val="ListParagraph"/>
+        <w:numPr>
+          <w:ilvl w:val="0"/>
+          <w:numId w:val="7"/>
+        </w:numPr>
+      </w:pPr>
+      <w:r>
+        <w:t>Tác Dụng?</w:t>
+      </w:r>
+    </w:p>
+    <w:p>
+      <w:pPr>
+        <w:pStyle w:val="ListParagraph"/>
+        <w:numPr>
+          <w:ilvl w:val="0"/>
+          <w:numId w:val="4"/>
+        </w:numPr>
+      </w:pPr>
+      <w:r>
+        <w:t>Lưu trữ dữ liệu như JSON</w:t>
+      </w:r>
+    </w:p>
+    <w:p>
+      <w:pPr>
+        <w:pStyle w:val="ListParagraph"/>
+        <w:numPr>
+          <w:ilvl w:val="0"/>
+          <w:numId w:val="7"/>
+        </w:numPr>
+      </w:pPr>
+      <w:r>
+        <w:t>Cấu Trúc?</w:t>
+      </w:r>
+    </w:p>
+    <w:p>
+      <w:pPr>
+        <w:pStyle w:val="ListParagraph"/>
+        <w:numPr>
+          <w:ilvl w:val="0"/>
+          <w:numId w:val="4"/>
+        </w:numPr>
+      </w:pPr>
+      <w:r>
+        <w:t>Dòng đầu tiên chỉ định phiên bản XML và cách mã hóa nó</w:t>
+      </w:r>
+    </w:p>
+    <w:p>
+      <w:pPr>
+        <w:pStyle w:val="ListParagraph"/>
+        <w:pBdr>
+          <w:top w:val="single" w:sz="4" w:space="1" w:color="auto"/>
+          <w:left w:val="single" w:sz="4" w:space="4" w:color="auto"/>
+          <w:bottom w:val="single" w:sz="4" w:space="1" w:color="auto"/>
+          <w:right w:val="single" w:sz="4" w:space="4" w:color="auto"/>
+        </w:pBdr>
+        <w:ind w:left="1080"/>
+      </w:pPr>
+      <w:r>
+        <w:t>&lt;?xml version="1.0" encoding="UTF-8"?&gt;</w:t>
+      </w:r>
+    </w:p>
+    <w:p>
+      <w:pPr>
+        <w:pStyle w:val="ListParagraph"/>
+        <w:numPr>
+          <w:ilvl w:val="0"/>
+          <w:numId w:val="4"/>
+        </w:numPr>
+      </w:pPr>
+      <w:r>
+        <w:t>Phần phía dưới là 1 cấu trúc cây, bao gồm chỉ 1 Node làm gốc, các Node tiếp theo bên trong làm con cháu, tên Node bất kì, cú pháp giống Tag trong HTML, có thể chỉ định thuộc tính bất kì</w:t>
+      </w:r>
+      <w:r>
+        <w:t>, giá trị thuộc tính phải là String, bạn không thể chỉ định 2 thuộc tính có tên giống nhau cho 1 Node, nếu muốn làm điều này, phải đặt chúng trong 2 Namespace khác nhau, dùng dấu “:” như trong C++</w:t>
+      </w:r>
+    </w:p>
+    <w:p>
+      <w:pPr>
+        <w:pStyle w:val="ListParagraph"/>
+        <w:numPr>
+          <w:ilvl w:val="0"/>
+          <w:numId w:val="4"/>
+        </w:numPr>
+      </w:pPr>
+      <w:r>
+        <w:t>Ví dụ</w:t>
+      </w:r>
+    </w:p>
+    <w:p>
+      <w:pPr>
+        <w:pStyle w:val="ListParagraph"/>
+        <w:pBdr>
+          <w:top w:val="single" w:sz="4" w:space="1" w:color="auto"/>
+          <w:left w:val="single" w:sz="4" w:space="4" w:color="auto"/>
+          <w:bottom w:val="single" w:sz="4" w:space="1" w:color="auto"/>
+          <w:right w:val="single" w:sz="4" w:space="4" w:color="auto"/>
+        </w:pBdr>
+        <w:ind w:left="1080"/>
+      </w:pPr>
+      <w:r>
+        <w:t>&lt;concac&gt;</w:t>
+      </w:r>
+    </w:p>
+    <w:p>
+      <w:pPr>
+        <w:pStyle w:val="ListParagraph"/>
+        <w:pBdr>
+          <w:top w:val="single" w:sz="4" w:space="1" w:color="auto"/>
+          <w:left w:val="single" w:sz="4" w:space="4" w:color="auto"/>
+          <w:bottom w:val="single" w:sz="4" w:space="1" w:color="auto"/>
+          <w:right w:val="single" w:sz="4" w:space="4" w:color="auto"/>
+        </w:pBdr>
+        <w:ind w:left="1080"/>
+      </w:pPr>
+      <w:r>
+        <w:t xml:space="preserve">    &lt;conbuom&gt;</w:t>
+      </w:r>
+    </w:p>
+    <w:p>
+      <w:pPr>
+        <w:pStyle w:val="ListParagraph"/>
+        <w:pBdr>
+          <w:top w:val="single" w:sz="4" w:space="1" w:color="auto"/>
+          <w:left w:val="single" w:sz="4" w:space="4" w:color="auto"/>
+          <w:bottom w:val="single" w:sz="4" w:space="1" w:color="auto"/>
+          <w:right w:val="single" w:sz="4" w:space="4" w:color="auto"/>
+        </w:pBdr>
+        <w:ind w:left="1080"/>
+      </w:pPr>
+      <w:r>
+        <w:t xml:space="preserve">        &lt;consau foo = </w:t>
+      </w:r>
+      <w:r>
+        <w:t>"bar"</w:t>
+      </w:r>
+      <w:r>
+        <w:t>&gt;</w:t>
+      </w:r>
+    </w:p>
+    <w:p>
+      <w:pPr>
+        <w:pStyle w:val="ListParagraph"/>
+        <w:pBdr>
+          <w:top w:val="single" w:sz="4" w:space="1" w:color="auto"/>
+          <w:left w:val="single" w:sz="4" w:space="4" w:color="auto"/>
+          <w:bottom w:val="single" w:sz="4" w:space="1" w:color="auto"/>
+          <w:right w:val="single" w:sz="4" w:space="4" w:color="auto"/>
+        </w:pBdr>
+        <w:ind w:left="1080"/>
+      </w:pPr>
+      <w:r>
+        <w:t xml:space="preserve">            Abc123</w:t>
+      </w:r>
+    </w:p>
+    <w:p>
+      <w:pPr>
+        <w:pStyle w:val="ListParagraph"/>
+        <w:pBdr>
+          <w:top w:val="single" w:sz="4" w:space="1" w:color="auto"/>
+          <w:left w:val="single" w:sz="4" w:space="4" w:color="auto"/>
+          <w:bottom w:val="single" w:sz="4" w:space="1" w:color="auto"/>
+          <w:right w:val="single" w:sz="4" w:space="4" w:color="auto"/>
+        </w:pBdr>
+        <w:ind w:left="1080"/>
+      </w:pPr>
+      <w:r>
+        <w:t xml:space="preserve">        &lt;/consau&gt;</w:t>
+      </w:r>
+    </w:p>
+    <w:p>
+      <w:pPr>
+        <w:pStyle w:val="ListParagraph"/>
+        <w:pBdr>
+          <w:top w:val="single" w:sz="4" w:space="1" w:color="auto"/>
+          <w:left w:val="single" w:sz="4" w:space="4" w:color="auto"/>
+          <w:bottom w:val="single" w:sz="4" w:space="1" w:color="auto"/>
+          <w:right w:val="single" w:sz="4" w:space="4" w:color="auto"/>
+        </w:pBdr>
+        <w:ind w:left="1080"/>
+      </w:pPr>
+      <w:r>
+        <w:t xml:space="preserve">        &lt;consau</w:t>
+      </w:r>
+      <w:r>
+        <w:t xml:space="preserve"> bob:alice = </w:t>
+      </w:r>
+      <w:r>
+        <w:t>"</w:t>
+      </w:r>
+      <w:r>
+        <w:t>1</w:t>
+      </w:r>
+      <w:r>
+        <w:t>"</w:t>
+      </w:r>
+      <w:r>
+        <w:t xml:space="preserve"> john:alice = </w:t>
+      </w:r>
+      <w:r>
+        <w:t>"</w:t>
+      </w:r>
+      <w:r>
+        <w:t>2</w:t>
+      </w:r>
+      <w:r>
+        <w:t>"</w:t>
+      </w:r>
+      <w:r>
+        <w:t>&gt;</w:t>
+      </w:r>
+    </w:p>
+    <w:p>
+      <w:pPr>
+        <w:pStyle w:val="ListParagraph"/>
+        <w:pBdr>
+          <w:top w:val="single" w:sz="4" w:space="1" w:color="auto"/>
+          <w:left w:val="single" w:sz="4" w:space="4" w:color="auto"/>
+          <w:bottom w:val="single" w:sz="4" w:space="1" w:color="auto"/>
+          <w:right w:val="single" w:sz="4" w:space="4" w:color="auto"/>
+        </w:pBdr>
+        <w:ind w:left="1080"/>
+      </w:pPr>
+      <w:r>
+        <w:t xml:space="preserve">            Defgh12</w:t>
+      </w:r>
+    </w:p>
+    <w:p>
+      <w:pPr>
+        <w:pStyle w:val="ListParagraph"/>
+        <w:pBdr>
+          <w:top w:val="single" w:sz="4" w:space="1" w:color="auto"/>
+          <w:left w:val="single" w:sz="4" w:space="4" w:color="auto"/>
+          <w:bottom w:val="single" w:sz="4" w:space="1" w:color="auto"/>
+          <w:right w:val="single" w:sz="4" w:space="4" w:color="auto"/>
+        </w:pBdr>
+        <w:ind w:left="1080"/>
+      </w:pPr>
+      <w:r>
+        <w:t xml:space="preserve">        &lt;/consau&gt;</w:t>
+      </w:r>
+    </w:p>
+    <w:p>
+      <w:pPr>
+        <w:pStyle w:val="ListParagraph"/>
+        <w:pBdr>
+          <w:top w:val="single" w:sz="4" w:space="1" w:color="auto"/>
+          <w:left w:val="single" w:sz="4" w:space="4" w:color="auto"/>
+          <w:bottom w:val="single" w:sz="4" w:space="1" w:color="auto"/>
+          <w:right w:val="single" w:sz="4" w:space="4" w:color="auto"/>
+        </w:pBdr>
+        <w:ind w:left="1080"/>
+      </w:pPr>
+      <w:r>
+        <w:t xml:space="preserve">    &lt;/conbuom&gt;</w:t>
+      </w:r>
+    </w:p>
+    <w:p>
+      <w:pPr>
+        <w:pStyle w:val="ListParagraph"/>
+        <w:pBdr>
+          <w:top w:val="single" w:sz="4" w:space="1" w:color="auto"/>
+          <w:left w:val="single" w:sz="4" w:space="4" w:color="auto"/>
+          <w:bottom w:val="single" w:sz="4" w:space="1" w:color="auto"/>
+          <w:right w:val="single" w:sz="4" w:space="4" w:color="auto"/>
+        </w:pBdr>
+        <w:ind w:left="1080"/>
+      </w:pPr>
+      <w:r>
+        <w:t xml:space="preserve">    &lt;concho&gt;</w:t>
+      </w:r>
+    </w:p>
+    <w:p>
+      <w:pPr>
+        <w:pStyle w:val="ListParagraph"/>
+        <w:pBdr>
+          <w:top w:val="single" w:sz="4" w:space="1" w:color="auto"/>
+          <w:left w:val="single" w:sz="4" w:space="4" w:color="auto"/>
+          <w:bottom w:val="single" w:sz="4" w:space="1" w:color="auto"/>
+          <w:right w:val="single" w:sz="4" w:space="4" w:color="auto"/>
+        </w:pBdr>
+        <w:ind w:left="1080"/>
+      </w:pPr>
+      <w:r>
+        <w:t xml:space="preserve">        gaugau</w:t>
+      </w:r>
+    </w:p>
+    <w:p>
+      <w:pPr>
+        <w:pStyle w:val="ListParagraph"/>
+        <w:pBdr>
+          <w:top w:val="single" w:sz="4" w:space="1" w:color="auto"/>
+          <w:left w:val="single" w:sz="4" w:space="4" w:color="auto"/>
+          <w:bottom w:val="single" w:sz="4" w:space="1" w:color="auto"/>
+          <w:right w:val="single" w:sz="4" w:space="4" w:color="auto"/>
+        </w:pBdr>
+        <w:ind w:left="1080"/>
+      </w:pPr>
+      <w:r>
+        <w:t xml:space="preserve">    &lt;/concho&gt;</w:t>
+      </w:r>
+    </w:p>
+    <w:p>
+      <w:pPr>
+        <w:pStyle w:val="ListParagraph"/>
+        <w:pBdr>
+          <w:top w:val="single" w:sz="4" w:space="1" w:color="auto"/>
+          <w:left w:val="single" w:sz="4" w:space="4" w:color="auto"/>
+          <w:bottom w:val="single" w:sz="4" w:space="1" w:color="auto"/>
+          <w:right w:val="single" w:sz="4" w:space="4" w:color="auto"/>
+        </w:pBdr>
+        <w:ind w:left="1080"/>
+      </w:pPr>
+      <w:r>
+        <w:t>&lt;/concac&gt;</w:t>
+      </w:r>
+    </w:p>
+    <w:p>
+      <w:pPr>
+        <w:pStyle w:val="ListParagraph"/>
+        <w:numPr>
+          <w:ilvl w:val="0"/>
+          <w:numId w:val="4"/>
+        </w:numPr>
+      </w:pPr>
+      <w:r>
+        <w:t>Ở đây “concac” làm Node gốc, “conbuom” và “concho” là thế hệ 1, …</w:t>
+      </w:r>
+    </w:p>
+    <w:p>
+      <w:pPr>
+        <w:pStyle w:val="ListParagraph"/>
+        <w:numPr>
+          <w:ilvl w:val="0"/>
+          <w:numId w:val="7"/>
+        </w:numPr>
+      </w:pPr>
+      <w:r>
+        <w:t>Phần Mở Rộng File XML?</w:t>
+      </w:r>
+    </w:p>
+    <w:p>
+      <w:pPr>
+        <w:pStyle w:val="ListParagraph"/>
+        <w:numPr>
+          <w:ilvl w:val="0"/>
+          <w:numId w:val="4"/>
+        </w:numPr>
+      </w:pPr>
+      <w:r>
+        <w:t>“.xml”</w:t>
+      </w:r>
+    </w:p>
+    <w:p>
+      <w:pPr>
+        <w:pStyle w:val="ListParagraph"/>
+        <w:numPr>
+          <w:ilvl w:val="0"/>
+          <w:numId w:val="7"/>
+        </w:numPr>
+      </w:pPr>
+      <w:r>
+        <w:t xml:space="preserve">Đọc File XML </w:t>
+      </w:r>
+      <w:r>
+        <w:t xml:space="preserve">Bằng </w:t>
+      </w:r>
+      <w:r>
+        <w:t>Java</w:t>
+      </w:r>
+      <w:r>
+        <w:t>?</w:t>
+      </w:r>
+    </w:p>
+    <w:p>
+      <w:pPr>
+        <w:pStyle w:val="ListParagraph"/>
+        <w:numPr>
+          <w:ilvl w:val="0"/>
+          <w:numId w:val="4"/>
+        </w:numPr>
+      </w:pPr>
+      <w:r>
+        <w:t>Đầu tiên, Import các thư viện sau</w:t>
+      </w:r>
+    </w:p>
+    <w:p>
+      <w:pPr>
+        <w:pStyle w:val="ListParagraph"/>
+        <w:pBdr>
+          <w:top w:val="single" w:sz="4" w:space="1" w:color="auto"/>
+          <w:left w:val="single" w:sz="4" w:space="4" w:color="auto"/>
+          <w:bottom w:val="single" w:sz="4" w:space="1" w:color="auto"/>
+          <w:right w:val="single" w:sz="4" w:space="4" w:color="auto"/>
+        </w:pBdr>
+        <w:ind w:left="1080"/>
+      </w:pPr>
+      <w:r>
+        <w:t>i</w:t>
+      </w:r>
+      <w:r>
+        <w:t xml:space="preserve">mport </w:t>
+      </w:r>
+      <w:r>
+        <w:t>javax.xml.parsers.DocumentBuilderFactory</w:t>
       </w:r>
       <w:r>
         <w:t>;</w:t>
@@ -713,848 +1565,184 @@
           <w:bottom w:val="single" w:sz="4" w:space="1" w:color="auto"/>
           <w:right w:val="single" w:sz="4" w:space="4" w:color="auto"/>
         </w:pBdr>
-        <w:spacing w:after="200" w:line="276" w:lineRule="auto"/>
-        <w:ind w:left="1080"/>
-      </w:pPr>
-      <w:r>
-        <w:t>import androidx.appcompat.app.AppCompatActivity;</w:t>
-      </w:r>
-    </w:p>
-    <w:p>
-      <w:pPr>
-        <w:pStyle w:val="ListParagraph"/>
-        <w:pBdr>
-          <w:top w:val="single" w:sz="4" w:space="1" w:color="auto"/>
-          <w:left w:val="single" w:sz="4" w:space="4" w:color="auto"/>
-          <w:bottom w:val="single" w:sz="4" w:space="1" w:color="auto"/>
-          <w:right w:val="single" w:sz="4" w:space="4" w:color="auto"/>
-        </w:pBdr>
-        <w:spacing w:after="200" w:line="276" w:lineRule="auto"/>
-        <w:ind w:left="1080"/>
-      </w:pPr>
-      <w:r>
-        <w:t>import android.os.Bundle;</w:t>
-      </w:r>
-    </w:p>
-    <w:p>
-      <w:pPr>
-        <w:pStyle w:val="ListParagraph"/>
-        <w:pBdr>
-          <w:top w:val="single" w:sz="4" w:space="1" w:color="auto"/>
-          <w:left w:val="single" w:sz="4" w:space="4" w:color="auto"/>
-          <w:bottom w:val="single" w:sz="4" w:space="1" w:color="auto"/>
-          <w:right w:val="single" w:sz="4" w:space="4" w:color="auto"/>
-        </w:pBdr>
-        <w:spacing w:after="200" w:line="276" w:lineRule="auto"/>
-        <w:ind w:left="1080"/>
-      </w:pPr>
-    </w:p>
-    <w:p>
-      <w:pPr>
-        <w:pStyle w:val="ListParagraph"/>
-        <w:pBdr>
-          <w:top w:val="single" w:sz="4" w:space="1" w:color="auto"/>
-          <w:left w:val="single" w:sz="4" w:space="4" w:color="auto"/>
-          <w:bottom w:val="single" w:sz="4" w:space="1" w:color="auto"/>
-          <w:right w:val="single" w:sz="4" w:space="4" w:color="auto"/>
-        </w:pBdr>
-        <w:spacing w:after="200" w:line="276" w:lineRule="auto"/>
+        <w:ind w:left="1080"/>
+      </w:pPr>
+      <w:r>
+        <w:t>i</w:t>
+      </w:r>
+      <w:r>
+        <w:t xml:space="preserve">mport </w:t>
+      </w:r>
+      <w:r>
+        <w:t>javax.xml.parsers.DocumentBuilder;</w:t>
+      </w:r>
+    </w:p>
+    <w:p>
+      <w:pPr>
+        <w:pStyle w:val="ListParagraph"/>
+        <w:pBdr>
+          <w:top w:val="single" w:sz="4" w:space="1" w:color="auto"/>
+          <w:left w:val="single" w:sz="4" w:space="4" w:color="auto"/>
+          <w:bottom w:val="single" w:sz="4" w:space="1" w:color="auto"/>
+          <w:right w:val="single" w:sz="4" w:space="4" w:color="auto"/>
+        </w:pBdr>
+        <w:ind w:left="1080"/>
+      </w:pPr>
+      <w:r>
+        <w:t>import org.w3c.dom.Document;</w:t>
+      </w:r>
+    </w:p>
+    <w:p>
+      <w:pPr>
+        <w:pStyle w:val="ListParagraph"/>
+        <w:numPr>
+          <w:ilvl w:val="0"/>
+          <w:numId w:val="4"/>
+        </w:numPr>
+      </w:pPr>
+      <w:r>
+        <w:t>Bước tiếp theo, tạo đối tượng Document ứng với File XML, từ đối tượng này ta có thể truy xuất ra các Node bên trong, phải đặt đoạn Code này vào khối Try Catch để xử lý mọi lỗi có thể xảy ra</w:t>
+      </w:r>
+    </w:p>
+    <w:p>
+      <w:pPr>
+        <w:pStyle w:val="ListParagraph"/>
+        <w:pBdr>
+          <w:top w:val="single" w:sz="4" w:space="1" w:color="auto"/>
+          <w:left w:val="single" w:sz="4" w:space="4" w:color="auto"/>
+          <w:bottom w:val="single" w:sz="4" w:space="1" w:color="auto"/>
+          <w:right w:val="single" w:sz="4" w:space="4" w:color="auto"/>
+        </w:pBdr>
+        <w:ind w:left="1080"/>
+      </w:pPr>
+      <w:r>
+        <w:t>try {</w:t>
+      </w:r>
+    </w:p>
+    <w:p>
+      <w:pPr>
+        <w:pStyle w:val="ListParagraph"/>
+        <w:pBdr>
+          <w:top w:val="single" w:sz="4" w:space="1" w:color="auto"/>
+          <w:left w:val="single" w:sz="4" w:space="4" w:color="auto"/>
+          <w:bottom w:val="single" w:sz="4" w:space="1" w:color="auto"/>
+          <w:right w:val="single" w:sz="4" w:space="4" w:color="auto"/>
+        </w:pBdr>
+        <w:ind w:left="1080"/>
+      </w:pPr>
+      <w:r>
+        <w:t xml:space="preserve">    DocumentBuilderFactory &lt;Factory&gt; = DocumentBuilderFactory.newInstance();</w:t>
+      </w:r>
+    </w:p>
+    <w:p>
+      <w:pPr>
+        <w:pStyle w:val="ListParagraph"/>
+        <w:pBdr>
+          <w:top w:val="single" w:sz="4" w:space="1" w:color="auto"/>
+          <w:left w:val="single" w:sz="4" w:space="4" w:color="auto"/>
+          <w:bottom w:val="single" w:sz="4" w:space="1" w:color="auto"/>
+          <w:right w:val="single" w:sz="4" w:space="4" w:color="auto"/>
+        </w:pBdr>
+        <w:ind w:left="1080"/>
+      </w:pPr>
+      <w:r>
+        <w:t xml:space="preserve">    DocumentBuilder &lt;Builder&gt; = &lt;Factory&gt;.newDocumentBuilder();</w:t>
+      </w:r>
+    </w:p>
+    <w:p>
+      <w:pPr>
+        <w:pStyle w:val="ListParagraph"/>
+        <w:pBdr>
+          <w:top w:val="single" w:sz="4" w:space="1" w:color="auto"/>
+          <w:left w:val="single" w:sz="4" w:space="4" w:color="auto"/>
+          <w:bottom w:val="single" w:sz="4" w:space="1" w:color="auto"/>
+          <w:right w:val="single" w:sz="4" w:space="4" w:color="auto"/>
+        </w:pBdr>
+        <w:ind w:left="1080"/>
+      </w:pPr>
+      <w:r>
+        <w:t xml:space="preserve">    Document &lt;Document&gt; = &lt;Builder&gt;.parse(&lt;Đường Dẫn Đến File XML Có Phần Mở Rộng&gt;);</w:t>
+      </w:r>
+    </w:p>
+    <w:p>
+      <w:pPr>
+        <w:pStyle w:val="ListParagraph"/>
+        <w:pBdr>
+          <w:top w:val="single" w:sz="4" w:space="1" w:color="auto"/>
+          <w:left w:val="single" w:sz="4" w:space="4" w:color="auto"/>
+          <w:bottom w:val="single" w:sz="4" w:space="1" w:color="auto"/>
+          <w:right w:val="single" w:sz="4" w:space="4" w:color="auto"/>
+        </w:pBdr>
         <w:ind w:left="1080"/>
       </w:pPr>
       <w:r>
         <w:lastRenderedPageBreak/>
-        <w:t xml:space="preserve">public class </w:t>
-      </w:r>
-      <w:r>
-        <w:t>&lt;Tên File&gt;</w:t>
-      </w:r>
-      <w:r>
-        <w:t xml:space="preserve"> extends AppCompatActivity {</w:t>
-      </w:r>
-    </w:p>
-    <w:p>
-      <w:pPr>
-        <w:pStyle w:val="ListParagraph"/>
-        <w:pBdr>
-          <w:top w:val="single" w:sz="4" w:space="1" w:color="auto"/>
-          <w:left w:val="single" w:sz="4" w:space="4" w:color="auto"/>
-          <w:bottom w:val="single" w:sz="4" w:space="1" w:color="auto"/>
-          <w:right w:val="single" w:sz="4" w:space="4" w:color="auto"/>
-        </w:pBdr>
-        <w:spacing w:after="200" w:line="276" w:lineRule="auto"/>
-        <w:ind w:left="1080"/>
-      </w:pPr>
-      <w:r>
-        <w:t xml:space="preserve">    @Override</w:t>
-      </w:r>
-    </w:p>
-    <w:p>
-      <w:pPr>
-        <w:pStyle w:val="ListParagraph"/>
-        <w:pBdr>
-          <w:top w:val="single" w:sz="4" w:space="1" w:color="auto"/>
-          <w:left w:val="single" w:sz="4" w:space="4" w:color="auto"/>
-          <w:bottom w:val="single" w:sz="4" w:space="1" w:color="auto"/>
-          <w:right w:val="single" w:sz="4" w:space="4" w:color="auto"/>
-        </w:pBdr>
-        <w:spacing w:after="200" w:line="276" w:lineRule="auto"/>
-        <w:ind w:left="1080"/>
-      </w:pPr>
-      <w:r>
-        <w:t xml:space="preserve">    protected void onCreate(Bundle savedInstanceState) {</w:t>
-      </w:r>
-    </w:p>
-    <w:p>
-      <w:pPr>
-        <w:pStyle w:val="ListParagraph"/>
-        <w:pBdr>
-          <w:top w:val="single" w:sz="4" w:space="1" w:color="auto"/>
-          <w:left w:val="single" w:sz="4" w:space="4" w:color="auto"/>
-          <w:bottom w:val="single" w:sz="4" w:space="1" w:color="auto"/>
-          <w:right w:val="single" w:sz="4" w:space="4" w:color="auto"/>
-        </w:pBdr>
-        <w:spacing w:after="200" w:line="276" w:lineRule="auto"/>
-        <w:ind w:left="1080"/>
-      </w:pPr>
-      <w:r>
-        <w:t xml:space="preserve">        super.onCreate(savedInstanceState);</w:t>
-      </w:r>
-    </w:p>
-    <w:p>
-      <w:pPr>
-        <w:pStyle w:val="ListParagraph"/>
-        <w:pBdr>
-          <w:top w:val="single" w:sz="4" w:space="1" w:color="auto"/>
-          <w:left w:val="single" w:sz="4" w:space="4" w:color="auto"/>
-          <w:bottom w:val="single" w:sz="4" w:space="1" w:color="auto"/>
-          <w:right w:val="single" w:sz="4" w:space="4" w:color="auto"/>
-        </w:pBdr>
-        <w:spacing w:after="200" w:line="276" w:lineRule="auto"/>
-        <w:ind w:left="1080"/>
-      </w:pPr>
-      <w:r>
-        <w:t xml:space="preserve">    }</w:t>
-      </w:r>
-    </w:p>
-    <w:p>
-      <w:pPr>
-        <w:pStyle w:val="ListParagraph"/>
-        <w:pBdr>
-          <w:top w:val="single" w:sz="4" w:space="1" w:color="auto"/>
-          <w:left w:val="single" w:sz="4" w:space="4" w:color="auto"/>
-          <w:bottom w:val="single" w:sz="4" w:space="1" w:color="auto"/>
-          <w:right w:val="single" w:sz="4" w:space="4" w:color="auto"/>
-        </w:pBdr>
-        <w:spacing w:after="200" w:line="276" w:lineRule="auto"/>
+        <w:t xml:space="preserve">    </w:t>
+      </w:r>
+    </w:p>
+    <w:p>
+      <w:pPr>
+        <w:pStyle w:val="ListParagraph"/>
+        <w:pBdr>
+          <w:top w:val="single" w:sz="4" w:space="1" w:color="auto"/>
+          <w:left w:val="single" w:sz="4" w:space="4" w:color="auto"/>
+          <w:bottom w:val="single" w:sz="4" w:space="1" w:color="auto"/>
+          <w:right w:val="single" w:sz="4" w:space="4" w:color="auto"/>
+        </w:pBdr>
+        <w:ind w:left="1080"/>
+      </w:pPr>
+      <w:r>
+        <w:t xml:space="preserve">    &lt;Làm Gì Đó Với Document&gt; </w:t>
+      </w:r>
+    </w:p>
+    <w:p>
+      <w:pPr>
+        <w:pStyle w:val="ListParagraph"/>
+        <w:pBdr>
+          <w:top w:val="single" w:sz="4" w:space="1" w:color="auto"/>
+          <w:left w:val="single" w:sz="4" w:space="4" w:color="auto"/>
+          <w:bottom w:val="single" w:sz="4" w:space="1" w:color="auto"/>
+          <w:right w:val="single" w:sz="4" w:space="4" w:color="auto"/>
+        </w:pBdr>
+        <w:ind w:left="1080"/>
+      </w:pPr>
+      <w:r>
+        <w:t>} catch (Exception &lt;Error&gt;) {</w:t>
+      </w:r>
+    </w:p>
+    <w:p>
+      <w:pPr>
+        <w:pStyle w:val="ListParagraph"/>
+        <w:pBdr>
+          <w:top w:val="single" w:sz="4" w:space="1" w:color="auto"/>
+          <w:left w:val="single" w:sz="4" w:space="4" w:color="auto"/>
+          <w:bottom w:val="single" w:sz="4" w:space="1" w:color="auto"/>
+          <w:right w:val="single" w:sz="4" w:space="4" w:color="auto"/>
+        </w:pBdr>
+        <w:ind w:left="1080"/>
+      </w:pPr>
+      <w:r>
+        <w:t xml:space="preserve">    &lt;Xử Lí Error&gt;</w:t>
+      </w:r>
+    </w:p>
+    <w:p>
+      <w:pPr>
+        <w:pStyle w:val="ListParagraph"/>
+        <w:pBdr>
+          <w:top w:val="single" w:sz="4" w:space="1" w:color="auto"/>
+          <w:left w:val="single" w:sz="4" w:space="4" w:color="auto"/>
+          <w:bottom w:val="single" w:sz="4" w:space="1" w:color="auto"/>
+          <w:right w:val="single" w:sz="4" w:space="4" w:color="auto"/>
+        </w:pBdr>
         <w:ind w:left="1080"/>
       </w:pPr>
       <w:r>
         <w:t>}</w:t>
       </w:r>
     </w:p>
-    <w:p>
-      <w:pPr>
-        <w:pStyle w:val="ListParagraph"/>
-        <w:numPr>
-          <w:ilvl w:val="0"/>
-          <w:numId w:val="3"/>
-        </w:numPr>
-        <w:spacing w:after="200" w:line="276" w:lineRule="auto"/>
-      </w:pPr>
-      <w:r>
-        <w:t xml:space="preserve">Điện </w:t>
-      </w:r>
-      <w:r>
-        <w:t>Thoại?</w:t>
-      </w:r>
-    </w:p>
-    <w:p>
-      <w:pPr>
-        <w:pStyle w:val="ListParagraph"/>
-        <w:numPr>
-          <w:ilvl w:val="0"/>
-          <w:numId w:val="4"/>
-        </w:numPr>
-        <w:spacing w:after="200" w:line="276" w:lineRule="auto"/>
-      </w:pPr>
-      <w:r>
-        <w:t>Trước tiên vào cửa sổ dự án</w:t>
-      </w:r>
-    </w:p>
-    <w:p>
-      <w:pPr>
-        <w:pStyle w:val="ListParagraph"/>
-        <w:numPr>
-          <w:ilvl w:val="0"/>
-          <w:numId w:val="4"/>
-        </w:numPr>
-        <w:spacing w:after="200" w:line="276" w:lineRule="auto"/>
-      </w:pPr>
-      <w:r>
-        <w:t>Để chạy 1 Module trên điện thoại</w:t>
-      </w:r>
-    </w:p>
-    <w:p>
-      <w:pPr>
-        <w:pStyle w:val="ListParagraph"/>
-        <w:numPr>
-          <w:ilvl w:val="0"/>
-          <w:numId w:val="4"/>
-        </w:numPr>
-        <w:spacing w:after="200" w:line="276" w:lineRule="auto"/>
-      </w:pPr>
-      <w:r>
-        <w:t xml:space="preserve">Đầu tiên máy tính và điện thoại phải kết nối với cùng 1 Wifi + tại biểu tượng hình Robot “Select Run/Debug Configuration” + chọn </w:t>
-      </w:r>
-      <w:r>
-        <w:t xml:space="preserve">tên thư mục </w:t>
-      </w:r>
-      <w:r>
-        <w:t>Module muốn chạy + tại biểu tượng ngay bên phải + chọn “Pair Devices Using Wi-Fi” + lấy điện thoại rồi vào cài đặt + cuộn xuống cuối vào “Hệ thống” + cuộn xuống cuối chọn “Tùy chọn cho nhà phát triển” + cuộn xuống bật “Gỡ lỗi qua Wi-fi” + chọn “CHO PHÉP” + vào nó + chọn “Ghép nối thiết bị bằng mã QR” + đưa điện thoại vào hình QR trên máy tính để quét + chờ kết nối</w:t>
-      </w:r>
-      <w:r>
-        <w:t xml:space="preserve"> + Click “Close” cửa sổ QR trên máy tính + Click nút Run ngay bên phải nút hồi nãy + chờ nó Build</w:t>
-      </w:r>
-      <w:r>
-        <w:t xml:space="preserve"> Module này</w:t>
-      </w:r>
-      <w:r>
-        <w:t xml:space="preserve"> + và Module đã chạy trên điện thoại của bạn</w:t>
-      </w:r>
-    </w:p>
-    <w:p>
-      <w:pPr>
-        <w:pStyle w:val="ListParagraph"/>
-        <w:numPr>
-          <w:ilvl w:val="0"/>
-          <w:numId w:val="4"/>
-        </w:numPr>
-        <w:spacing w:after="200" w:line="276" w:lineRule="auto"/>
-      </w:pPr>
-      <w:r>
-        <w:t>Để ngắt</w:t>
-      </w:r>
-      <w:r>
-        <w:t xml:space="preserve"> không chạy Module nữa thì vào đa nhiệm điện thoại rồi xóa nó hoặc trên máy tính, Click nút Stop hình vuông đỏ</w:t>
-      </w:r>
-    </w:p>
-    <w:p>
-      <w:pPr>
-        <w:pStyle w:val="ListParagraph"/>
-        <w:numPr>
-          <w:ilvl w:val="0"/>
-          <w:numId w:val="4"/>
-        </w:numPr>
-        <w:spacing w:after="200" w:line="276" w:lineRule="auto"/>
-      </w:pPr>
-      <w:r>
-        <w:t>Nếu nút Run bị bôi xám, nhấn “Ctrl” + “Shift” + “O” để tái kích hoạt lại</w:t>
-      </w:r>
-    </w:p>
     <w:p/>
     <w:p>
       <w:r>
-        <w:t>XML:</w:t>
-      </w:r>
-    </w:p>
-    <w:p>
-      <w:pPr>
-        <w:pStyle w:val="ListParagraph"/>
-        <w:numPr>
-          <w:ilvl w:val="0"/>
-          <w:numId w:val="7"/>
-        </w:numPr>
-      </w:pPr>
-      <w:r>
-        <w:t>Tác Dụng?</w:t>
-      </w:r>
-    </w:p>
-    <w:p>
-      <w:pPr>
-        <w:pStyle w:val="ListParagraph"/>
-        <w:numPr>
-          <w:ilvl w:val="0"/>
-          <w:numId w:val="4"/>
-        </w:numPr>
-      </w:pPr>
-      <w:r>
-        <w:t>Lưu trữ dữ liệu như JSON</w:t>
-      </w:r>
-    </w:p>
-    <w:p>
-      <w:pPr>
-        <w:pStyle w:val="ListParagraph"/>
-        <w:numPr>
-          <w:ilvl w:val="0"/>
-          <w:numId w:val="7"/>
-        </w:numPr>
-      </w:pPr>
-      <w:r>
-        <w:t>Cấu Trúc?</w:t>
-      </w:r>
-    </w:p>
-    <w:p>
-      <w:pPr>
-        <w:pStyle w:val="ListParagraph"/>
-        <w:numPr>
-          <w:ilvl w:val="0"/>
-          <w:numId w:val="4"/>
-        </w:numPr>
-      </w:pPr>
-      <w:r>
-        <w:t>Dòng đầu tiên chỉ định phiên bản XML và cách mã hóa nó</w:t>
-      </w:r>
-    </w:p>
-    <w:p>
-      <w:pPr>
-        <w:pStyle w:val="ListParagraph"/>
-        <w:pBdr>
-          <w:top w:val="single" w:sz="4" w:space="1" w:color="auto"/>
-          <w:left w:val="single" w:sz="4" w:space="4" w:color="auto"/>
-          <w:bottom w:val="single" w:sz="4" w:space="1" w:color="auto"/>
-          <w:right w:val="single" w:sz="4" w:space="4" w:color="auto"/>
-        </w:pBdr>
-        <w:ind w:left="1080"/>
-      </w:pPr>
-      <w:r>
-        <w:t>&lt;?xml version="1.0" encoding="UTF-8"?&gt;</w:t>
-      </w:r>
-    </w:p>
-    <w:p>
-      <w:pPr>
-        <w:pStyle w:val="ListParagraph"/>
-        <w:numPr>
-          <w:ilvl w:val="0"/>
-          <w:numId w:val="4"/>
-        </w:numPr>
-      </w:pPr>
-      <w:r>
-        <w:t>Phần phía dưới là 1 cấu trúc cây, bao gồm chỉ 1 Node làm gốc, các Node tiếp theo bên trong làm con cháu, tên Node bất kì, cú pháp giống Tag trong HTML, có thể chỉ định thuộc tính bất kì</w:t>
-      </w:r>
-      <w:r>
-        <w:t>, giá trị thuộc tính phải là String, bạn không thể chỉ định 2 thuộc tính có tên giống nhau cho 1 Node, nếu muốn làm điều này, phải đặt chúng trong 2 Namespace khác nhau, dùng dấu “:” như trong C++</w:t>
-      </w:r>
-    </w:p>
-    <w:p>
-      <w:pPr>
-        <w:pStyle w:val="ListParagraph"/>
-        <w:numPr>
-          <w:ilvl w:val="0"/>
-          <w:numId w:val="4"/>
-        </w:numPr>
-      </w:pPr>
-      <w:r>
-        <w:t>Ví dụ</w:t>
-      </w:r>
-    </w:p>
-    <w:p>
-      <w:pPr>
-        <w:pStyle w:val="ListParagraph"/>
-        <w:pBdr>
-          <w:top w:val="single" w:sz="4" w:space="1" w:color="auto"/>
-          <w:left w:val="single" w:sz="4" w:space="4" w:color="auto"/>
-          <w:bottom w:val="single" w:sz="4" w:space="1" w:color="auto"/>
-          <w:right w:val="single" w:sz="4" w:space="4" w:color="auto"/>
-        </w:pBdr>
-        <w:ind w:left="1080"/>
-      </w:pPr>
-      <w:r>
-        <w:t>&lt;concac&gt;</w:t>
-      </w:r>
-    </w:p>
-    <w:p>
-      <w:pPr>
-        <w:pStyle w:val="ListParagraph"/>
-        <w:pBdr>
-          <w:top w:val="single" w:sz="4" w:space="1" w:color="auto"/>
-          <w:left w:val="single" w:sz="4" w:space="4" w:color="auto"/>
-          <w:bottom w:val="single" w:sz="4" w:space="1" w:color="auto"/>
-          <w:right w:val="single" w:sz="4" w:space="4" w:color="auto"/>
-        </w:pBdr>
-        <w:ind w:left="1080"/>
-      </w:pPr>
-      <w:r>
-        <w:t xml:space="preserve">    &lt;conbuom&gt;</w:t>
-      </w:r>
-    </w:p>
-    <w:p>
-      <w:pPr>
-        <w:pStyle w:val="ListParagraph"/>
-        <w:pBdr>
-          <w:top w:val="single" w:sz="4" w:space="1" w:color="auto"/>
-          <w:left w:val="single" w:sz="4" w:space="4" w:color="auto"/>
-          <w:bottom w:val="single" w:sz="4" w:space="1" w:color="auto"/>
-          <w:right w:val="single" w:sz="4" w:space="4" w:color="auto"/>
-        </w:pBdr>
-        <w:ind w:left="1080"/>
-      </w:pPr>
-      <w:r>
-        <w:t xml:space="preserve">        &lt;consau foo = </w:t>
-      </w:r>
-      <w:r>
-        <w:t>"bar"</w:t>
-      </w:r>
-      <w:r>
-        <w:t>&gt;</w:t>
-      </w:r>
-    </w:p>
-    <w:p>
-      <w:pPr>
-        <w:pStyle w:val="ListParagraph"/>
-        <w:pBdr>
-          <w:top w:val="single" w:sz="4" w:space="1" w:color="auto"/>
-          <w:left w:val="single" w:sz="4" w:space="4" w:color="auto"/>
-          <w:bottom w:val="single" w:sz="4" w:space="1" w:color="auto"/>
-          <w:right w:val="single" w:sz="4" w:space="4" w:color="auto"/>
-        </w:pBdr>
-        <w:ind w:left="1080"/>
-      </w:pPr>
-      <w:r>
-        <w:t xml:space="preserve">            Abc123</w:t>
-      </w:r>
-    </w:p>
-    <w:p>
-      <w:pPr>
-        <w:pStyle w:val="ListParagraph"/>
-        <w:pBdr>
-          <w:top w:val="single" w:sz="4" w:space="1" w:color="auto"/>
-          <w:left w:val="single" w:sz="4" w:space="4" w:color="auto"/>
-          <w:bottom w:val="single" w:sz="4" w:space="1" w:color="auto"/>
-          <w:right w:val="single" w:sz="4" w:space="4" w:color="auto"/>
-        </w:pBdr>
-        <w:ind w:left="1080"/>
-      </w:pPr>
-      <w:r>
-        <w:t xml:space="preserve">        &lt;/consau&gt;</w:t>
-      </w:r>
-    </w:p>
-    <w:p>
-      <w:pPr>
-        <w:pStyle w:val="ListParagraph"/>
-        <w:pBdr>
-          <w:top w:val="single" w:sz="4" w:space="1" w:color="auto"/>
-          <w:left w:val="single" w:sz="4" w:space="4" w:color="auto"/>
-          <w:bottom w:val="single" w:sz="4" w:space="1" w:color="auto"/>
-          <w:right w:val="single" w:sz="4" w:space="4" w:color="auto"/>
-        </w:pBdr>
-        <w:ind w:left="1080"/>
-      </w:pPr>
-      <w:r>
-        <w:t xml:space="preserve">        &lt;consau</w:t>
-      </w:r>
-      <w:r>
-        <w:t xml:space="preserve"> bob:alice = </w:t>
-      </w:r>
-      <w:r>
-        <w:t>"</w:t>
-      </w:r>
-      <w:r>
-        <w:t>1</w:t>
-      </w:r>
-      <w:r>
-        <w:t>"</w:t>
-      </w:r>
-      <w:r>
-        <w:t xml:space="preserve"> john:alice = </w:t>
-      </w:r>
-      <w:r>
-        <w:t>"</w:t>
-      </w:r>
-      <w:r>
-        <w:t>2</w:t>
-      </w:r>
-      <w:r>
-        <w:t>"</w:t>
-      </w:r>
-      <w:r>
-        <w:t>&gt;</w:t>
-      </w:r>
-    </w:p>
-    <w:p>
-      <w:pPr>
-        <w:pStyle w:val="ListParagraph"/>
-        <w:pBdr>
-          <w:top w:val="single" w:sz="4" w:space="1" w:color="auto"/>
-          <w:left w:val="single" w:sz="4" w:space="4" w:color="auto"/>
-          <w:bottom w:val="single" w:sz="4" w:space="1" w:color="auto"/>
-          <w:right w:val="single" w:sz="4" w:space="4" w:color="auto"/>
-        </w:pBdr>
-        <w:ind w:left="1080"/>
-      </w:pPr>
-      <w:r>
-        <w:t xml:space="preserve">            Defgh12</w:t>
-      </w:r>
-    </w:p>
-    <w:p>
-      <w:pPr>
-        <w:pStyle w:val="ListParagraph"/>
-        <w:pBdr>
-          <w:top w:val="single" w:sz="4" w:space="1" w:color="auto"/>
-          <w:left w:val="single" w:sz="4" w:space="4" w:color="auto"/>
-          <w:bottom w:val="single" w:sz="4" w:space="1" w:color="auto"/>
-          <w:right w:val="single" w:sz="4" w:space="4" w:color="auto"/>
-        </w:pBdr>
-        <w:ind w:left="1080"/>
-      </w:pPr>
-      <w:r>
-        <w:t xml:space="preserve">        &lt;/consau&gt;</w:t>
-      </w:r>
-    </w:p>
-    <w:p>
-      <w:pPr>
-        <w:pStyle w:val="ListParagraph"/>
-        <w:pBdr>
-          <w:top w:val="single" w:sz="4" w:space="1" w:color="auto"/>
-          <w:left w:val="single" w:sz="4" w:space="4" w:color="auto"/>
-          <w:bottom w:val="single" w:sz="4" w:space="1" w:color="auto"/>
-          <w:right w:val="single" w:sz="4" w:space="4" w:color="auto"/>
-        </w:pBdr>
-        <w:ind w:left="1080"/>
-      </w:pPr>
-      <w:r>
-        <w:lastRenderedPageBreak/>
-        <w:t xml:space="preserve">    &lt;/conbuom&gt;</w:t>
-      </w:r>
-    </w:p>
-    <w:p>
-      <w:pPr>
-        <w:pStyle w:val="ListParagraph"/>
-        <w:pBdr>
-          <w:top w:val="single" w:sz="4" w:space="1" w:color="auto"/>
-          <w:left w:val="single" w:sz="4" w:space="4" w:color="auto"/>
-          <w:bottom w:val="single" w:sz="4" w:space="1" w:color="auto"/>
-          <w:right w:val="single" w:sz="4" w:space="4" w:color="auto"/>
-        </w:pBdr>
-        <w:ind w:left="1080"/>
-      </w:pPr>
-      <w:r>
-        <w:t xml:space="preserve">    &lt;concho&gt;</w:t>
-      </w:r>
-    </w:p>
-    <w:p>
-      <w:pPr>
-        <w:pStyle w:val="ListParagraph"/>
-        <w:pBdr>
-          <w:top w:val="single" w:sz="4" w:space="1" w:color="auto"/>
-          <w:left w:val="single" w:sz="4" w:space="4" w:color="auto"/>
-          <w:bottom w:val="single" w:sz="4" w:space="1" w:color="auto"/>
-          <w:right w:val="single" w:sz="4" w:space="4" w:color="auto"/>
-        </w:pBdr>
-        <w:ind w:left="1080"/>
-      </w:pPr>
-      <w:r>
-        <w:t xml:space="preserve">        gaugau</w:t>
-      </w:r>
-    </w:p>
-    <w:p>
-      <w:pPr>
-        <w:pStyle w:val="ListParagraph"/>
-        <w:pBdr>
-          <w:top w:val="single" w:sz="4" w:space="1" w:color="auto"/>
-          <w:left w:val="single" w:sz="4" w:space="4" w:color="auto"/>
-          <w:bottom w:val="single" w:sz="4" w:space="1" w:color="auto"/>
-          <w:right w:val="single" w:sz="4" w:space="4" w:color="auto"/>
-        </w:pBdr>
-        <w:ind w:left="1080"/>
-      </w:pPr>
-      <w:r>
-        <w:t xml:space="preserve">    &lt;/concho&gt;</w:t>
-      </w:r>
-    </w:p>
-    <w:p>
-      <w:pPr>
-        <w:pStyle w:val="ListParagraph"/>
-        <w:pBdr>
-          <w:top w:val="single" w:sz="4" w:space="1" w:color="auto"/>
-          <w:left w:val="single" w:sz="4" w:space="4" w:color="auto"/>
-          <w:bottom w:val="single" w:sz="4" w:space="1" w:color="auto"/>
-          <w:right w:val="single" w:sz="4" w:space="4" w:color="auto"/>
-        </w:pBdr>
-        <w:ind w:left="1080"/>
-      </w:pPr>
-      <w:r>
-        <w:t>&lt;/concac&gt;</w:t>
-      </w:r>
-    </w:p>
-    <w:p>
-      <w:pPr>
-        <w:pStyle w:val="ListParagraph"/>
-        <w:numPr>
-          <w:ilvl w:val="0"/>
-          <w:numId w:val="4"/>
-        </w:numPr>
-      </w:pPr>
-      <w:r>
-        <w:t>Ở đây “concac” làm Node gốc, “conbuom” và “concho” là thế hệ 1, …</w:t>
-      </w:r>
-    </w:p>
-    <w:p>
-      <w:pPr>
-        <w:pStyle w:val="ListParagraph"/>
-        <w:numPr>
-          <w:ilvl w:val="0"/>
-          <w:numId w:val="7"/>
-        </w:numPr>
-      </w:pPr>
-      <w:r>
-        <w:t>Phần Mở Rộng File XML?</w:t>
-      </w:r>
-    </w:p>
-    <w:p>
-      <w:pPr>
-        <w:pStyle w:val="ListParagraph"/>
-        <w:numPr>
-          <w:ilvl w:val="0"/>
-          <w:numId w:val="4"/>
-        </w:numPr>
-      </w:pPr>
-      <w:r>
-        <w:t>“.xml”</w:t>
-      </w:r>
-    </w:p>
-    <w:p>
-      <w:pPr>
-        <w:pStyle w:val="ListParagraph"/>
-        <w:numPr>
-          <w:ilvl w:val="0"/>
-          <w:numId w:val="7"/>
-        </w:numPr>
-      </w:pPr>
-      <w:r>
-        <w:t xml:space="preserve">Đọc File XML </w:t>
-      </w:r>
-      <w:r>
-        <w:t xml:space="preserve">Bằng </w:t>
-      </w:r>
-      <w:r>
-        <w:t>Java</w:t>
-      </w:r>
-      <w:r>
-        <w:t>?</w:t>
-      </w:r>
-    </w:p>
-    <w:p>
-      <w:pPr>
-        <w:pStyle w:val="ListParagraph"/>
-        <w:numPr>
-          <w:ilvl w:val="0"/>
-          <w:numId w:val="4"/>
-        </w:numPr>
-      </w:pPr>
-      <w:r>
-        <w:t>Đầu tiên, Import các thư viện sau</w:t>
-      </w:r>
-    </w:p>
-    <w:p>
-      <w:pPr>
-        <w:pStyle w:val="ListParagraph"/>
-        <w:pBdr>
-          <w:top w:val="single" w:sz="4" w:space="1" w:color="auto"/>
-          <w:left w:val="single" w:sz="4" w:space="4" w:color="auto"/>
-          <w:bottom w:val="single" w:sz="4" w:space="1" w:color="auto"/>
-          <w:right w:val="single" w:sz="4" w:space="4" w:color="auto"/>
-        </w:pBdr>
-        <w:ind w:left="1080"/>
-      </w:pPr>
-      <w:r>
-        <w:t>i</w:t>
-      </w:r>
-      <w:r>
-        <w:t xml:space="preserve">mport </w:t>
-      </w:r>
-      <w:r>
-        <w:t>javax.xml.parsers.DocumentBuilderFactory</w:t>
-      </w:r>
-      <w:r>
-        <w:t>;</w:t>
-      </w:r>
-    </w:p>
-    <w:p>
-      <w:pPr>
-        <w:pStyle w:val="ListParagraph"/>
-        <w:pBdr>
-          <w:top w:val="single" w:sz="4" w:space="1" w:color="auto"/>
-          <w:left w:val="single" w:sz="4" w:space="4" w:color="auto"/>
-          <w:bottom w:val="single" w:sz="4" w:space="1" w:color="auto"/>
-          <w:right w:val="single" w:sz="4" w:space="4" w:color="auto"/>
-        </w:pBdr>
-        <w:ind w:left="1080"/>
-      </w:pPr>
-      <w:r>
-        <w:t>i</w:t>
-      </w:r>
-      <w:r>
-        <w:t xml:space="preserve">mport </w:t>
-      </w:r>
-      <w:r>
-        <w:t>javax.xml.parsers.DocumentBuilder;</w:t>
-      </w:r>
-    </w:p>
-    <w:p>
-      <w:pPr>
-        <w:pStyle w:val="ListParagraph"/>
-        <w:pBdr>
-          <w:top w:val="single" w:sz="4" w:space="1" w:color="auto"/>
-          <w:left w:val="single" w:sz="4" w:space="4" w:color="auto"/>
-          <w:bottom w:val="single" w:sz="4" w:space="1" w:color="auto"/>
-          <w:right w:val="single" w:sz="4" w:space="4" w:color="auto"/>
-        </w:pBdr>
-        <w:ind w:left="1080"/>
-      </w:pPr>
-      <w:r>
-        <w:t>import org.w3c.dom.Document;</w:t>
-      </w:r>
-    </w:p>
-    <w:p>
-      <w:pPr>
-        <w:pStyle w:val="ListParagraph"/>
-        <w:numPr>
-          <w:ilvl w:val="0"/>
-          <w:numId w:val="4"/>
-        </w:numPr>
-      </w:pPr>
-      <w:r>
-        <w:t>Bước tiếp theo, tạo đối tượng Document ứng với File XML, từ đối tượng này ta có thể truy xuất ra các Node bên trong, phải đặt đoạn Code này vào khối Try Catch để xử lý mọi lỗi có thể xảy ra</w:t>
-      </w:r>
-    </w:p>
-    <w:p>
-      <w:pPr>
-        <w:pStyle w:val="ListParagraph"/>
-        <w:pBdr>
-          <w:top w:val="single" w:sz="4" w:space="1" w:color="auto"/>
-          <w:left w:val="single" w:sz="4" w:space="4" w:color="auto"/>
-          <w:bottom w:val="single" w:sz="4" w:space="1" w:color="auto"/>
-          <w:right w:val="single" w:sz="4" w:space="4" w:color="auto"/>
-        </w:pBdr>
-        <w:ind w:left="1080"/>
-      </w:pPr>
-      <w:r>
-        <w:t>try {</w:t>
-      </w:r>
-    </w:p>
-    <w:p>
-      <w:pPr>
-        <w:pStyle w:val="ListParagraph"/>
-        <w:pBdr>
-          <w:top w:val="single" w:sz="4" w:space="1" w:color="auto"/>
-          <w:left w:val="single" w:sz="4" w:space="4" w:color="auto"/>
-          <w:bottom w:val="single" w:sz="4" w:space="1" w:color="auto"/>
-          <w:right w:val="single" w:sz="4" w:space="4" w:color="auto"/>
-        </w:pBdr>
-        <w:ind w:left="1080"/>
-      </w:pPr>
-      <w:r>
-        <w:t xml:space="preserve">    DocumentBuilderFactory &lt;Factory&gt; = DocumentBuilderFactory.newInstance();</w:t>
-      </w:r>
-    </w:p>
-    <w:p>
-      <w:pPr>
-        <w:pStyle w:val="ListParagraph"/>
-        <w:pBdr>
-          <w:top w:val="single" w:sz="4" w:space="1" w:color="auto"/>
-          <w:left w:val="single" w:sz="4" w:space="4" w:color="auto"/>
-          <w:bottom w:val="single" w:sz="4" w:space="1" w:color="auto"/>
-          <w:right w:val="single" w:sz="4" w:space="4" w:color="auto"/>
-        </w:pBdr>
-        <w:ind w:left="1080"/>
-      </w:pPr>
-      <w:r>
-        <w:t xml:space="preserve">    DocumentBuilder &lt;Builder&gt; = &lt;Factory&gt;.newDocumentBuilder();</w:t>
-      </w:r>
-    </w:p>
-    <w:p>
-      <w:pPr>
-        <w:pStyle w:val="ListParagraph"/>
-        <w:pBdr>
-          <w:top w:val="single" w:sz="4" w:space="1" w:color="auto"/>
-          <w:left w:val="single" w:sz="4" w:space="4" w:color="auto"/>
-          <w:bottom w:val="single" w:sz="4" w:space="1" w:color="auto"/>
-          <w:right w:val="single" w:sz="4" w:space="4" w:color="auto"/>
-        </w:pBdr>
-        <w:ind w:left="1080"/>
-      </w:pPr>
-      <w:r>
-        <w:t xml:space="preserve">    Document &lt;Document&gt; = &lt;Builder&gt;.parse(&lt;Đường Dẫn Đến File XML Có Phần Mở Rộng&gt;);</w:t>
-      </w:r>
-    </w:p>
-    <w:p>
-      <w:pPr>
-        <w:pStyle w:val="ListParagraph"/>
-        <w:pBdr>
-          <w:top w:val="single" w:sz="4" w:space="1" w:color="auto"/>
-          <w:left w:val="single" w:sz="4" w:space="4" w:color="auto"/>
-          <w:bottom w:val="single" w:sz="4" w:space="1" w:color="auto"/>
-          <w:right w:val="single" w:sz="4" w:space="4" w:color="auto"/>
-        </w:pBdr>
-        <w:ind w:left="1080"/>
-      </w:pPr>
-      <w:r>
-        <w:t xml:space="preserve">    </w:t>
-      </w:r>
-    </w:p>
-    <w:p>
-      <w:pPr>
-        <w:pStyle w:val="ListParagraph"/>
-        <w:pBdr>
-          <w:top w:val="single" w:sz="4" w:space="1" w:color="auto"/>
-          <w:left w:val="single" w:sz="4" w:space="4" w:color="auto"/>
-          <w:bottom w:val="single" w:sz="4" w:space="1" w:color="auto"/>
-          <w:right w:val="single" w:sz="4" w:space="4" w:color="auto"/>
-        </w:pBdr>
-        <w:ind w:left="1080"/>
-      </w:pPr>
-      <w:r>
-        <w:t xml:space="preserve">    &lt;Làm Gì Đó Với Document&gt; </w:t>
-      </w:r>
-    </w:p>
-    <w:p>
-      <w:pPr>
-        <w:pStyle w:val="ListParagraph"/>
-        <w:pBdr>
-          <w:top w:val="single" w:sz="4" w:space="1" w:color="auto"/>
-          <w:left w:val="single" w:sz="4" w:space="4" w:color="auto"/>
-          <w:bottom w:val="single" w:sz="4" w:space="1" w:color="auto"/>
-          <w:right w:val="single" w:sz="4" w:space="4" w:color="auto"/>
-        </w:pBdr>
-        <w:ind w:left="1080"/>
-      </w:pPr>
-      <w:r>
-        <w:t>} catch (Exception &lt;Error&gt;) {</w:t>
-      </w:r>
-    </w:p>
-    <w:p>
-      <w:pPr>
-        <w:pStyle w:val="ListParagraph"/>
-        <w:pBdr>
-          <w:top w:val="single" w:sz="4" w:space="1" w:color="auto"/>
-          <w:left w:val="single" w:sz="4" w:space="4" w:color="auto"/>
-          <w:bottom w:val="single" w:sz="4" w:space="1" w:color="auto"/>
-          <w:right w:val="single" w:sz="4" w:space="4" w:color="auto"/>
-        </w:pBdr>
-        <w:ind w:left="1080"/>
-      </w:pPr>
-      <w:r>
-        <w:t xml:space="preserve">    &lt;Xử Lí Error&gt;</w:t>
-      </w:r>
-    </w:p>
-    <w:p>
-      <w:pPr>
-        <w:pStyle w:val="ListParagraph"/>
-        <w:pBdr>
-          <w:top w:val="single" w:sz="4" w:space="1" w:color="auto"/>
-          <w:left w:val="single" w:sz="4" w:space="4" w:color="auto"/>
-          <w:bottom w:val="single" w:sz="4" w:space="1" w:color="auto"/>
-          <w:right w:val="single" w:sz="4" w:space="4" w:color="auto"/>
-        </w:pBdr>
-        <w:ind w:left="1080"/>
-      </w:pPr>
-      <w:r>
-        <w:t>}</w:t>
-      </w:r>
-    </w:p>
-    <w:p/>
-    <w:p>
-      <w:r>
         <w:t>Java:</w:t>
       </w:r>
     </w:p>
@@ -1590,7 +1778,7 @@
           <w:numId w:val="2"/>
         </w:numPr>
       </w:pPr>
-      <w:hyperlink r:id="rId6" w:history="1">
+      <w:hyperlink r:id="rId7" w:history="1">
         <w:r>
           <w:rPr>
             <w:rStyle w:val="Hyperlink"/>
@@ -1718,323 +1906,335 @@
         <w:pStyle w:val="ListParagraph"/>
         <w:numPr>
           <w:ilvl w:val="0"/>
+          <w:numId w:val="2"/>
+        </w:numPr>
+      </w:pPr>
+      <w:r>
+        <w:t>Nếu Class mà trùng tên với File Java chứa nó thì = Public Class nhưng không thể bị Import, hay nói cách khác là bị ẩn</w:t>
+      </w:r>
+    </w:p>
+    <w:p>
+      <w:pPr>
+        <w:pStyle w:val="ListParagraph"/>
+        <w:numPr>
+          <w:ilvl w:val="0"/>
           <w:numId w:val="1"/>
         </w:numPr>
       </w:pPr>
       <w:r>
+        <w:t>Chạy 1 File Java?</w:t>
+      </w:r>
+    </w:p>
+    <w:p>
+      <w:pPr>
+        <w:pStyle w:val="ListParagraph"/>
+        <w:numPr>
+          <w:ilvl w:val="0"/>
+          <w:numId w:val="2"/>
+        </w:numPr>
+      </w:pPr>
+      <w:r>
+        <w:t xml:space="preserve">Bước 1, biên dịch ra </w:t>
+      </w:r>
+      <w:r>
+        <w:t xml:space="preserve">các File </w:t>
+      </w:r>
+      <w:r>
+        <w:t>Byte Code</w:t>
+      </w:r>
+      <w:r>
+        <w:t>,</w:t>
+      </w:r>
+      <w:r>
+        <w:t xml:space="preserve"> mỗi Class trong File Java thành 1 File Byte Code,</w:t>
+      </w:r>
+      <w:r>
+        <w:t xml:space="preserve"> có phần mở rộng “.class”</w:t>
+      </w:r>
+      <w:r>
+        <w:t>,</w:t>
+      </w:r>
+      <w:r>
+        <w:t xml:space="preserve"> </w:t>
+      </w:r>
+      <w:r>
+        <w:t>nếu Class nằm trong Class thì tên File kiểu đường dẫn, dùng dấu “$” để ngăn cách, ví dụ Class “foo” chứa Class “bar” thì File Byte Code ứng với “bar” là “foo$bar.class”</w:t>
+      </w:r>
+      <w:r>
+        <w:t>,</w:t>
+      </w:r>
+      <w:r>
+        <w:t xml:space="preserve"> nhập lệnh</w:t>
+      </w:r>
+    </w:p>
+    <w:p>
+      <w:pPr>
+        <w:pStyle w:val="ListParagraph"/>
+        <w:pBdr>
+          <w:top w:val="single" w:sz="4" w:space="1" w:color="auto"/>
+          <w:left w:val="single" w:sz="4" w:space="4" w:color="auto"/>
+          <w:bottom w:val="single" w:sz="4" w:space="1" w:color="auto"/>
+          <w:right w:val="single" w:sz="4" w:space="4" w:color="auto"/>
+        </w:pBdr>
+        <w:ind w:left="1080"/>
+      </w:pPr>
+      <w:r>
+        <w:t>javac &lt;Đường Dẫn Đến File</w:t>
+      </w:r>
+      <w:r>
+        <w:t xml:space="preserve"> Java</w:t>
+      </w:r>
+      <w:r>
+        <w:t xml:space="preserve"> Có Phần Mở Rộng</w:t>
+      </w:r>
+      <w:r>
+        <w:t>&gt;</w:t>
+      </w:r>
+      <w:r>
+        <w:t xml:space="preserve"> -d </w:t>
+      </w:r>
+    </w:p>
+    <w:p>
+      <w:pPr>
+        <w:pStyle w:val="ListParagraph"/>
+        <w:pBdr>
+          <w:top w:val="single" w:sz="4" w:space="1" w:color="auto"/>
+          <w:left w:val="single" w:sz="4" w:space="4" w:color="auto"/>
+          <w:bottom w:val="single" w:sz="4" w:space="1" w:color="auto"/>
+          <w:right w:val="single" w:sz="4" w:space="4" w:color="auto"/>
+        </w:pBdr>
+        <w:ind w:left="1080"/>
+      </w:pPr>
+      <w:r>
+        <w:t xml:space="preserve">&lt;Đường Dẫn Tới Thư Mục Chứa </w:t>
+      </w:r>
+      <w:r>
+        <w:t xml:space="preserve">Các </w:t>
+      </w:r>
+      <w:r>
+        <w:t>File Byte Code&gt;</w:t>
+      </w:r>
+    </w:p>
+    <w:p>
+      <w:pPr>
+        <w:pStyle w:val="ListParagraph"/>
+        <w:numPr>
+          <w:ilvl w:val="0"/>
+          <w:numId w:val="2"/>
+        </w:numPr>
+      </w:pPr>
+      <w:r>
+        <w:t xml:space="preserve">Tên File Byte Code = tên </w:t>
+      </w:r>
+      <w:r>
+        <w:t>Class</w:t>
+      </w:r>
+    </w:p>
+    <w:p>
+      <w:pPr>
+        <w:pStyle w:val="ListParagraph"/>
+        <w:numPr>
+          <w:ilvl w:val="0"/>
+          <w:numId w:val="2"/>
+        </w:numPr>
+      </w:pPr>
+      <w:r>
+        <w:t xml:space="preserve">Bước 2, </w:t>
+      </w:r>
+      <w:r>
+        <w:t>chạy</w:t>
+      </w:r>
+      <w:r>
+        <w:t xml:space="preserve"> </w:t>
+      </w:r>
+      <w:r>
+        <w:t>1 File Byte Code nào đó,</w:t>
+      </w:r>
+      <w:r>
+        <w:t xml:space="preserve"> nhập lệnh</w:t>
+      </w:r>
+    </w:p>
+    <w:p>
+      <w:pPr>
+        <w:pStyle w:val="ListParagraph"/>
+        <w:pBdr>
+          <w:top w:val="single" w:sz="4" w:space="1" w:color="auto"/>
+          <w:left w:val="single" w:sz="4" w:space="4" w:color="auto"/>
+          <w:bottom w:val="single" w:sz="4" w:space="1" w:color="auto"/>
+          <w:right w:val="single" w:sz="4" w:space="4" w:color="auto"/>
+        </w:pBdr>
+        <w:ind w:left="1080"/>
+      </w:pPr>
+      <w:r>
+        <w:t>java -cp &lt;Đường Dẫn Tới Thư Mục Chứa File</w:t>
+      </w:r>
+      <w:r>
+        <w:t xml:space="preserve"> Byte Code</w:t>
+      </w:r>
+      <w:r>
+        <w:t xml:space="preserve">&gt; </w:t>
+      </w:r>
+    </w:p>
+    <w:p>
+      <w:pPr>
+        <w:pStyle w:val="ListParagraph"/>
+        <w:pBdr>
+          <w:top w:val="single" w:sz="4" w:space="1" w:color="auto"/>
+          <w:left w:val="single" w:sz="4" w:space="4" w:color="auto"/>
+          <w:bottom w:val="single" w:sz="4" w:space="1" w:color="auto"/>
+          <w:right w:val="single" w:sz="4" w:space="4" w:color="auto"/>
+        </w:pBdr>
+        <w:ind w:left="1080"/>
+      </w:pPr>
+      <w:r>
+        <w:t>&lt;Tên File Byte Code</w:t>
+      </w:r>
+      <w:r>
+        <w:t xml:space="preserve"> </w:t>
+      </w:r>
+      <w:r>
+        <w:t>Không Phần Mở Rộng&gt;</w:t>
+      </w:r>
+    </w:p>
+    <w:p>
+      <w:pPr>
+        <w:pStyle w:val="ListParagraph"/>
+        <w:numPr>
+          <w:ilvl w:val="0"/>
+          <w:numId w:val="2"/>
+        </w:numPr>
+      </w:pPr>
+      <w:r>
+        <w:t>Khi này, hàm</w:t>
+      </w:r>
+      <w:r>
+        <w:t xml:space="preserve"> có cú pháp</w:t>
+      </w:r>
+      <w:r>
+        <w:t xml:space="preserve"> sau trong File Byte Code sẽ được chạy</w:t>
+      </w:r>
+    </w:p>
+    <w:p>
+      <w:pPr>
+        <w:pStyle w:val="ListParagraph"/>
+        <w:pBdr>
+          <w:top w:val="single" w:sz="4" w:space="1" w:color="auto"/>
+          <w:left w:val="single" w:sz="4" w:space="4" w:color="auto"/>
+          <w:bottom w:val="single" w:sz="4" w:space="1" w:color="auto"/>
+          <w:right w:val="single" w:sz="4" w:space="4" w:color="auto"/>
+        </w:pBdr>
+        <w:ind w:left="1080"/>
+      </w:pPr>
+      <w:r>
+        <w:t>p</w:t>
+      </w:r>
+      <w:r>
+        <w:t xml:space="preserve">ublic static void main(String[] </w:t>
+      </w:r>
+      <w:r>
+        <w:t>&lt;Tên Tham Số CMD&gt;</w:t>
+      </w:r>
+      <w:r>
+        <w:t>)</w:t>
+      </w:r>
+      <w:r>
+        <w:t>{</w:t>
+      </w:r>
+    </w:p>
+    <w:p>
+      <w:pPr>
+        <w:pStyle w:val="ListParagraph"/>
+        <w:pBdr>
+          <w:top w:val="single" w:sz="4" w:space="1" w:color="auto"/>
+          <w:left w:val="single" w:sz="4" w:space="4" w:color="auto"/>
+          <w:bottom w:val="single" w:sz="4" w:space="1" w:color="auto"/>
+          <w:right w:val="single" w:sz="4" w:space="4" w:color="auto"/>
+        </w:pBdr>
+        <w:ind w:left="1080"/>
+      </w:pPr>
+      <w:r>
+        <w:t xml:space="preserve">    &lt;Làm Gì Đó&gt;</w:t>
+      </w:r>
+    </w:p>
+    <w:p>
+      <w:pPr>
+        <w:pStyle w:val="ListParagraph"/>
+        <w:pBdr>
+          <w:top w:val="single" w:sz="4" w:space="1" w:color="auto"/>
+          <w:left w:val="single" w:sz="4" w:space="4" w:color="auto"/>
+          <w:bottom w:val="single" w:sz="4" w:space="1" w:color="auto"/>
+          <w:right w:val="single" w:sz="4" w:space="4" w:color="auto"/>
+        </w:pBdr>
+        <w:ind w:left="1080"/>
+      </w:pPr>
+      <w:r>
+        <w:t>}</w:t>
+      </w:r>
+    </w:p>
+    <w:p>
+      <w:pPr>
+        <w:pStyle w:val="ListParagraph"/>
+        <w:numPr>
+          <w:ilvl w:val="0"/>
+          <w:numId w:val="1"/>
+        </w:numPr>
+      </w:pPr>
+      <w:r>
+        <w:t xml:space="preserve">Cú </w:t>
+      </w:r>
+      <w:r>
+        <w:t xml:space="preserve">Pháp </w:t>
+      </w:r>
+      <w:r>
+        <w:t>Java</w:t>
+      </w:r>
+      <w:r>
+        <w:t>?</w:t>
+      </w:r>
+    </w:p>
+    <w:p>
+      <w:pPr>
+        <w:pStyle w:val="ListParagraph"/>
+        <w:numPr>
+          <w:ilvl w:val="0"/>
+          <w:numId w:val="2"/>
+        </w:numPr>
+      </w:pPr>
+      <w:r>
+        <w:t>Tương tự C++</w:t>
+      </w:r>
+    </w:p>
+    <w:p>
+      <w:pPr>
+        <w:pStyle w:val="ListParagraph"/>
+        <w:numPr>
+          <w:ilvl w:val="0"/>
+          <w:numId w:val="2"/>
+        </w:numPr>
+      </w:pPr>
+      <w:r>
+        <w:t>Khi ghi 1 số, được dùng dấu “_” giữa các số, ví dụ 12_34__5_678__9</w:t>
+      </w:r>
+      <w:r>
+        <w:t>.45_7</w:t>
+      </w:r>
+      <w:r>
+        <w:t xml:space="preserve"> = 123456789</w:t>
+      </w:r>
+      <w:r>
+        <w:t>.457</w:t>
+      </w:r>
+    </w:p>
+    <w:p>
+      <w:pPr>
+        <w:pStyle w:val="ListParagraph"/>
+        <w:numPr>
+          <w:ilvl w:val="0"/>
+          <w:numId w:val="1"/>
+        </w:numPr>
+      </w:pPr>
+      <w:r>
         <w:lastRenderedPageBreak/>
-        <w:t>Chạy 1 File Java?</w:t>
-      </w:r>
-    </w:p>
-    <w:p>
-      <w:pPr>
-        <w:pStyle w:val="ListParagraph"/>
-        <w:numPr>
-          <w:ilvl w:val="0"/>
-          <w:numId w:val="2"/>
-        </w:numPr>
-      </w:pPr>
-      <w:r>
-        <w:t xml:space="preserve">Bước 1, biên dịch ra </w:t>
-      </w:r>
-      <w:r>
-        <w:t xml:space="preserve">các File </w:t>
-      </w:r>
-      <w:r>
-        <w:t>Byte Code</w:t>
-      </w:r>
-      <w:r>
-        <w:t>,</w:t>
-      </w:r>
-      <w:r>
-        <w:t xml:space="preserve"> mỗi Class trong File Java thành 1 File Byte Code,</w:t>
-      </w:r>
-      <w:r>
-        <w:t xml:space="preserve"> có phần mở rộng “.class”</w:t>
-      </w:r>
-      <w:r>
-        <w:t>,</w:t>
-      </w:r>
-      <w:r>
-        <w:t xml:space="preserve"> </w:t>
-      </w:r>
-      <w:r>
-        <w:t>nếu Class nằm trong Class thì tên File kiểu đường dẫn, dùng dấu “$” để ngăn cách, ví dụ Class “foo” chứa Class “bar” thì File Byte Code ứng với “bar” là “foo$bar.class”</w:t>
-      </w:r>
-      <w:r>
-        <w:t>,</w:t>
-      </w:r>
-      <w:r>
-        <w:t xml:space="preserve"> nhập lệnh</w:t>
-      </w:r>
-    </w:p>
-    <w:p>
-      <w:pPr>
-        <w:pStyle w:val="ListParagraph"/>
-        <w:pBdr>
-          <w:top w:val="single" w:sz="4" w:space="1" w:color="auto"/>
-          <w:left w:val="single" w:sz="4" w:space="4" w:color="auto"/>
-          <w:bottom w:val="single" w:sz="4" w:space="1" w:color="auto"/>
-          <w:right w:val="single" w:sz="4" w:space="4" w:color="auto"/>
-        </w:pBdr>
-        <w:ind w:left="1080"/>
-      </w:pPr>
-      <w:r>
-        <w:t>javac &lt;Đường Dẫn Đến File</w:t>
-      </w:r>
-      <w:r>
-        <w:t xml:space="preserve"> Java</w:t>
-      </w:r>
-      <w:r>
-        <w:t xml:space="preserve"> Có Phần Mở Rộng</w:t>
-      </w:r>
-      <w:r>
-        <w:t>&gt;</w:t>
-      </w:r>
-      <w:r>
-        <w:t xml:space="preserve"> -d </w:t>
-      </w:r>
-    </w:p>
-    <w:p>
-      <w:pPr>
-        <w:pStyle w:val="ListParagraph"/>
-        <w:pBdr>
-          <w:top w:val="single" w:sz="4" w:space="1" w:color="auto"/>
-          <w:left w:val="single" w:sz="4" w:space="4" w:color="auto"/>
-          <w:bottom w:val="single" w:sz="4" w:space="1" w:color="auto"/>
-          <w:right w:val="single" w:sz="4" w:space="4" w:color="auto"/>
-        </w:pBdr>
-        <w:ind w:left="1080"/>
-      </w:pPr>
-      <w:r>
-        <w:t xml:space="preserve">&lt;Đường Dẫn Tới Thư Mục Chứa </w:t>
-      </w:r>
-      <w:r>
-        <w:t xml:space="preserve">Các </w:t>
-      </w:r>
-      <w:r>
-        <w:t>File Byte Code&gt;</w:t>
-      </w:r>
-    </w:p>
-    <w:p>
-      <w:pPr>
-        <w:pStyle w:val="ListParagraph"/>
-        <w:numPr>
-          <w:ilvl w:val="0"/>
-          <w:numId w:val="2"/>
-        </w:numPr>
-      </w:pPr>
-      <w:r>
-        <w:t xml:space="preserve">Tên File Byte Code = tên </w:t>
-      </w:r>
-      <w:r>
-        <w:t>Class</w:t>
-      </w:r>
-    </w:p>
-    <w:p>
-      <w:pPr>
-        <w:pStyle w:val="ListParagraph"/>
-        <w:numPr>
-          <w:ilvl w:val="0"/>
-          <w:numId w:val="2"/>
-        </w:numPr>
-      </w:pPr>
-      <w:r>
-        <w:t xml:space="preserve">Bước 2, </w:t>
-      </w:r>
-      <w:r>
-        <w:t>chạy</w:t>
-      </w:r>
-      <w:r>
-        <w:t xml:space="preserve"> </w:t>
-      </w:r>
-      <w:r>
-        <w:t>1 File Byte Code nào đó,</w:t>
-      </w:r>
-      <w:r>
-        <w:t xml:space="preserve"> nhập lệnh</w:t>
-      </w:r>
-    </w:p>
-    <w:p>
-      <w:pPr>
-        <w:pStyle w:val="ListParagraph"/>
-        <w:pBdr>
-          <w:top w:val="single" w:sz="4" w:space="1" w:color="auto"/>
-          <w:left w:val="single" w:sz="4" w:space="4" w:color="auto"/>
-          <w:bottom w:val="single" w:sz="4" w:space="1" w:color="auto"/>
-          <w:right w:val="single" w:sz="4" w:space="4" w:color="auto"/>
-        </w:pBdr>
-        <w:ind w:left="1080"/>
-      </w:pPr>
-      <w:r>
-        <w:t>java -cp &lt;Đường Dẫn Tới Thư Mục Chứa File</w:t>
-      </w:r>
-      <w:r>
-        <w:t xml:space="preserve"> Byte Code</w:t>
-      </w:r>
-      <w:r>
-        <w:t xml:space="preserve">&gt; </w:t>
-      </w:r>
-    </w:p>
-    <w:p>
-      <w:pPr>
-        <w:pStyle w:val="ListParagraph"/>
-        <w:pBdr>
-          <w:top w:val="single" w:sz="4" w:space="1" w:color="auto"/>
-          <w:left w:val="single" w:sz="4" w:space="4" w:color="auto"/>
-          <w:bottom w:val="single" w:sz="4" w:space="1" w:color="auto"/>
-          <w:right w:val="single" w:sz="4" w:space="4" w:color="auto"/>
-        </w:pBdr>
-        <w:ind w:left="1080"/>
-      </w:pPr>
-      <w:r>
-        <w:t>&lt;Tên File Byte Code</w:t>
-      </w:r>
-      <w:r>
-        <w:t xml:space="preserve"> </w:t>
-      </w:r>
-      <w:r>
-        <w:t>Không Phần Mở Rộng&gt;</w:t>
-      </w:r>
-    </w:p>
-    <w:p>
-      <w:pPr>
-        <w:pStyle w:val="ListParagraph"/>
-        <w:numPr>
-          <w:ilvl w:val="0"/>
-          <w:numId w:val="2"/>
-        </w:numPr>
-      </w:pPr>
-      <w:r>
-        <w:t>Khi này, hàm</w:t>
-      </w:r>
-      <w:r>
-        <w:t xml:space="preserve"> có cú pháp</w:t>
-      </w:r>
-      <w:r>
-        <w:t xml:space="preserve"> sau trong File Byte Code sẽ được chạy</w:t>
-      </w:r>
-    </w:p>
-    <w:p>
-      <w:pPr>
-        <w:pStyle w:val="ListParagraph"/>
-        <w:pBdr>
-          <w:top w:val="single" w:sz="4" w:space="1" w:color="auto"/>
-          <w:left w:val="single" w:sz="4" w:space="4" w:color="auto"/>
-          <w:bottom w:val="single" w:sz="4" w:space="1" w:color="auto"/>
-          <w:right w:val="single" w:sz="4" w:space="4" w:color="auto"/>
-        </w:pBdr>
-        <w:ind w:left="1080"/>
-      </w:pPr>
-      <w:r>
-        <w:t>p</w:t>
-      </w:r>
-      <w:r>
-        <w:t xml:space="preserve">ublic static void main(String[] </w:t>
-      </w:r>
-      <w:r>
-        <w:t>&lt;Tên Tham Số CMD&gt;</w:t>
-      </w:r>
-      <w:r>
-        <w:t>)</w:t>
-      </w:r>
-      <w:r>
-        <w:t>{</w:t>
-      </w:r>
-    </w:p>
-    <w:p>
-      <w:pPr>
-        <w:pStyle w:val="ListParagraph"/>
-        <w:pBdr>
-          <w:top w:val="single" w:sz="4" w:space="1" w:color="auto"/>
-          <w:left w:val="single" w:sz="4" w:space="4" w:color="auto"/>
-          <w:bottom w:val="single" w:sz="4" w:space="1" w:color="auto"/>
-          <w:right w:val="single" w:sz="4" w:space="4" w:color="auto"/>
-        </w:pBdr>
-        <w:ind w:left="1080"/>
-      </w:pPr>
-      <w:r>
-        <w:t xml:space="preserve">    &lt;Làm Gì Đó&gt;</w:t>
-      </w:r>
-    </w:p>
-    <w:p>
-      <w:pPr>
-        <w:pStyle w:val="ListParagraph"/>
-        <w:pBdr>
-          <w:top w:val="single" w:sz="4" w:space="1" w:color="auto"/>
-          <w:left w:val="single" w:sz="4" w:space="4" w:color="auto"/>
-          <w:bottom w:val="single" w:sz="4" w:space="1" w:color="auto"/>
-          <w:right w:val="single" w:sz="4" w:space="4" w:color="auto"/>
-        </w:pBdr>
-        <w:ind w:left="1080"/>
-      </w:pPr>
-      <w:r>
-        <w:t>}</w:t>
-      </w:r>
-    </w:p>
-    <w:p>
-      <w:pPr>
-        <w:pStyle w:val="ListParagraph"/>
-        <w:numPr>
-          <w:ilvl w:val="0"/>
-          <w:numId w:val="1"/>
-        </w:numPr>
-      </w:pPr>
-      <w:r>
-        <w:t xml:space="preserve">Cú </w:t>
-      </w:r>
-      <w:r>
-        <w:t xml:space="preserve">Pháp </w:t>
-      </w:r>
-      <w:r>
-        <w:t>Java</w:t>
-      </w:r>
-      <w:r>
-        <w:t>?</w:t>
-      </w:r>
-    </w:p>
-    <w:p>
-      <w:pPr>
-        <w:pStyle w:val="ListParagraph"/>
-        <w:numPr>
-          <w:ilvl w:val="0"/>
-          <w:numId w:val="2"/>
-        </w:numPr>
-      </w:pPr>
-      <w:r>
-        <w:t>Tương tự C++</w:t>
-      </w:r>
-    </w:p>
-    <w:p>
-      <w:pPr>
-        <w:pStyle w:val="ListParagraph"/>
-        <w:numPr>
-          <w:ilvl w:val="0"/>
-          <w:numId w:val="2"/>
-        </w:numPr>
-      </w:pPr>
-      <w:r>
-        <w:t>Khi ghi 1 số, được dùng dấu “_” giữa các số, ví dụ 12_34__5_678__9</w:t>
-      </w:r>
-      <w:r>
-        <w:t>.45_7</w:t>
-      </w:r>
-      <w:r>
-        <w:t xml:space="preserve"> = 123456789</w:t>
-      </w:r>
-      <w:r>
-        <w:t>.457</w:t>
-      </w:r>
-    </w:p>
-    <w:p>
-      <w:pPr>
-        <w:pStyle w:val="ListParagraph"/>
-        <w:numPr>
-          <w:ilvl w:val="0"/>
-          <w:numId w:val="1"/>
-        </w:numPr>
-      </w:pPr>
-      <w:r>
         <w:t xml:space="preserve">Kiểu </w:t>
       </w:r>
       <w:r>
@@ -3244,6 +3444,7 @@
         <w:ind w:left="1080"/>
       </w:pPr>
       <w:r>
+        <w:lastRenderedPageBreak/>
         <w:t>import boo.haiz;</w:t>
       </w:r>
     </w:p>
@@ -3303,6 +3504,18 @@
         <w:pStyle w:val="ListParagraph"/>
         <w:numPr>
           <w:ilvl w:val="0"/>
+          <w:numId w:val="2"/>
+        </w:numPr>
+      </w:pPr>
+      <w:r>
+        <w:t>Ngoại lệ, nếu 2 File Java cùng chung 1 thư mục, thì chúng có thể sử dụng Class có tên trùng với tên File chứa nó của nhau trực tiếp, tức là gọi thẳng tên Class đó luôn, không cần biết có Public hay không</w:t>
+      </w:r>
+    </w:p>
+    <w:p>
+      <w:pPr>
+        <w:pStyle w:val="ListParagraph"/>
+        <w:numPr>
+          <w:ilvl w:val="0"/>
           <w:numId w:val="1"/>
         </w:numPr>
       </w:pPr>
@@ -3481,178 +3694,178 @@
         </w:numPr>
       </w:pPr>
       <w:r>
+        <w:t xml:space="preserve">Class, phương thức, thuộc tính mà thuộc kiểu Final thì </w:t>
+      </w:r>
+      <w:r>
+        <w:t>sẽ không thể bị kế thừa, ghi đè, và thay đổi giá trị</w:t>
+      </w:r>
+    </w:p>
+    <w:p>
+      <w:pPr>
+        <w:pStyle w:val="ListParagraph"/>
+        <w:numPr>
+          <w:ilvl w:val="0"/>
+          <w:numId w:val="1"/>
+        </w:numPr>
+      </w:pPr>
+      <w:r>
+        <w:t>Override (Ghi Đè) Và Overload (Nạp Chồng)?</w:t>
+      </w:r>
+    </w:p>
+    <w:p>
+      <w:pPr>
+        <w:pStyle w:val="ListParagraph"/>
+        <w:numPr>
+          <w:ilvl w:val="0"/>
+          <w:numId w:val="2"/>
+        </w:numPr>
+      </w:pPr>
+      <w:r>
+        <w:t>Chỉ có thể ghi đè 1 phương thức khi nó là phương thức của Class cha mà Class hiện tại đang kế thừa, ghi đè tức là thay thế hoàn toàn, đặt lệnh sau ngay trước khi ghi đè</w:t>
+      </w:r>
+    </w:p>
+    <w:p>
+      <w:pPr>
+        <w:pStyle w:val="ListParagraph"/>
+        <w:pBdr>
+          <w:top w:val="single" w:sz="4" w:space="1" w:color="auto"/>
+          <w:left w:val="single" w:sz="4" w:space="4" w:color="auto"/>
+          <w:bottom w:val="single" w:sz="4" w:space="1" w:color="auto"/>
+          <w:right w:val="single" w:sz="4" w:space="4" w:color="auto"/>
+        </w:pBdr>
+        <w:ind w:left="1080"/>
+      </w:pPr>
+      <w:r>
+        <w:t>@Override</w:t>
+      </w:r>
+    </w:p>
+    <w:p>
+      <w:pPr>
+        <w:pStyle w:val="ListParagraph"/>
+        <w:numPr>
+          <w:ilvl w:val="0"/>
+          <w:numId w:val="2"/>
+        </w:numPr>
+      </w:pPr>
+      <w:r>
+        <w:t>Nạp chồng</w:t>
+      </w:r>
+      <w:r>
+        <w:t xml:space="preserve"> là việc ta dùng 1 tên hàm để thực hiện các nhiệm vụ khác nhau tùy vào tham số được Pass vào</w:t>
+      </w:r>
+    </w:p>
+    <w:p>
+      <w:pPr>
+        <w:pStyle w:val="ListParagraph"/>
+        <w:numPr>
+          <w:ilvl w:val="0"/>
+          <w:numId w:val="2"/>
+        </w:numPr>
+      </w:pPr>
+      <w:r>
+        <w:t>Ví dụ</w:t>
+      </w:r>
+    </w:p>
+    <w:p>
+      <w:pPr>
+        <w:pStyle w:val="ListParagraph"/>
+        <w:pBdr>
+          <w:top w:val="single" w:sz="4" w:space="1" w:color="auto"/>
+          <w:left w:val="single" w:sz="4" w:space="4" w:color="auto"/>
+          <w:bottom w:val="single" w:sz="4" w:space="1" w:color="auto"/>
+          <w:right w:val="single" w:sz="4" w:space="4" w:color="auto"/>
+        </w:pBdr>
+        <w:ind w:left="1080"/>
+      </w:pPr>
+      <w:r>
+        <w:t>int foo(){</w:t>
+      </w:r>
+    </w:p>
+    <w:p>
+      <w:pPr>
+        <w:pStyle w:val="ListParagraph"/>
+        <w:pBdr>
+          <w:top w:val="single" w:sz="4" w:space="1" w:color="auto"/>
+          <w:left w:val="single" w:sz="4" w:space="4" w:color="auto"/>
+          <w:bottom w:val="single" w:sz="4" w:space="1" w:color="auto"/>
+          <w:right w:val="single" w:sz="4" w:space="4" w:color="auto"/>
+        </w:pBdr>
+        <w:ind w:left="1080"/>
+      </w:pPr>
+      <w:r>
+        <w:t xml:space="preserve">    return 1;</w:t>
+      </w:r>
+    </w:p>
+    <w:p>
+      <w:pPr>
+        <w:pStyle w:val="ListParagraph"/>
+        <w:pBdr>
+          <w:top w:val="single" w:sz="4" w:space="1" w:color="auto"/>
+          <w:left w:val="single" w:sz="4" w:space="4" w:color="auto"/>
+          <w:bottom w:val="single" w:sz="4" w:space="1" w:color="auto"/>
+          <w:right w:val="single" w:sz="4" w:space="4" w:color="auto"/>
+        </w:pBdr>
+        <w:ind w:left="1080"/>
+      </w:pPr>
+      <w:r>
+        <w:t>}</w:t>
+      </w:r>
+    </w:p>
+    <w:p>
+      <w:pPr>
+        <w:pStyle w:val="ListParagraph"/>
+        <w:pBdr>
+          <w:top w:val="single" w:sz="4" w:space="1" w:color="auto"/>
+          <w:left w:val="single" w:sz="4" w:space="4" w:color="auto"/>
+          <w:bottom w:val="single" w:sz="4" w:space="1" w:color="auto"/>
+          <w:right w:val="single" w:sz="4" w:space="4" w:color="auto"/>
+        </w:pBdr>
+        <w:ind w:left="1080"/>
+      </w:pPr>
+    </w:p>
+    <w:p>
+      <w:pPr>
+        <w:pStyle w:val="ListParagraph"/>
+        <w:pBdr>
+          <w:top w:val="single" w:sz="4" w:space="1" w:color="auto"/>
+          <w:left w:val="single" w:sz="4" w:space="4" w:color="auto"/>
+          <w:bottom w:val="single" w:sz="4" w:space="1" w:color="auto"/>
+          <w:right w:val="single" w:sz="4" w:space="4" w:color="auto"/>
+        </w:pBdr>
+        <w:ind w:left="1080"/>
+      </w:pPr>
+      <w:r>
+        <w:t>int foo(int a){</w:t>
+      </w:r>
+    </w:p>
+    <w:p>
+      <w:pPr>
+        <w:pStyle w:val="ListParagraph"/>
+        <w:pBdr>
+          <w:top w:val="single" w:sz="4" w:space="1" w:color="auto"/>
+          <w:left w:val="single" w:sz="4" w:space="4" w:color="auto"/>
+          <w:bottom w:val="single" w:sz="4" w:space="1" w:color="auto"/>
+          <w:right w:val="single" w:sz="4" w:space="4" w:color="auto"/>
+        </w:pBdr>
+        <w:ind w:left="1080"/>
+      </w:pPr>
+      <w:r>
+        <w:t xml:space="preserve">    return a;</w:t>
+      </w:r>
+    </w:p>
+    <w:p>
+      <w:pPr>
+        <w:pStyle w:val="ListParagraph"/>
+        <w:pBdr>
+          <w:top w:val="single" w:sz="4" w:space="1" w:color="auto"/>
+          <w:left w:val="single" w:sz="4" w:space="4" w:color="auto"/>
+          <w:bottom w:val="single" w:sz="4" w:space="1" w:color="auto"/>
+          <w:right w:val="single" w:sz="4" w:space="4" w:color="auto"/>
+        </w:pBdr>
+        <w:ind w:left="1080"/>
+      </w:pPr>
+      <w:r>
         <w:lastRenderedPageBreak/>
-        <w:t xml:space="preserve">Class, phương thức, thuộc tính mà thuộc kiểu Final thì </w:t>
-      </w:r>
-      <w:r>
-        <w:t>sẽ không thể bị kế thừa, ghi đè, và thay đổi giá trị</w:t>
-      </w:r>
-    </w:p>
-    <w:p>
-      <w:pPr>
-        <w:pStyle w:val="ListParagraph"/>
-        <w:numPr>
-          <w:ilvl w:val="0"/>
-          <w:numId w:val="1"/>
-        </w:numPr>
-      </w:pPr>
-      <w:r>
-        <w:t>Override (Ghi Đè) Và Overload (Nạp Chồng)?</w:t>
-      </w:r>
-    </w:p>
-    <w:p>
-      <w:pPr>
-        <w:pStyle w:val="ListParagraph"/>
-        <w:numPr>
-          <w:ilvl w:val="0"/>
-          <w:numId w:val="2"/>
-        </w:numPr>
-      </w:pPr>
-      <w:r>
-        <w:t>Chỉ có thể ghi đè 1 phương thức khi nó là phương thức của Class cha mà Class hiện tại đang kế thừa, ghi đè tức là thay thế hoàn toàn, đặt lệnh sau ngay trước khi ghi đè</w:t>
-      </w:r>
-    </w:p>
-    <w:p>
-      <w:pPr>
-        <w:pStyle w:val="ListParagraph"/>
-        <w:pBdr>
-          <w:top w:val="single" w:sz="4" w:space="1" w:color="auto"/>
-          <w:left w:val="single" w:sz="4" w:space="4" w:color="auto"/>
-          <w:bottom w:val="single" w:sz="4" w:space="1" w:color="auto"/>
-          <w:right w:val="single" w:sz="4" w:space="4" w:color="auto"/>
-        </w:pBdr>
-        <w:ind w:left="1080"/>
-      </w:pPr>
-      <w:r>
-        <w:t>@Override</w:t>
-      </w:r>
-    </w:p>
-    <w:p>
-      <w:pPr>
-        <w:pStyle w:val="ListParagraph"/>
-        <w:numPr>
-          <w:ilvl w:val="0"/>
-          <w:numId w:val="2"/>
-        </w:numPr>
-      </w:pPr>
-      <w:r>
-        <w:t>Nạp chồng</w:t>
-      </w:r>
-      <w:r>
-        <w:t xml:space="preserve"> là việc ta dùng 1 tên hàm để thực hiện các nhiệm vụ khác nhau tùy vào tham số được Pass vào</w:t>
-      </w:r>
-    </w:p>
-    <w:p>
-      <w:pPr>
-        <w:pStyle w:val="ListParagraph"/>
-        <w:numPr>
-          <w:ilvl w:val="0"/>
-          <w:numId w:val="2"/>
-        </w:numPr>
-      </w:pPr>
-      <w:r>
-        <w:t>Ví dụ</w:t>
-      </w:r>
-    </w:p>
-    <w:p>
-      <w:pPr>
-        <w:pStyle w:val="ListParagraph"/>
-        <w:pBdr>
-          <w:top w:val="single" w:sz="4" w:space="1" w:color="auto"/>
-          <w:left w:val="single" w:sz="4" w:space="4" w:color="auto"/>
-          <w:bottom w:val="single" w:sz="4" w:space="1" w:color="auto"/>
-          <w:right w:val="single" w:sz="4" w:space="4" w:color="auto"/>
-        </w:pBdr>
-        <w:ind w:left="1080"/>
-      </w:pPr>
-      <w:r>
-        <w:t>int foo(){</w:t>
-      </w:r>
-    </w:p>
-    <w:p>
-      <w:pPr>
-        <w:pStyle w:val="ListParagraph"/>
-        <w:pBdr>
-          <w:top w:val="single" w:sz="4" w:space="1" w:color="auto"/>
-          <w:left w:val="single" w:sz="4" w:space="4" w:color="auto"/>
-          <w:bottom w:val="single" w:sz="4" w:space="1" w:color="auto"/>
-          <w:right w:val="single" w:sz="4" w:space="4" w:color="auto"/>
-        </w:pBdr>
-        <w:ind w:left="1080"/>
-      </w:pPr>
-      <w:r>
-        <w:t xml:space="preserve">    return 1;</w:t>
-      </w:r>
-    </w:p>
-    <w:p>
-      <w:pPr>
-        <w:pStyle w:val="ListParagraph"/>
-        <w:pBdr>
-          <w:top w:val="single" w:sz="4" w:space="1" w:color="auto"/>
-          <w:left w:val="single" w:sz="4" w:space="4" w:color="auto"/>
-          <w:bottom w:val="single" w:sz="4" w:space="1" w:color="auto"/>
-          <w:right w:val="single" w:sz="4" w:space="4" w:color="auto"/>
-        </w:pBdr>
-        <w:ind w:left="1080"/>
-      </w:pPr>
-      <w:r>
-        <w:t>}</w:t>
-      </w:r>
-    </w:p>
-    <w:p>
-      <w:pPr>
-        <w:pStyle w:val="ListParagraph"/>
-        <w:pBdr>
-          <w:top w:val="single" w:sz="4" w:space="1" w:color="auto"/>
-          <w:left w:val="single" w:sz="4" w:space="4" w:color="auto"/>
-          <w:bottom w:val="single" w:sz="4" w:space="1" w:color="auto"/>
-          <w:right w:val="single" w:sz="4" w:space="4" w:color="auto"/>
-        </w:pBdr>
-        <w:ind w:left="1080"/>
-      </w:pPr>
-    </w:p>
-    <w:p>
-      <w:pPr>
-        <w:pStyle w:val="ListParagraph"/>
-        <w:pBdr>
-          <w:top w:val="single" w:sz="4" w:space="1" w:color="auto"/>
-          <w:left w:val="single" w:sz="4" w:space="4" w:color="auto"/>
-          <w:bottom w:val="single" w:sz="4" w:space="1" w:color="auto"/>
-          <w:right w:val="single" w:sz="4" w:space="4" w:color="auto"/>
-        </w:pBdr>
-        <w:ind w:left="1080"/>
-      </w:pPr>
-      <w:r>
-        <w:t>int foo(int a){</w:t>
-      </w:r>
-    </w:p>
-    <w:p>
-      <w:pPr>
-        <w:pStyle w:val="ListParagraph"/>
-        <w:pBdr>
-          <w:top w:val="single" w:sz="4" w:space="1" w:color="auto"/>
-          <w:left w:val="single" w:sz="4" w:space="4" w:color="auto"/>
-          <w:bottom w:val="single" w:sz="4" w:space="1" w:color="auto"/>
-          <w:right w:val="single" w:sz="4" w:space="4" w:color="auto"/>
-        </w:pBdr>
-        <w:ind w:left="1080"/>
-      </w:pPr>
-      <w:r>
-        <w:t xml:space="preserve">    return a;</w:t>
-      </w:r>
-    </w:p>
-    <w:p>
-      <w:pPr>
-        <w:pStyle w:val="ListParagraph"/>
-        <w:pBdr>
-          <w:top w:val="single" w:sz="4" w:space="1" w:color="auto"/>
-          <w:left w:val="single" w:sz="4" w:space="4" w:color="auto"/>
-          <w:bottom w:val="single" w:sz="4" w:space="1" w:color="auto"/>
-          <w:right w:val="single" w:sz="4" w:space="4" w:color="auto"/>
-        </w:pBdr>
-        <w:ind w:left="1080"/>
-      </w:pPr>
-      <w:r>
         <w:t>}</w:t>
       </w:r>
     </w:p>
